--- a/docs/dokumentacio-aprohirdetes.docx
+++ b/docs/dokumentacio-aprohirdetes.docx
@@ -12,7 +12,7 @@
           <w:noProof/>
         </w:rPr>
         <w:drawing>
-          <wp:anchor distT="0" distB="0" distL="114300" distR="114300" simplePos="0" relativeHeight="251672576" behindDoc="0" locked="0" layoutInCell="1" allowOverlap="1" wp14:anchorId="47EAE941" wp14:editId="161707E7">
+          <wp:anchor distT="0" distB="0" distL="114300" distR="114300" simplePos="0" relativeHeight="251672576" behindDoc="0" locked="0" layoutInCell="1" allowOverlap="1" wp14:anchorId="47EAE941" wp14:editId="717BC632">
             <wp:simplePos x="0" y="0"/>
             <wp:positionH relativeFrom="margin">
               <wp:align>center</wp:align>
@@ -580,6 +580,120 @@
         <w:spacing w:line="360" w:lineRule="auto"/>
         <w:jc w:val="both"/>
       </w:pPr>
+      <w:r>
+        <w:drawing>
+          <wp:anchor distT="0" distB="0" distL="114300" distR="114300" simplePos="0" relativeHeight="251673600" behindDoc="0" locked="0" layoutInCell="1" allowOverlap="1" wp14:anchorId="0BF58AAC" wp14:editId="731B182F">
+            <wp:simplePos x="0" y="0"/>
+            <wp:positionH relativeFrom="margin">
+              <wp:align>right</wp:align>
+            </wp:positionH>
+            <wp:positionV relativeFrom="paragraph">
+              <wp:posOffset>65412</wp:posOffset>
+            </wp:positionV>
+            <wp:extent cx="3257412" cy="1862097"/>
+            <wp:effectExtent l="0" t="0" r="635" b="5080"/>
+            <wp:wrapNone/>
+            <wp:docPr id="6" name="Kép 6"/>
+            <wp:cNvGraphicFramePr>
+              <a:graphicFrameLocks xmlns:a="http://schemas.openxmlformats.org/drawingml/2006/main" noChangeAspect="1"/>
+            </wp:cNvGraphicFramePr>
+            <a:graphic xmlns:a="http://schemas.openxmlformats.org/drawingml/2006/main">
+              <a:graphicData uri="http://schemas.openxmlformats.org/drawingml/2006/picture">
+                <pic:pic xmlns:pic="http://schemas.openxmlformats.org/drawingml/2006/picture">
+                  <pic:nvPicPr>
+                    <pic:cNvPr id="1" name=""/>
+                    <pic:cNvPicPr/>
+                  </pic:nvPicPr>
+                  <pic:blipFill>
+                    <a:blip r:embed="rId10" cstate="print">
+                      <a:extLst>
+                        <a:ext uri="{28A0092B-C50C-407E-A947-70E740481C1C}">
+                          <a14:useLocalDpi xmlns:a14="http://schemas.microsoft.com/office/drawing/2010/main" val="0"/>
+                        </a:ext>
+                      </a:extLst>
+                    </a:blip>
+                    <a:stretch>
+                      <a:fillRect/>
+                    </a:stretch>
+                  </pic:blipFill>
+                  <pic:spPr>
+                    <a:xfrm>
+                      <a:off x="0" y="0"/>
+                      <a:ext cx="3257412" cy="1862097"/>
+                    </a:xfrm>
+                    <a:prstGeom prst="rect">
+                      <a:avLst/>
+                    </a:prstGeom>
+                  </pic:spPr>
+                </pic:pic>
+              </a:graphicData>
+            </a:graphic>
+            <wp14:sizeRelH relativeFrom="margin">
+              <wp14:pctWidth>0</wp14:pctWidth>
+            </wp14:sizeRelH>
+            <wp14:sizeRelV relativeFrom="margin">
+              <wp14:pctHeight>0</wp14:pctHeight>
+            </wp14:sizeRelV>
+          </wp:anchor>
+        </w:drawing>
+      </w:r>
+      <w:r>
+        <w:drawing>
+          <wp:anchor distT="0" distB="0" distL="114300" distR="114300" simplePos="0" relativeHeight="251674624" behindDoc="0" locked="0" layoutInCell="1" allowOverlap="1" wp14:anchorId="1164CC10" wp14:editId="0CECCA57">
+            <wp:simplePos x="0" y="0"/>
+            <wp:positionH relativeFrom="margin">
+              <wp:align>left</wp:align>
+            </wp:positionH>
+            <wp:positionV relativeFrom="paragraph">
+              <wp:posOffset>2118995</wp:posOffset>
+            </wp:positionV>
+            <wp:extent cx="3676650" cy="2073603"/>
+            <wp:effectExtent l="0" t="0" r="0" b="3175"/>
+            <wp:wrapNone/>
+            <wp:docPr id="12" name="Kép 12"/>
+            <wp:cNvGraphicFramePr>
+              <a:graphicFrameLocks xmlns:a="http://schemas.openxmlformats.org/drawingml/2006/main" noChangeAspect="1"/>
+            </wp:cNvGraphicFramePr>
+            <a:graphic xmlns:a="http://schemas.openxmlformats.org/drawingml/2006/main">
+              <a:graphicData uri="http://schemas.openxmlformats.org/drawingml/2006/picture">
+                <pic:pic xmlns:pic="http://schemas.openxmlformats.org/drawingml/2006/picture">
+                  <pic:nvPicPr>
+                    <pic:cNvPr id="1" name=""/>
+                    <pic:cNvPicPr/>
+                  </pic:nvPicPr>
+                  <pic:blipFill>
+                    <a:blip r:embed="rId11" cstate="print">
+                      <a:extLst>
+                        <a:ext uri="{28A0092B-C50C-407E-A947-70E740481C1C}">
+                          <a14:useLocalDpi xmlns:a14="http://schemas.microsoft.com/office/drawing/2010/main" val="0"/>
+                        </a:ext>
+                      </a:extLst>
+                    </a:blip>
+                    <a:stretch>
+                      <a:fillRect/>
+                    </a:stretch>
+                  </pic:blipFill>
+                  <pic:spPr>
+                    <a:xfrm>
+                      <a:off x="0" y="0"/>
+                      <a:ext cx="3676650" cy="2073603"/>
+                    </a:xfrm>
+                    <a:prstGeom prst="rect">
+                      <a:avLst/>
+                    </a:prstGeom>
+                  </pic:spPr>
+                </pic:pic>
+              </a:graphicData>
+            </a:graphic>
+            <wp14:sizeRelH relativeFrom="margin">
+              <wp14:pctWidth>0</wp14:pctWidth>
+            </wp14:sizeRelH>
+            <wp14:sizeRelV relativeFrom="margin">
+              <wp14:pctHeight>0</wp14:pctHeight>
+            </wp14:sizeRelV>
+          </wp:anchor>
+        </w:drawing>
+      </w:r>
       <w:r>
         <w:rPr>
           <w:noProof/>
@@ -859,7 +973,7 @@
           <w:noProof/>
         </w:rPr>
         <w:drawing>
-          <wp:anchor distT="0" distB="0" distL="114300" distR="114300" simplePos="0" relativeHeight="251664384" behindDoc="0" locked="0" layoutInCell="1" allowOverlap="1" wp14:anchorId="50D79A6E" wp14:editId="3F86166C">
+          <wp:anchor distT="0" distB="0" distL="114300" distR="114300" simplePos="0" relativeHeight="251664384" behindDoc="0" locked="0" layoutInCell="1" allowOverlap="1" wp14:anchorId="50D79A6E" wp14:editId="3056CC6A">
             <wp:simplePos x="0" y="0"/>
             <wp:positionH relativeFrom="margin">
               <wp:align>right</wp:align>
@@ -884,7 +998,7 @@
                     </pic:cNvPicPr>
                   </pic:nvPicPr>
                   <pic:blipFill>
-                    <a:blip r:embed="rId10" cstate="print">
+                    <a:blip r:embed="rId12" cstate="print">
                       <a:extLst>
                         <a:ext uri="{28A0092B-C50C-407E-A947-70E740481C1C}">
                           <a14:useLocalDpi xmlns:a14="http://schemas.microsoft.com/office/drawing/2010/main" val="0"/>
@@ -922,140 +1036,6 @@
         </w:drawing>
       </w:r>
       <w:r>
-        <w:rPr>
-          <w:noProof/>
-        </w:rPr>
-        <w:drawing>
-          <wp:anchor distT="0" distB="0" distL="114300" distR="114300" simplePos="0" relativeHeight="251663360" behindDoc="0" locked="0" layoutInCell="1" allowOverlap="1" wp14:anchorId="5B1E7272" wp14:editId="1AF18B9F">
-            <wp:simplePos x="0" y="0"/>
-            <wp:positionH relativeFrom="margin">
-              <wp:align>left</wp:align>
-            </wp:positionH>
-            <wp:positionV relativeFrom="paragraph">
-              <wp:posOffset>2128520</wp:posOffset>
-            </wp:positionV>
-            <wp:extent cx="3714750" cy="2011132"/>
-            <wp:effectExtent l="0" t="0" r="0" b="8255"/>
-            <wp:wrapNone/>
-            <wp:docPr id="3" name="Kép 3"/>
-            <wp:cNvGraphicFramePr>
-              <a:graphicFrameLocks xmlns:a="http://schemas.openxmlformats.org/drawingml/2006/main" noChangeAspect="1"/>
-            </wp:cNvGraphicFramePr>
-            <a:graphic xmlns:a="http://schemas.openxmlformats.org/drawingml/2006/main">
-              <a:graphicData uri="http://schemas.openxmlformats.org/drawingml/2006/picture">
-                <pic:pic xmlns:pic="http://schemas.openxmlformats.org/drawingml/2006/picture">
-                  <pic:nvPicPr>
-                    <pic:cNvPr id="0" name="Picture 2"/>
-                    <pic:cNvPicPr>
-                      <a:picLocks noChangeAspect="1" noChangeArrowheads="1"/>
-                    </pic:cNvPicPr>
-                  </pic:nvPicPr>
-                  <pic:blipFill>
-                    <a:blip r:embed="rId11" cstate="print">
-                      <a:extLst>
-                        <a:ext uri="{28A0092B-C50C-407E-A947-70E740481C1C}">
-                          <a14:useLocalDpi xmlns:a14="http://schemas.microsoft.com/office/drawing/2010/main" val="0"/>
-                        </a:ext>
-                      </a:extLst>
-                    </a:blip>
-                    <a:srcRect/>
-                    <a:stretch>
-                      <a:fillRect/>
-                    </a:stretch>
-                  </pic:blipFill>
-                  <pic:spPr bwMode="auto">
-                    <a:xfrm>
-                      <a:off x="0" y="0"/>
-                      <a:ext cx="3714750" cy="2011132"/>
-                    </a:xfrm>
-                    <a:prstGeom prst="rect">
-                      <a:avLst/>
-                    </a:prstGeom>
-                    <a:noFill/>
-                    <a:ln>
-                      <a:noFill/>
-                    </a:ln>
-                  </pic:spPr>
-                </pic:pic>
-              </a:graphicData>
-            </a:graphic>
-            <wp14:sizeRelH relativeFrom="margin">
-              <wp14:pctWidth>0</wp14:pctWidth>
-            </wp14:sizeRelH>
-            <wp14:sizeRelV relativeFrom="margin">
-              <wp14:pctHeight>0</wp14:pctHeight>
-            </wp14:sizeRelV>
-          </wp:anchor>
-        </w:drawing>
-      </w:r>
-      <w:r>
-        <w:rPr>
-          <w:noProof/>
-        </w:rPr>
-        <w:drawing>
-          <wp:anchor distT="0" distB="0" distL="114300" distR="114300" simplePos="0" relativeHeight="251662336" behindDoc="0" locked="0" layoutInCell="1" allowOverlap="1" wp14:anchorId="7D81363E" wp14:editId="1DA31325">
-            <wp:simplePos x="0" y="0"/>
-            <wp:positionH relativeFrom="margin">
-              <wp:align>right</wp:align>
-            </wp:positionH>
-            <wp:positionV relativeFrom="paragraph">
-              <wp:posOffset>4445</wp:posOffset>
-            </wp:positionV>
-            <wp:extent cx="3648075" cy="2023240"/>
-            <wp:effectExtent l="0" t="0" r="0" b="0"/>
-            <wp:wrapNone/>
-            <wp:docPr id="2" name="Kép 2"/>
-            <wp:cNvGraphicFramePr>
-              <a:graphicFrameLocks xmlns:a="http://schemas.openxmlformats.org/drawingml/2006/main" noChangeAspect="1"/>
-            </wp:cNvGraphicFramePr>
-            <a:graphic xmlns:a="http://schemas.openxmlformats.org/drawingml/2006/main">
-              <a:graphicData uri="http://schemas.openxmlformats.org/drawingml/2006/picture">
-                <pic:pic xmlns:pic="http://schemas.openxmlformats.org/drawingml/2006/picture">
-                  <pic:nvPicPr>
-                    <pic:cNvPr id="0" name="Picture 1"/>
-                    <pic:cNvPicPr>
-                      <a:picLocks noChangeAspect="1" noChangeArrowheads="1"/>
-                    </pic:cNvPicPr>
-                  </pic:nvPicPr>
-                  <pic:blipFill>
-                    <a:blip r:embed="rId12" cstate="print">
-                      <a:extLst>
-                        <a:ext uri="{28A0092B-C50C-407E-A947-70E740481C1C}">
-                          <a14:useLocalDpi xmlns:a14="http://schemas.microsoft.com/office/drawing/2010/main" val="0"/>
-                        </a:ext>
-                      </a:extLst>
-                    </a:blip>
-                    <a:srcRect/>
-                    <a:stretch>
-                      <a:fillRect/>
-                    </a:stretch>
-                  </pic:blipFill>
-                  <pic:spPr bwMode="auto">
-                    <a:xfrm>
-                      <a:off x="0" y="0"/>
-                      <a:ext cx="3648075" cy="2023240"/>
-                    </a:xfrm>
-                    <a:prstGeom prst="rect">
-                      <a:avLst/>
-                    </a:prstGeom>
-                    <a:noFill/>
-                    <a:ln>
-                      <a:noFill/>
-                    </a:ln>
-                  </pic:spPr>
-                </pic:pic>
-              </a:graphicData>
-            </a:graphic>
-            <wp14:sizeRelH relativeFrom="margin">
-              <wp14:pctWidth>0</wp14:pctWidth>
-            </wp14:sizeRelH>
-            <wp14:sizeRelV relativeFrom="margin">
-              <wp14:pctHeight>0</wp14:pctHeight>
-            </wp14:sizeRelV>
-          </wp:anchor>
-        </w:drawing>
-      </w:r>
-      <w:r>
         <w:br w:type="page"/>
       </w:r>
     </w:p>
@@ -1100,7 +1080,7 @@
           <w:noProof/>
         </w:rPr>
         <w:drawing>
-          <wp:anchor distT="0" distB="0" distL="114300" distR="114300" simplePos="0" relativeHeight="251660288" behindDoc="0" locked="0" layoutInCell="1" allowOverlap="1" wp14:anchorId="627CDEBB" wp14:editId="3C7CCDD7">
+          <wp:anchor distT="0" distB="0" distL="114300" distR="114300" simplePos="0" relativeHeight="251660288" behindDoc="0" locked="0" layoutInCell="1" allowOverlap="1" wp14:anchorId="627CDEBB" wp14:editId="5B99A4DE">
             <wp:simplePos x="0" y="0"/>
             <wp:positionH relativeFrom="margin">
               <wp:posOffset>3519805</wp:posOffset>
@@ -1297,27 +1277,13 @@
     </w:p>
     <w:p>
       <w:r>
-        <w:t xml:space="preserve">A sikeres regisztrációt és bejelentkezést követően, a felhasználó elé tárul a főoldal, ahol a </w:t>
-      </w:r>
-      <w:r>
-        <w:t>kví</w:t>
-      </w:r>
-      <w:r>
-        <w:t>zek közül tud választani.</w:t>
-      </w:r>
-      <w:r>
-        <w:t xml:space="preserve"> A kérdések sorrendje </w:t>
-      </w:r>
-      <w:proofErr w:type="spellStart"/>
-      <w:r>
-        <w:t>randomizált</w:t>
-      </w:r>
-      <w:proofErr w:type="spellEnd"/>
-      <w:r>
-        <w:t xml:space="preserve">. </w:t>
-      </w:r>
-      <w:r>
-        <w:t xml:space="preserve">Kijelentkezést követően, az adatok nem elérhetőek az újabb bejelentkezésig. </w:t>
+        <w:t xml:space="preserve">A sikeres regisztrációt és bejelentkezést követően, a felhasználó elé tárul a főoldal, ahol </w:t>
+      </w:r>
+      <w:r>
+        <w:t>elérhetőek a már meglévő hirdetések. Emellett létrehozni és szerkeszteni is lehet a hirdetéseket</w:t>
+      </w:r>
+      <w:r>
+        <w:t xml:space="preserve">, az adatok nem elérhetőek az újabb bejelentkezésig. </w:t>
       </w:r>
     </w:p>
     <w:p/>

--- a/docs/dokumentacio-aprohirdetes.docx
+++ b/docs/dokumentacio-aprohirdetes.docx
@@ -559,6 +559,9 @@
       <w:bookmarkEnd w:id="1"/>
     </w:p>
     <w:p>
+      <w:pPr>
+        <w:jc w:val="both"/>
+      </w:pPr>
       <w:r>
         <w:t>A regisztrált felhasználó adatainak tárolása</w:t>
       </w:r>
@@ -581,6 +584,9 @@
         <w:jc w:val="both"/>
       </w:pPr>
       <w:r>
+        <w:rPr>
+          <w:noProof/>
+        </w:rPr>
         <w:drawing>
           <wp:anchor distT="0" distB="0" distL="114300" distR="114300" simplePos="0" relativeHeight="251673600" behindDoc="0" locked="0" layoutInCell="1" allowOverlap="1" wp14:anchorId="0BF58AAC" wp14:editId="731B182F">
             <wp:simplePos x="0" y="0"/>
@@ -638,8 +644,11 @@
         </w:drawing>
       </w:r>
       <w:r>
+        <w:rPr>
+          <w:noProof/>
+        </w:rPr>
         <w:drawing>
-          <wp:anchor distT="0" distB="0" distL="114300" distR="114300" simplePos="0" relativeHeight="251674624" behindDoc="0" locked="0" layoutInCell="1" allowOverlap="1" wp14:anchorId="1164CC10" wp14:editId="0CECCA57">
+          <wp:anchor distT="0" distB="0" distL="114300" distR="114300" simplePos="0" relativeHeight="251674624" behindDoc="0" locked="0" layoutInCell="1" allowOverlap="1" wp14:anchorId="1164CC10" wp14:editId="5FFAC929">
             <wp:simplePos x="0" y="0"/>
             <wp:positionH relativeFrom="margin">
               <wp:align>left</wp:align>
@@ -973,7 +982,7 @@
           <w:noProof/>
         </w:rPr>
         <w:drawing>
-          <wp:anchor distT="0" distB="0" distL="114300" distR="114300" simplePos="0" relativeHeight="251664384" behindDoc="0" locked="0" layoutInCell="1" allowOverlap="1" wp14:anchorId="50D79A6E" wp14:editId="3056CC6A">
+          <wp:anchor distT="0" distB="0" distL="114300" distR="114300" simplePos="0" relativeHeight="251664384" behindDoc="0" locked="0" layoutInCell="1" allowOverlap="1" wp14:anchorId="50D79A6E" wp14:editId="087DDFAE">
             <wp:simplePos x="0" y="0"/>
             <wp:positionH relativeFrom="margin">
               <wp:align>right</wp:align>
@@ -1080,7 +1089,7 @@
           <w:noProof/>
         </w:rPr>
         <w:drawing>
-          <wp:anchor distT="0" distB="0" distL="114300" distR="114300" simplePos="0" relativeHeight="251660288" behindDoc="0" locked="0" layoutInCell="1" allowOverlap="1" wp14:anchorId="627CDEBB" wp14:editId="5B99A4DE">
+          <wp:anchor distT="0" distB="0" distL="114300" distR="114300" simplePos="0" relativeHeight="251660288" behindDoc="0" locked="0" layoutInCell="1" allowOverlap="1" wp14:anchorId="627CDEBB" wp14:editId="55005306">
             <wp:simplePos x="0" y="0"/>
             <wp:positionH relativeFrom="margin">
               <wp:posOffset>3519805</wp:posOffset>
@@ -1276,6 +1285,9 @@
       <w:bookmarkEnd w:id="3"/>
     </w:p>
     <w:p>
+      <w:pPr>
+        <w:jc w:val="both"/>
+      </w:pPr>
       <w:r>
         <w:t xml:space="preserve">A sikeres regisztrációt és bejelentkezést követően, a felhasználó elé tárul a főoldal, ahol </w:t>
       </w:r>

--- a/docs/dokumentacio-aprohirdetes.docx
+++ b/docs/dokumentacio-aprohirdetes.docx
@@ -648,7 +648,7 @@
           <w:noProof/>
         </w:rPr>
         <w:drawing>
-          <wp:anchor distT="0" distB="0" distL="114300" distR="114300" simplePos="0" relativeHeight="251674624" behindDoc="0" locked="0" layoutInCell="1" allowOverlap="1" wp14:anchorId="1164CC10" wp14:editId="5FFAC929">
+          <wp:anchor distT="0" distB="0" distL="114300" distR="114300" simplePos="0" relativeHeight="251674624" behindDoc="0" locked="0" layoutInCell="1" allowOverlap="1" wp14:anchorId="1164CC10" wp14:editId="1DEB53CA">
             <wp:simplePos x="0" y="0"/>
             <wp:positionH relativeFrom="margin">
               <wp:align>left</wp:align>
@@ -982,7 +982,7 @@
           <w:noProof/>
         </w:rPr>
         <w:drawing>
-          <wp:anchor distT="0" distB="0" distL="114300" distR="114300" simplePos="0" relativeHeight="251664384" behindDoc="0" locked="0" layoutInCell="1" allowOverlap="1" wp14:anchorId="50D79A6E" wp14:editId="087DDFAE">
+          <wp:anchor distT="0" distB="0" distL="114300" distR="114300" simplePos="0" relativeHeight="251664384" behindDoc="0" locked="0" layoutInCell="1" allowOverlap="1" wp14:anchorId="50D79A6E" wp14:editId="50F9E5A2">
             <wp:simplePos x="0" y="0"/>
             <wp:positionH relativeFrom="margin">
               <wp:align>right</wp:align>
@@ -1089,7 +1089,7 @@
           <w:noProof/>
         </w:rPr>
         <w:drawing>
-          <wp:anchor distT="0" distB="0" distL="114300" distR="114300" simplePos="0" relativeHeight="251660288" behindDoc="0" locked="0" layoutInCell="1" allowOverlap="1" wp14:anchorId="627CDEBB" wp14:editId="55005306">
+          <wp:anchor distT="0" distB="0" distL="114300" distR="114300" simplePos="0" relativeHeight="251660288" behindDoc="0" locked="0" layoutInCell="1" allowOverlap="1" wp14:anchorId="627CDEBB" wp14:editId="3EE7782B">
             <wp:simplePos x="0" y="0"/>
             <wp:positionH relativeFrom="margin">
               <wp:posOffset>3519805</wp:posOffset>
@@ -1295,7 +1295,16 @@
         <w:t>elérhetőek a már meglévő hirdetések. Emellett létrehozni és szerkeszteni is lehet a hirdetéseket</w:t>
       </w:r>
       <w:r>
-        <w:t xml:space="preserve">, az adatok nem elérhetőek az újabb bejelentkezésig. </w:t>
+        <w:t>.</w:t>
+      </w:r>
+      <w:r>
+        <w:t xml:space="preserve"> </w:t>
+      </w:r>
+      <w:r>
+        <w:t>A</w:t>
+      </w:r>
+      <w:r>
+        <w:t xml:space="preserve">z adatok nem elérhetőek az újabb bejelentkezésig. </w:t>
       </w:r>
     </w:p>
     <w:p/>

--- a/docs/dokumentacio-aprohirdetes.docx
+++ b/docs/dokumentacio-aprohirdetes.docx
@@ -12,7 +12,7 @@
           <w:noProof/>
         </w:rPr>
         <w:drawing>
-          <wp:anchor distT="0" distB="0" distL="114300" distR="114300" simplePos="0" relativeHeight="251672576" behindDoc="0" locked="0" layoutInCell="1" allowOverlap="1" wp14:anchorId="47EAE941" wp14:editId="717BC632">
+          <wp:anchor distT="0" distB="0" distL="114300" distR="114300" simplePos="0" relativeHeight="251672576" behindDoc="0" locked="0" layoutInCell="1" allowOverlap="1" wp14:anchorId="47EAE941" wp14:editId="5C6CEC84">
             <wp:simplePos x="0" y="0"/>
             <wp:positionH relativeFrom="margin">
               <wp:align>center</wp:align>
@@ -588,6 +588,76 @@
           <w:noProof/>
         </w:rPr>
         <w:drawing>
+          <wp:anchor distT="0" distB="0" distL="114300" distR="114300" simplePos="0" relativeHeight="251675648" behindDoc="0" locked="0" layoutInCell="1" allowOverlap="1" wp14:anchorId="5FDF9C24" wp14:editId="70F17AEC">
+            <wp:simplePos x="0" y="0"/>
+            <wp:positionH relativeFrom="margin">
+              <wp:align>right</wp:align>
+            </wp:positionH>
+            <wp:positionV relativeFrom="paragraph">
+              <wp:posOffset>4418965</wp:posOffset>
+            </wp:positionV>
+            <wp:extent cx="3933825" cy="2404437"/>
+            <wp:effectExtent l="0" t="0" r="0" b="0"/>
+            <wp:wrapNone/>
+            <wp:docPr id="2" name="Kép 2"/>
+            <wp:cNvGraphicFramePr>
+              <a:graphicFrameLocks xmlns:a="http://schemas.openxmlformats.org/drawingml/2006/main" noChangeAspect="1"/>
+            </wp:cNvGraphicFramePr>
+            <a:graphic xmlns:a="http://schemas.openxmlformats.org/drawingml/2006/main">
+              <a:graphicData uri="http://schemas.openxmlformats.org/drawingml/2006/picture">
+                <pic:pic xmlns:pic="http://schemas.openxmlformats.org/drawingml/2006/picture">
+                  <pic:nvPicPr>
+                    <pic:cNvPr id="0" name="Picture 1"/>
+                    <pic:cNvPicPr>
+                      <a:picLocks noChangeAspect="1" noChangeArrowheads="1"/>
+                    </pic:cNvPicPr>
+                  </pic:nvPicPr>
+                  <pic:blipFill rotWithShape="1">
+                    <a:blip r:embed="rId10" cstate="print">
+                      <a:extLst>
+                        <a:ext uri="{28A0092B-C50C-407E-A947-70E740481C1C}">
+                          <a14:useLocalDpi xmlns:a14="http://schemas.microsoft.com/office/drawing/2010/main" val="0"/>
+                        </a:ext>
+                      </a:extLst>
+                    </a:blip>
+                    <a:srcRect l="7201" r="9670"/>
+                    <a:stretch/>
+                  </pic:blipFill>
+                  <pic:spPr bwMode="auto">
+                    <a:xfrm>
+                      <a:off x="0" y="0"/>
+                      <a:ext cx="3933825" cy="2404437"/>
+                    </a:xfrm>
+                    <a:prstGeom prst="rect">
+                      <a:avLst/>
+                    </a:prstGeom>
+                    <a:noFill/>
+                    <a:ln>
+                      <a:noFill/>
+                    </a:ln>
+                    <a:extLst>
+                      <a:ext uri="{53640926-AAD7-44D8-BBD7-CCE9431645EC}">
+                        <a14:shadowObscured xmlns:a14="http://schemas.microsoft.com/office/drawing/2010/main"/>
+                      </a:ext>
+                    </a:extLst>
+                  </pic:spPr>
+                </pic:pic>
+              </a:graphicData>
+            </a:graphic>
+            <wp14:sizeRelH relativeFrom="margin">
+              <wp14:pctWidth>0</wp14:pctWidth>
+            </wp14:sizeRelH>
+            <wp14:sizeRelV relativeFrom="margin">
+              <wp14:pctHeight>0</wp14:pctHeight>
+            </wp14:sizeRelV>
+          </wp:anchor>
+        </w:drawing>
+      </w:r>
+      <w:r>
+        <w:rPr>
+          <w:noProof/>
+        </w:rPr>
+        <w:drawing>
           <wp:anchor distT="0" distB="0" distL="114300" distR="114300" simplePos="0" relativeHeight="251673600" behindDoc="0" locked="0" layoutInCell="1" allowOverlap="1" wp14:anchorId="0BF58AAC" wp14:editId="731B182F">
             <wp:simplePos x="0" y="0"/>
             <wp:positionH relativeFrom="margin">
@@ -611,7 +681,7 @@
                     <pic:cNvPicPr/>
                   </pic:nvPicPr>
                   <pic:blipFill>
-                    <a:blip r:embed="rId10" cstate="print">
+                    <a:blip r:embed="rId11" cstate="print">
                       <a:extLst>
                         <a:ext uri="{28A0092B-C50C-407E-A947-70E740481C1C}">
                           <a14:useLocalDpi xmlns:a14="http://schemas.microsoft.com/office/drawing/2010/main" val="0"/>
@@ -648,7 +718,7 @@
           <w:noProof/>
         </w:rPr>
         <w:drawing>
-          <wp:anchor distT="0" distB="0" distL="114300" distR="114300" simplePos="0" relativeHeight="251674624" behindDoc="0" locked="0" layoutInCell="1" allowOverlap="1" wp14:anchorId="1164CC10" wp14:editId="1DEB53CA">
+          <wp:anchor distT="0" distB="0" distL="114300" distR="114300" simplePos="0" relativeHeight="251674624" behindDoc="0" locked="0" layoutInCell="1" allowOverlap="1" wp14:anchorId="1164CC10" wp14:editId="019CA1A2">
             <wp:simplePos x="0" y="0"/>
             <wp:positionH relativeFrom="margin">
               <wp:align>left</wp:align>
@@ -671,7 +741,7 @@
                     <pic:cNvPicPr/>
                   </pic:nvPicPr>
                   <pic:blipFill>
-                    <a:blip r:embed="rId11" cstate="print">
+                    <a:blip r:embed="rId12" cstate="print">
                       <a:extLst>
                         <a:ext uri="{28A0092B-C50C-407E-A947-70E740481C1C}">
                           <a14:useLocalDpi xmlns:a14="http://schemas.microsoft.com/office/drawing/2010/main" val="0"/>
@@ -755,7 +825,10 @@
                         <w:txbxContent>
                           <w:p>
                             <w:r>
-                              <w:t>Főoldal látványterve</w:t>
+                              <w:t>Hirdetés feladása</w:t>
+                            </w:r>
+                            <w:r>
+                              <w:t xml:space="preserve"> látványterve</w:t>
                             </w:r>
                           </w:p>
                         </w:txbxContent>
@@ -786,7 +859,10 @@
                   <w:txbxContent>
                     <w:p>
                       <w:r>
-                        <w:t>Főoldal látványterve</w:t>
+                        <w:t>Hirdetés feladása</w:t>
+                      </w:r>
+                      <w:r>
+                        <w:t xml:space="preserve"> látványterve</w:t>
                       </w:r>
                     </w:p>
                   </w:txbxContent>
@@ -978,118 +1054,51 @@
         </mc:AlternateContent>
       </w:r>
       <w:r>
+        <w:br w:type="page"/>
+      </w:r>
+    </w:p>
+    <w:p>
+      <w:pPr>
+        <w:pStyle w:val="Cmsor1"/>
+        <w:spacing w:line="360" w:lineRule="auto"/>
+        <w:jc w:val="both"/>
+      </w:pPr>
+      <w:bookmarkStart w:id="2" w:name="_Toc215476432"/>
+      <w:r>
+        <w:lastRenderedPageBreak/>
+        <w:t>Fejlesztői dokumentáció</w:t>
+      </w:r>
+      <w:bookmarkEnd w:id="2"/>
+    </w:p>
+    <w:p>
+      <w:pPr>
+        <w:spacing w:line="360" w:lineRule="auto"/>
+        <w:jc w:val="both"/>
+      </w:pPr>
+      <w:r>
+        <w:t xml:space="preserve">A program alapvetően a HTML, CSS és PHP nyelveket használja </w:t>
+      </w:r>
+      <w:proofErr w:type="spellStart"/>
+      <w:r>
+        <w:t>Bootstrap</w:t>
+      </w:r>
+      <w:proofErr w:type="spellEnd"/>
+      <w:r>
+        <w:t xml:space="preserve"> keretrendszerrel, valamint adatbázissal.</w:t>
+      </w:r>
+      <w:r>
+        <w:t xml:space="preserve"> </w:t>
+      </w:r>
+    </w:p>
+    <w:p/>
+    <w:p/>
+    <w:p>
+      <w:r>
         <w:rPr>
           <w:noProof/>
         </w:rPr>
         <w:drawing>
-          <wp:anchor distT="0" distB="0" distL="114300" distR="114300" simplePos="0" relativeHeight="251664384" behindDoc="0" locked="0" layoutInCell="1" allowOverlap="1" wp14:anchorId="50D79A6E" wp14:editId="50F9E5A2">
-            <wp:simplePos x="0" y="0"/>
-            <wp:positionH relativeFrom="margin">
-              <wp:align>right</wp:align>
-            </wp:positionH>
-            <wp:positionV relativeFrom="paragraph">
-              <wp:posOffset>4266565</wp:posOffset>
-            </wp:positionV>
-            <wp:extent cx="3971925" cy="2262156"/>
-            <wp:effectExtent l="0" t="0" r="0" b="5080"/>
-            <wp:wrapNone/>
-            <wp:docPr id="4" name="Kép 4"/>
-            <wp:cNvGraphicFramePr>
-              <a:graphicFrameLocks xmlns:a="http://schemas.openxmlformats.org/drawingml/2006/main" noChangeAspect="1"/>
-            </wp:cNvGraphicFramePr>
-            <a:graphic xmlns:a="http://schemas.openxmlformats.org/drawingml/2006/main">
-              <a:graphicData uri="http://schemas.openxmlformats.org/drawingml/2006/picture">
-                <pic:pic xmlns:pic="http://schemas.openxmlformats.org/drawingml/2006/picture">
-                  <pic:nvPicPr>
-                    <pic:cNvPr id="0" name="Picture 1"/>
-                    <pic:cNvPicPr>
-                      <a:picLocks noChangeAspect="1" noChangeArrowheads="1"/>
-                    </pic:cNvPicPr>
-                  </pic:nvPicPr>
-                  <pic:blipFill>
-                    <a:blip r:embed="rId12" cstate="print">
-                      <a:extLst>
-                        <a:ext uri="{28A0092B-C50C-407E-A947-70E740481C1C}">
-                          <a14:useLocalDpi xmlns:a14="http://schemas.microsoft.com/office/drawing/2010/main" val="0"/>
-                        </a:ext>
-                      </a:extLst>
-                    </a:blip>
-                    <a:srcRect/>
-                    <a:stretch>
-                      <a:fillRect/>
-                    </a:stretch>
-                  </pic:blipFill>
-                  <pic:spPr bwMode="auto">
-                    <a:xfrm>
-                      <a:off x="0" y="0"/>
-                      <a:ext cx="3971925" cy="2262156"/>
-                    </a:xfrm>
-                    <a:prstGeom prst="rect">
-                      <a:avLst/>
-                    </a:prstGeom>
-                    <a:noFill/>
-                    <a:ln>
-                      <a:noFill/>
-                    </a:ln>
-                  </pic:spPr>
-                </pic:pic>
-              </a:graphicData>
-            </a:graphic>
-            <wp14:sizeRelH relativeFrom="margin">
-              <wp14:pctWidth>0</wp14:pctWidth>
-            </wp14:sizeRelH>
-            <wp14:sizeRelV relativeFrom="margin">
-              <wp14:pctHeight>0</wp14:pctHeight>
-            </wp14:sizeRelV>
-          </wp:anchor>
-        </w:drawing>
-      </w:r>
-      <w:r>
-        <w:br w:type="page"/>
-      </w:r>
-    </w:p>
-    <w:p>
-      <w:pPr>
-        <w:pStyle w:val="Cmsor1"/>
-        <w:spacing w:line="360" w:lineRule="auto"/>
-        <w:jc w:val="both"/>
-      </w:pPr>
-      <w:bookmarkStart w:id="2" w:name="_Toc215476432"/>
-      <w:r>
-        <w:lastRenderedPageBreak/>
-        <w:t>Fejlesztői dokumentáció</w:t>
-      </w:r>
-      <w:bookmarkEnd w:id="2"/>
-    </w:p>
-    <w:p>
-      <w:pPr>
-        <w:spacing w:line="360" w:lineRule="auto"/>
-        <w:jc w:val="both"/>
-      </w:pPr>
-      <w:r>
-        <w:t xml:space="preserve">A program alapvetően a HTML, CSS és PHP nyelveket használja </w:t>
-      </w:r>
-      <w:proofErr w:type="spellStart"/>
-      <w:r>
-        <w:t>Bootstrap</w:t>
-      </w:r>
-      <w:proofErr w:type="spellEnd"/>
-      <w:r>
-        <w:t xml:space="preserve"> keretrendszerrel, valamint adatbázissal.</w:t>
-      </w:r>
-      <w:r>
-        <w:t xml:space="preserve"> </w:t>
-      </w:r>
-    </w:p>
-    <w:p/>
-    <w:p/>
-    <w:p>
-      <w:r>
-        <w:rPr>
-          <w:noProof/>
-        </w:rPr>
-        <w:drawing>
-          <wp:anchor distT="0" distB="0" distL="114300" distR="114300" simplePos="0" relativeHeight="251660288" behindDoc="0" locked="0" layoutInCell="1" allowOverlap="1" wp14:anchorId="627CDEBB" wp14:editId="3EE7782B">
+          <wp:anchor distT="0" distB="0" distL="114300" distR="114300" simplePos="0" relativeHeight="251660288" behindDoc="0" locked="0" layoutInCell="1" allowOverlap="1" wp14:anchorId="627CDEBB" wp14:editId="6E5658E1">
             <wp:simplePos x="0" y="0"/>
             <wp:positionH relativeFrom="margin">
               <wp:posOffset>3519805</wp:posOffset>
@@ -2130,6 +2139,18 @@
       <w:sz w:val="24"/>
     </w:rPr>
   </w:style>
+  <w:style w:type="character" w:styleId="Feloldatlanmegemlts">
+    <w:name w:val="Unresolved Mention"/>
+    <w:basedOn w:val="Bekezdsalapbettpusa"/>
+    <w:uiPriority w:val="99"/>
+    <w:semiHidden/>
+    <w:unhideWhenUsed/>
+    <w:rsid w:val="00F23AC9"/>
+    <w:rPr>
+      <w:color w:val="605E5C"/>
+      <w:shd w:val="clear" w:color="auto" w:fill="E1DFDD"/>
+    </w:rPr>
+  </w:style>
 </w:styles>
 </file>
 

--- a/docs/dokumentacio-aprohirdetes.docx
+++ b/docs/dokumentacio-aprohirdetes.docx
@@ -12,7 +12,7 @@
           <w:noProof/>
         </w:rPr>
         <w:drawing>
-          <wp:anchor distT="0" distB="0" distL="114300" distR="114300" simplePos="0" relativeHeight="251672576" behindDoc="0" locked="0" layoutInCell="1" allowOverlap="1" wp14:anchorId="47EAE941" wp14:editId="5C6CEC84">
+          <wp:anchor distT="0" distB="0" distL="114300" distR="114300" simplePos="0" relativeHeight="251672576" behindDoc="0" locked="0" layoutInCell="1" allowOverlap="1" wp14:anchorId="47EAE941" wp14:editId="04D93F59">
             <wp:simplePos x="0" y="0"/>
             <wp:positionH relativeFrom="margin">
               <wp:align>center</wp:align>
@@ -588,18 +588,18 @@
           <w:noProof/>
         </w:rPr>
         <w:drawing>
-          <wp:anchor distT="0" distB="0" distL="114300" distR="114300" simplePos="0" relativeHeight="251675648" behindDoc="0" locked="0" layoutInCell="1" allowOverlap="1" wp14:anchorId="5FDF9C24" wp14:editId="70F17AEC">
+          <wp:anchor distT="0" distB="0" distL="114300" distR="114300" simplePos="0" relativeHeight="251676672" behindDoc="0" locked="0" layoutInCell="1" allowOverlap="1" wp14:anchorId="2E8CB9B2" wp14:editId="7DF4419C">
             <wp:simplePos x="0" y="0"/>
             <wp:positionH relativeFrom="margin">
               <wp:align>right</wp:align>
             </wp:positionH>
             <wp:positionV relativeFrom="paragraph">
-              <wp:posOffset>4418965</wp:posOffset>
+              <wp:posOffset>4399280</wp:posOffset>
             </wp:positionV>
-            <wp:extent cx="3933825" cy="2404437"/>
-            <wp:effectExtent l="0" t="0" r="0" b="0"/>
+            <wp:extent cx="3838575" cy="2453129"/>
+            <wp:effectExtent l="0" t="0" r="0" b="4445"/>
             <wp:wrapNone/>
-            <wp:docPr id="2" name="Kép 2"/>
+            <wp:docPr id="3" name="Kép 3"/>
             <wp:cNvGraphicFramePr>
               <a:graphicFrameLocks xmlns:a="http://schemas.openxmlformats.org/drawingml/2006/main" noChangeAspect="1"/>
             </wp:cNvGraphicFramePr>
@@ -612,7 +612,7 @@
                       <a:picLocks noChangeAspect="1" noChangeArrowheads="1"/>
                     </pic:cNvPicPr>
                   </pic:nvPicPr>
-                  <pic:blipFill rotWithShape="1">
+                  <pic:blipFill>
                     <a:blip r:embed="rId10" cstate="print">
                       <a:extLst>
                         <a:ext uri="{28A0092B-C50C-407E-A947-70E740481C1C}">
@@ -620,13 +620,15 @@
                         </a:ext>
                       </a:extLst>
                     </a:blip>
-                    <a:srcRect l="7201" r="9670"/>
-                    <a:stretch/>
+                    <a:srcRect/>
+                    <a:stretch>
+                      <a:fillRect/>
+                    </a:stretch>
                   </pic:blipFill>
                   <pic:spPr bwMode="auto">
                     <a:xfrm>
                       <a:off x="0" y="0"/>
-                      <a:ext cx="3933825" cy="2404437"/>
+                      <a:ext cx="3838575" cy="2453129"/>
                     </a:xfrm>
                     <a:prstGeom prst="rect">
                       <a:avLst/>
@@ -635,11 +637,6 @@
                     <a:ln>
                       <a:noFill/>
                     </a:ln>
-                    <a:extLst>
-                      <a:ext uri="{53640926-AAD7-44D8-BBD7-CCE9431645EC}">
-                        <a14:shadowObscured xmlns:a14="http://schemas.microsoft.com/office/drawing/2010/main"/>
-                      </a:ext>
-                    </a:extLst>
                   </pic:spPr>
                 </pic:pic>
               </a:graphicData>
@@ -658,7 +655,7 @@
           <w:noProof/>
         </w:rPr>
         <w:drawing>
-          <wp:anchor distT="0" distB="0" distL="114300" distR="114300" simplePos="0" relativeHeight="251673600" behindDoc="0" locked="0" layoutInCell="1" allowOverlap="1" wp14:anchorId="0BF58AAC" wp14:editId="731B182F">
+          <wp:anchor distT="0" distB="0" distL="114300" distR="114300" simplePos="0" relativeHeight="251673600" behindDoc="0" locked="0" layoutInCell="1" allowOverlap="1" wp14:anchorId="0BF58AAC" wp14:editId="45822CA5">
             <wp:simplePos x="0" y="0"/>
             <wp:positionH relativeFrom="margin">
               <wp:align>right</wp:align>
@@ -718,7 +715,7 @@
           <w:noProof/>
         </w:rPr>
         <w:drawing>
-          <wp:anchor distT="0" distB="0" distL="114300" distR="114300" simplePos="0" relativeHeight="251674624" behindDoc="0" locked="0" layoutInCell="1" allowOverlap="1" wp14:anchorId="1164CC10" wp14:editId="019CA1A2">
+          <wp:anchor distT="0" distB="0" distL="114300" distR="114300" simplePos="0" relativeHeight="251674624" behindDoc="0" locked="0" layoutInCell="1" allowOverlap="1" wp14:anchorId="1164CC10" wp14:editId="0E481257">
             <wp:simplePos x="0" y="0"/>
             <wp:positionH relativeFrom="margin">
               <wp:align>left</wp:align>
@@ -1098,7 +1095,7 @@
           <w:noProof/>
         </w:rPr>
         <w:drawing>
-          <wp:anchor distT="0" distB="0" distL="114300" distR="114300" simplePos="0" relativeHeight="251660288" behindDoc="0" locked="0" layoutInCell="1" allowOverlap="1" wp14:anchorId="627CDEBB" wp14:editId="6E5658E1">
+          <wp:anchor distT="0" distB="0" distL="114300" distR="114300" simplePos="0" relativeHeight="251660288" behindDoc="0" locked="0" layoutInCell="1" allowOverlap="1" wp14:anchorId="627CDEBB" wp14:editId="2DF79627">
             <wp:simplePos x="0" y="0"/>
             <wp:positionH relativeFrom="margin">
               <wp:posOffset>3519805</wp:posOffset>

--- a/docs/dokumentacio-aprohirdetes.docx
+++ b/docs/dokumentacio-aprohirdetes.docx
@@ -715,7 +715,7 @@
           <w:noProof/>
         </w:rPr>
         <w:drawing>
-          <wp:anchor distT="0" distB="0" distL="114300" distR="114300" simplePos="0" relativeHeight="251674624" behindDoc="0" locked="0" layoutInCell="1" allowOverlap="1" wp14:anchorId="1164CC10" wp14:editId="0E481257">
+          <wp:anchor distT="0" distB="0" distL="114300" distR="114300" simplePos="0" relativeHeight="251674624" behindDoc="0" locked="0" layoutInCell="1" allowOverlap="1" wp14:anchorId="1164CC10" wp14:editId="4D1AD222">
             <wp:simplePos x="0" y="0"/>
             <wp:positionH relativeFrom="margin">
               <wp:align>left</wp:align>
@@ -1095,7 +1095,7 @@
           <w:noProof/>
         </w:rPr>
         <w:drawing>
-          <wp:anchor distT="0" distB="0" distL="114300" distR="114300" simplePos="0" relativeHeight="251660288" behindDoc="0" locked="0" layoutInCell="1" allowOverlap="1" wp14:anchorId="627CDEBB" wp14:editId="2DF79627">
+          <wp:anchor distT="0" distB="0" distL="114300" distR="114300" simplePos="0" relativeHeight="251660288" behindDoc="0" locked="0" layoutInCell="1" allowOverlap="1" wp14:anchorId="627CDEBB" wp14:editId="2FA44C96">
             <wp:simplePos x="0" y="0"/>
             <wp:positionH relativeFrom="margin">
               <wp:posOffset>3519805</wp:posOffset>

--- a/docs/dokumentacio-aprohirdetes.docx
+++ b/docs/dokumentacio-aprohirdetes.docx
@@ -198,7 +198,7 @@
           <w:r>
             <w:fldChar w:fldCharType="separate"/>
           </w:r>
-          <w:hyperlink w:anchor="_Toc215476430" w:history="1">
+          <w:hyperlink w:anchor="_Toc231201558" w:history="1">
             <w:r>
               <w:rPr>
                 <w:rStyle w:val="Hiperhivatkozs"/>
@@ -225,7 +225,7 @@
                 <w:noProof/>
                 <w:webHidden/>
               </w:rPr>
-              <w:instrText xml:space="preserve"> PAGEREF _Toc215476430 \h </w:instrText>
+              <w:instrText xml:space="preserve"> PAGEREF _Toc231201558 \h </w:instrText>
             </w:r>
             <w:r>
               <w:rPr>
@@ -269,7 +269,7 @@
               <w:lang w:eastAsia="hu-HU"/>
             </w:rPr>
           </w:pPr>
-          <w:hyperlink w:anchor="_Toc215476431" w:history="1">
+          <w:hyperlink w:anchor="_Toc231201559" w:history="1">
             <w:r>
               <w:rPr>
                 <w:rStyle w:val="Hiperhivatkozs"/>
@@ -296,7 +296,7 @@
                 <w:noProof/>
                 <w:webHidden/>
               </w:rPr>
-              <w:instrText xml:space="preserve"> PAGEREF _Toc215476431 \h </w:instrText>
+              <w:instrText xml:space="preserve"> PAGEREF _Toc231201559 \h </w:instrText>
             </w:r>
             <w:r>
               <w:rPr>
@@ -340,7 +340,7 @@
               <w:lang w:eastAsia="hu-HU"/>
             </w:rPr>
           </w:pPr>
-          <w:hyperlink w:anchor="_Toc215476432" w:history="1">
+          <w:hyperlink w:anchor="_Toc231201560" w:history="1">
             <w:r>
               <w:rPr>
                 <w:rStyle w:val="Hiperhivatkozs"/>
@@ -367,7 +367,7 @@
                 <w:noProof/>
                 <w:webHidden/>
               </w:rPr>
-              <w:instrText xml:space="preserve"> PAGEREF _Toc215476432 \h </w:instrText>
+              <w:instrText xml:space="preserve"> PAGEREF _Toc231201560 \h </w:instrText>
             </w:r>
             <w:r>
               <w:rPr>
@@ -411,7 +411,7 @@
               <w:lang w:eastAsia="hu-HU"/>
             </w:rPr>
           </w:pPr>
-          <w:hyperlink w:anchor="_Toc215476433" w:history="1">
+          <w:hyperlink w:anchor="_Toc231201561" w:history="1">
             <w:r>
               <w:rPr>
                 <w:rStyle w:val="Hiperhivatkozs"/>
@@ -438,7 +438,7 @@
                 <w:noProof/>
                 <w:webHidden/>
               </w:rPr>
-              <w:instrText xml:space="preserve"> PAGEREF _Toc215476433 \h </w:instrText>
+              <w:instrText xml:space="preserve"> PAGEREF _Toc231201561 \h </w:instrText>
             </w:r>
             <w:r>
               <w:rPr>
@@ -458,7 +458,78 @@
                 <w:noProof/>
                 <w:webHidden/>
               </w:rPr>
-              <w:t>4</w:t>
+              <w:t>3</w:t>
+            </w:r>
+            <w:r>
+              <w:rPr>
+                <w:noProof/>
+                <w:webHidden/>
+              </w:rPr>
+              <w:fldChar w:fldCharType="end"/>
+            </w:r>
+          </w:hyperlink>
+        </w:p>
+        <w:p>
+          <w:pPr>
+            <w:pStyle w:val="TJ1"/>
+            <w:tabs>
+              <w:tab w:val="right" w:leader="dot" w:pos="9062"/>
+            </w:tabs>
+            <w:rPr>
+              <w:rFonts w:asciiTheme="minorHAnsi" w:eastAsiaTheme="minorEastAsia" w:hAnsiTheme="minorHAnsi"/>
+              <w:noProof/>
+              <w:sz w:val="22"/>
+              <w:lang w:eastAsia="hu-HU"/>
+            </w:rPr>
+          </w:pPr>
+          <w:hyperlink w:anchor="_Toc231201562" w:history="1">
+            <w:r>
+              <w:rPr>
+                <w:rStyle w:val="Hiperhivatkozs"/>
+                <w:noProof/>
+              </w:rPr>
+              <w:t>Adatbázis</w:t>
+            </w:r>
+            <w:r>
+              <w:rPr>
+                <w:noProof/>
+                <w:webHidden/>
+              </w:rPr>
+              <w:tab/>
+            </w:r>
+            <w:r>
+              <w:rPr>
+                <w:noProof/>
+                <w:webHidden/>
+              </w:rPr>
+              <w:fldChar w:fldCharType="begin"/>
+            </w:r>
+            <w:r>
+              <w:rPr>
+                <w:noProof/>
+                <w:webHidden/>
+              </w:rPr>
+              <w:instrText xml:space="preserve"> PAGEREF _Toc231201562 \h </w:instrText>
+            </w:r>
+            <w:r>
+              <w:rPr>
+                <w:noProof/>
+                <w:webHidden/>
+              </w:rPr>
+            </w:r>
+            <w:r>
+              <w:rPr>
+                <w:noProof/>
+                <w:webHidden/>
+              </w:rPr>
+              <w:fldChar w:fldCharType="separate"/>
+            </w:r>
+            <w:r>
+              <w:rPr>
+                <w:noProof/>
+                <w:webHidden/>
+              </w:rPr>
+              <w:t>5</w:t>
             </w:r>
             <w:r>
               <w:rPr>
@@ -506,7 +577,7 @@
         <w:spacing w:line="360" w:lineRule="auto"/>
         <w:jc w:val="both"/>
       </w:pPr>
-      <w:bookmarkStart w:id="0" w:name="_Toc215476430"/>
+      <w:bookmarkStart w:id="0" w:name="_Toc231201558"/>
       <w:r>
         <w:lastRenderedPageBreak/>
         <w:t>Csapat</w:t>
@@ -552,7 +623,7 @@
         <w:spacing w:line="360" w:lineRule="auto"/>
         <w:jc w:val="both"/>
       </w:pPr>
-      <w:bookmarkStart w:id="1" w:name="_Toc215476431"/>
+      <w:bookmarkStart w:id="1" w:name="_Toc231201559"/>
       <w:r>
         <w:t>Projektleírás</w:t>
       </w:r>
@@ -715,7 +786,7 @@
           <w:noProof/>
         </w:rPr>
         <w:drawing>
-          <wp:anchor distT="0" distB="0" distL="114300" distR="114300" simplePos="0" relativeHeight="251674624" behindDoc="0" locked="0" layoutInCell="1" allowOverlap="1" wp14:anchorId="1164CC10" wp14:editId="4D1AD222">
+          <wp:anchor distT="0" distB="0" distL="114300" distR="114300" simplePos="0" relativeHeight="251674624" behindDoc="0" locked="0" layoutInCell="1" allowOverlap="1" wp14:anchorId="1164CC10" wp14:editId="2D74AAFC">
             <wp:simplePos x="0" y="0"/>
             <wp:positionH relativeFrom="margin">
               <wp:align>left</wp:align>
@@ -1060,7 +1131,7 @@
         <w:spacing w:line="360" w:lineRule="auto"/>
         <w:jc w:val="both"/>
       </w:pPr>
-      <w:bookmarkStart w:id="2" w:name="_Toc215476432"/>
+      <w:bookmarkStart w:id="2" w:name="_Toc231201560"/>
       <w:r>
         <w:lastRenderedPageBreak/>
         <w:t>Fejlesztői dokumentáció</w:t>
@@ -1095,7 +1166,7 @@
           <w:noProof/>
         </w:rPr>
         <w:drawing>
-          <wp:anchor distT="0" distB="0" distL="114300" distR="114300" simplePos="0" relativeHeight="251660288" behindDoc="0" locked="0" layoutInCell="1" allowOverlap="1" wp14:anchorId="627CDEBB" wp14:editId="2FA44C96">
+          <wp:anchor distT="0" distB="0" distL="114300" distR="114300" simplePos="0" relativeHeight="251660288" behindDoc="0" locked="0" layoutInCell="1" allowOverlap="1" wp14:anchorId="627CDEBB" wp14:editId="2561A145">
             <wp:simplePos x="0" y="0"/>
             <wp:positionH relativeFrom="margin">
               <wp:posOffset>3519805</wp:posOffset>
@@ -1217,6 +1288,7 @@
         <w:spacing w:line="360" w:lineRule="auto"/>
         <w:jc w:val="both"/>
       </w:pPr>
+      <w:bookmarkStart w:id="3" w:name="_Toc231201561"/>
       <w:r>
         <w:rPr>
           <w:noProof/>
@@ -1283,7 +1355,6 @@
       <w:r>
         <w:br w:type="page"/>
       </w:r>
-      <w:bookmarkStart w:id="3" w:name="_Toc215476433"/>
       <w:r>
         <w:lastRenderedPageBreak/>
         <w:t>Felhasználói dokumentáció</w:t>
@@ -1292,38 +1363,1171 @@
     </w:p>
     <w:p>
       <w:pPr>
-        <w:jc w:val="both"/>
-      </w:pPr>
-      <w:r>
-        <w:t xml:space="preserve">A sikeres regisztrációt és bejelentkezést követően, a felhasználó elé tárul a főoldal, ahol </w:t>
-      </w:r>
-      <w:r>
-        <w:t>elérhetőek a már meglévő hirdetések. Emellett létrehozni és szerkeszteni is lehet a hirdetéseket</w:t>
-      </w:r>
-      <w:r>
-        <w:t>.</w:t>
-      </w:r>
-      <w:r>
+        <w:shd w:val="clear" w:color="auto" w:fill="FFFFFF"/>
+        <w:spacing w:after="0" w:line="240" w:lineRule="auto"/>
+        <w:rPr>
+          <w:rFonts w:eastAsia="Times New Roman" w:cs="Arial"/>
+          <w:b/>
+          <w:bCs/>
+          <w:color w:val="222222"/>
+          <w:kern w:val="0"/>
+          <w:szCs w:val="24"/>
+          <w:lang w:eastAsia="hu-HU"/>
+          <w14:ligatures w14:val="none"/>
+        </w:rPr>
+      </w:pPr>
+      <w:r>
+        <w:rPr>
+          <w:rFonts w:eastAsia="Times New Roman" w:cs="Arial"/>
+          <w:b/>
+          <w:bCs/>
+          <w:color w:val="222222"/>
+          <w:kern w:val="0"/>
+          <w:sz w:val="28"/>
+          <w:szCs w:val="28"/>
+          <w:lang w:eastAsia="hu-HU"/>
+          <w14:ligatures w14:val="none"/>
+        </w:rPr>
+        <w:t>Felhasználói Útmutató: Apróhirdetési Portál</w:t>
+      </w:r>
+    </w:p>
+    <w:p>
+      <w:pPr>
+        <w:shd w:val="clear" w:color="auto" w:fill="FFFFFF"/>
+        <w:spacing w:after="0" w:line="240" w:lineRule="auto"/>
+        <w:rPr>
+          <w:rFonts w:eastAsia="Times New Roman" w:cs="Arial"/>
+          <w:color w:val="222222"/>
+          <w:kern w:val="0"/>
+          <w:sz w:val="22"/>
+          <w:lang w:eastAsia="hu-HU"/>
+          <w14:ligatures w14:val="none"/>
+        </w:rPr>
+      </w:pPr>
+      <w:r>
+        <w:rPr>
+          <w:rFonts w:eastAsia="Times New Roman" w:cs="Arial"/>
+          <w:color w:val="222222"/>
+          <w:kern w:val="0"/>
+          <w:sz w:val="22"/>
+          <w:lang w:eastAsia="hu-HU"/>
+          <w14:ligatures w14:val="none"/>
+        </w:rPr>
+        <w:t>Ez a segédlet azért készült, hogy lépésről lépésre megmutassa, hogyan használhatja az apróhirdetési oldalt.</w:t>
+      </w:r>
+    </w:p>
+    <w:p>
+      <w:pPr>
+        <w:shd w:val="clear" w:color="auto" w:fill="FFFFFF"/>
+        <w:spacing w:after="0" w:line="240" w:lineRule="auto"/>
+        <w:rPr>
+          <w:rFonts w:eastAsia="Times New Roman" w:cs="Arial"/>
+          <w:b/>
+          <w:bCs/>
+          <w:color w:val="222222"/>
+          <w:kern w:val="0"/>
+          <w:sz w:val="28"/>
+          <w:szCs w:val="28"/>
+          <w:lang w:eastAsia="hu-HU"/>
+          <w14:ligatures w14:val="none"/>
+        </w:rPr>
+      </w:pPr>
+    </w:p>
+    <w:p>
+      <w:pPr>
+        <w:shd w:val="clear" w:color="auto" w:fill="FFFFFF"/>
+        <w:spacing w:after="0" w:line="240" w:lineRule="auto"/>
+        <w:rPr>
+          <w:rFonts w:eastAsia="Times New Roman" w:cs="Arial"/>
+          <w:color w:val="222222"/>
+          <w:kern w:val="0"/>
+          <w:szCs w:val="24"/>
+          <w:lang w:eastAsia="hu-HU"/>
+          <w14:ligatures w14:val="none"/>
+        </w:rPr>
+      </w:pPr>
+      <w:r>
+        <w:rPr>
+          <w:rFonts w:eastAsia="Times New Roman" w:cs="Arial"/>
+          <w:b/>
+          <w:bCs/>
+          <w:color w:val="222222"/>
+          <w:kern w:val="0"/>
+          <w:sz w:val="28"/>
+          <w:szCs w:val="28"/>
+          <w:lang w:eastAsia="hu-HU"/>
+          <w14:ligatures w14:val="none"/>
+        </w:rPr>
+        <w:t>Regisztráció és Bejelentkezés: Az első lé</w:t>
+      </w:r>
+      <w:r>
+        <w:rPr>
+          <w:rFonts w:eastAsia="Times New Roman" w:cs="Arial"/>
+          <w:b/>
+          <w:bCs/>
+          <w:color w:val="222222"/>
+          <w:kern w:val="0"/>
+          <w:sz w:val="28"/>
+          <w:szCs w:val="28"/>
+          <w:lang w:eastAsia="hu-HU"/>
+          <w14:ligatures w14:val="none"/>
+        </w:rPr>
+        <w:t>pések</w:t>
+      </w:r>
+    </w:p>
+    <w:p>
+      <w:pPr>
+        <w:shd w:val="clear" w:color="auto" w:fill="FFFFFF"/>
+        <w:spacing w:after="0" w:line="240" w:lineRule="auto"/>
+        <w:rPr>
+          <w:rFonts w:cs="Arial"/>
+          <w:color w:val="222222"/>
+          <w:sz w:val="22"/>
+          <w:shd w:val="clear" w:color="auto" w:fill="FFFFFF"/>
+        </w:rPr>
+      </w:pPr>
+      <w:r>
+        <w:rPr>
+          <w:rFonts w:cs="Arial"/>
+          <w:color w:val="222222"/>
+          <w:sz w:val="22"/>
+          <w:shd w:val="clear" w:color="auto" w:fill="FFFFFF"/>
+        </w:rPr>
+        <w:t>Az oldal használatának alapja a saját fiók, amellyel a rendszer azonosítani tudja Önt.</w:t>
+      </w:r>
+    </w:p>
+    <w:p>
+      <w:pPr>
+        <w:shd w:val="clear" w:color="auto" w:fill="FFFFFF"/>
+        <w:spacing w:after="0" w:line="240" w:lineRule="auto"/>
+        <w:rPr>
+          <w:rFonts w:eastAsia="Times New Roman" w:cs="Arial"/>
+          <w:color w:val="222222"/>
+          <w:kern w:val="0"/>
+          <w:sz w:val="22"/>
+          <w:lang w:eastAsia="hu-HU"/>
+          <w14:ligatures w14:val="none"/>
+        </w:rPr>
+      </w:pPr>
+    </w:p>
+    <w:p>
+      <w:pPr>
+        <w:shd w:val="clear" w:color="auto" w:fill="FFFFFF"/>
+        <w:spacing w:after="0" w:line="240" w:lineRule="auto"/>
+        <w:rPr>
+          <w:rFonts w:eastAsia="Times New Roman" w:cs="Arial"/>
+          <w:color w:val="222222"/>
+          <w:kern w:val="0"/>
+          <w:sz w:val="22"/>
+          <w:lang w:eastAsia="hu-HU"/>
+          <w14:ligatures w14:val="none"/>
+        </w:rPr>
+      </w:pPr>
+      <w:r>
+        <w:rPr>
+          <w:rFonts w:eastAsia="Times New Roman" w:cs="Arial"/>
+          <w:color w:val="222222"/>
+          <w:kern w:val="0"/>
+          <w:sz w:val="22"/>
+          <w:u w:val="single"/>
+          <w:lang w:eastAsia="hu-HU"/>
+          <w14:ligatures w14:val="none"/>
+        </w:rPr>
+        <w:t>Regisztráció:</w:t>
+      </w:r>
+      <w:r>
+        <w:rPr>
+          <w:rFonts w:eastAsia="Times New Roman" w:cs="Arial"/>
+          <w:color w:val="222222"/>
+          <w:kern w:val="0"/>
+          <w:sz w:val="22"/>
+          <w:lang w:eastAsia="hu-HU"/>
+          <w14:ligatures w14:val="none"/>
+        </w:rPr>
         <w:t xml:space="preserve"> </w:t>
       </w:r>
       <w:r>
-        <w:t>A</w:t>
-      </w:r>
-      <w:r>
-        <w:t xml:space="preserve">z adatok nem elérhetőek az újabb bejelentkezésig. </w:t>
-      </w:r>
+        <w:rPr>
+          <w:rFonts w:cs="Arial"/>
+          <w:color w:val="222222"/>
+          <w:sz w:val="22"/>
+          <w:shd w:val="clear" w:color="auto" w:fill="FFFFFF"/>
+        </w:rPr>
+        <w:t>Ha még nincs fiókja, a bejelentkező képernyőn keresse a „Regisztráció” gombot (ez a bejelentkező kártya jobb alsó sarkában található). Itt meg kell adnia az adatait (vezeték- és keresztnév, felhasználónév, e-mail cím, jelszó, telefonszám és születési dátum), majd kövesse a további utasításokat.</w:t>
+      </w:r>
+    </w:p>
+    <w:p>
+      <w:pPr>
+        <w:shd w:val="clear" w:color="auto" w:fill="FFFFFF"/>
+        <w:spacing w:after="0" w:line="240" w:lineRule="auto"/>
+        <w:rPr>
+          <w:rFonts w:eastAsia="Times New Roman" w:cs="Arial"/>
+          <w:color w:val="222222"/>
+          <w:kern w:val="0"/>
+          <w:sz w:val="22"/>
+          <w:lang w:eastAsia="hu-HU"/>
+          <w14:ligatures w14:val="none"/>
+        </w:rPr>
+      </w:pPr>
+    </w:p>
+    <w:p>
+      <w:pPr>
+        <w:shd w:val="clear" w:color="auto" w:fill="FFFFFF"/>
+        <w:spacing w:after="0" w:line="240" w:lineRule="auto"/>
+        <w:rPr>
+          <w:rFonts w:eastAsia="Times New Roman" w:cs="Arial"/>
+          <w:color w:val="222222"/>
+          <w:kern w:val="0"/>
+          <w:sz w:val="22"/>
+          <w:lang w:eastAsia="hu-HU"/>
+          <w14:ligatures w14:val="none"/>
+        </w:rPr>
+      </w:pPr>
+      <w:r>
+        <w:rPr>
+          <w:rFonts w:eastAsia="Times New Roman" w:cs="Arial"/>
+          <w:color w:val="222222"/>
+          <w:kern w:val="0"/>
+          <w:sz w:val="22"/>
+          <w:u w:val="single"/>
+          <w:lang w:eastAsia="hu-HU"/>
+          <w14:ligatures w14:val="none"/>
+        </w:rPr>
+        <w:t>Bejelentkezés</w:t>
+      </w:r>
+      <w:r>
+        <w:rPr>
+          <w:rFonts w:eastAsia="Times New Roman" w:cs="Arial"/>
+          <w:color w:val="222222"/>
+          <w:kern w:val="0"/>
+          <w:sz w:val="22"/>
+          <w:lang w:eastAsia="hu-HU"/>
+          <w14:ligatures w14:val="none"/>
+        </w:rPr>
+        <w:t xml:space="preserve">: </w:t>
+      </w:r>
+      <w:r>
+        <w:rPr>
+          <w:rFonts w:cs="Arial"/>
+          <w:color w:val="222222"/>
+          <w:sz w:val="22"/>
+          <w:shd w:val="clear" w:color="auto" w:fill="FFFFFF"/>
+        </w:rPr>
+        <w:t>Ha már regisztrált, írja be az e-mail címét és jelszavát a megfelelő mezőkbe, majd kattintson a „Bejelentkezés” gombra.</w:t>
+      </w:r>
+    </w:p>
+    <w:p>
+      <w:pPr>
+        <w:shd w:val="clear" w:color="auto" w:fill="FFFFFF"/>
+        <w:spacing w:after="0" w:line="240" w:lineRule="auto"/>
+        <w:rPr>
+          <w:rFonts w:eastAsia="Times New Roman" w:cs="Arial"/>
+          <w:color w:val="222222"/>
+          <w:kern w:val="0"/>
+          <w:szCs w:val="24"/>
+          <w:lang w:eastAsia="hu-HU"/>
+          <w14:ligatures w14:val="none"/>
+        </w:rPr>
+      </w:pPr>
+    </w:p>
+    <w:p>
+      <w:pPr>
+        <w:shd w:val="clear" w:color="auto" w:fill="FFFFFF"/>
+        <w:spacing w:after="0" w:line="240" w:lineRule="auto"/>
+        <w:rPr>
+          <w:rFonts w:eastAsia="Times New Roman" w:cs="Arial"/>
+          <w:color w:val="222222"/>
+          <w:kern w:val="0"/>
+          <w:sz w:val="22"/>
+          <w:lang w:eastAsia="hu-HU"/>
+          <w14:ligatures w14:val="none"/>
+        </w:rPr>
+      </w:pPr>
+      <w:r>
+        <w:rPr>
+          <w:rFonts w:eastAsia="Times New Roman" w:cs="Arial"/>
+          <w:b/>
+          <w:bCs/>
+          <w:color w:val="222222"/>
+          <w:kern w:val="0"/>
+          <w:sz w:val="22"/>
+          <w:lang w:eastAsia="hu-HU"/>
+          <w14:ligatures w14:val="none"/>
+        </w:rPr>
+        <w:t>Biztonsági figyelmeztetés</w:t>
+      </w:r>
+      <w:r>
+        <w:rPr>
+          <w:rFonts w:eastAsia="Times New Roman" w:cs="Arial"/>
+          <w:b/>
+          <w:bCs/>
+          <w:color w:val="222222"/>
+          <w:kern w:val="0"/>
+          <w:sz w:val="22"/>
+          <w:lang w:eastAsia="hu-HU"/>
+          <w14:ligatures w14:val="none"/>
+        </w:rPr>
+        <w:t>:</w:t>
+      </w:r>
+      <w:r>
+        <w:rPr>
+          <w:rFonts w:eastAsia="Times New Roman" w:cs="Arial"/>
+          <w:color w:val="222222"/>
+          <w:kern w:val="0"/>
+          <w:sz w:val="22"/>
+          <w:lang w:eastAsia="hu-HU"/>
+          <w14:ligatures w14:val="none"/>
+        </w:rPr>
+        <w:t xml:space="preserve"> </w:t>
+      </w:r>
+      <w:r>
+        <w:rPr>
+          <w:rFonts w:cs="Arial"/>
+          <w:color w:val="222222"/>
+          <w:sz w:val="22"/>
+          <w:shd w:val="clear" w:color="auto" w:fill="FFFFFF"/>
+        </w:rPr>
+        <w:t>Fontos tudnia, hogy az Ön és adatai védelme érdekében a rendszer biztonsági okokból automatikusan kijelentkezteti, ha bezárja a böngészőt vagy manuálisan kijelentkezik. Ez azt jelenti, hogy a következő alkalommal újra be kell jelentkeznie a fiókjába.</w:t>
+      </w:r>
+    </w:p>
+    <w:p>
+      <w:pPr>
+        <w:shd w:val="clear" w:color="auto" w:fill="FFFFFF"/>
+        <w:spacing w:after="0" w:line="240" w:lineRule="auto"/>
+        <w:rPr>
+          <w:rFonts w:eastAsia="Times New Roman" w:cs="Arial"/>
+          <w:color w:val="222222"/>
+          <w:kern w:val="0"/>
+          <w:szCs w:val="24"/>
+          <w:lang w:eastAsia="hu-HU"/>
+          <w14:ligatures w14:val="none"/>
+        </w:rPr>
+      </w:pPr>
+    </w:p>
+    <w:p>
+      <w:pPr>
+        <w:shd w:val="clear" w:color="auto" w:fill="FFFFFF"/>
+        <w:spacing w:after="0" w:line="240" w:lineRule="auto"/>
+        <w:rPr>
+          <w:rFonts w:eastAsia="Times New Roman" w:cs="Arial"/>
+          <w:b/>
+          <w:bCs/>
+          <w:color w:val="222222"/>
+          <w:kern w:val="0"/>
+          <w:sz w:val="28"/>
+          <w:szCs w:val="28"/>
+          <w:lang w:eastAsia="hu-HU"/>
+          <w14:ligatures w14:val="none"/>
+        </w:rPr>
+      </w:pPr>
+      <w:r>
+        <w:rPr>
+          <w:rFonts w:eastAsia="Times New Roman" w:cs="Arial"/>
+          <w:b/>
+          <w:bCs/>
+          <w:color w:val="222222"/>
+          <w:kern w:val="0"/>
+          <w:sz w:val="28"/>
+          <w:szCs w:val="28"/>
+          <w:lang w:eastAsia="hu-HU"/>
+          <w14:ligatures w14:val="none"/>
+        </w:rPr>
+        <w:t>A Főoldal használata</w:t>
+      </w:r>
+      <w:r>
+        <w:rPr>
+          <w:rFonts w:eastAsia="Times New Roman" w:cs="Arial"/>
+          <w:b/>
+          <w:bCs/>
+          <w:color w:val="222222"/>
+          <w:kern w:val="0"/>
+          <w:sz w:val="28"/>
+          <w:szCs w:val="28"/>
+          <w:lang w:eastAsia="hu-HU"/>
+          <w14:ligatures w14:val="none"/>
+        </w:rPr>
+        <w:t xml:space="preserve"> </w:t>
+      </w:r>
+    </w:p>
+    <w:p>
+      <w:pPr>
+        <w:shd w:val="clear" w:color="auto" w:fill="FFFFFF"/>
+        <w:spacing w:after="0" w:line="240" w:lineRule="auto"/>
+        <w:rPr>
+          <w:rFonts w:cs="Arial"/>
+          <w:color w:val="222222"/>
+          <w:sz w:val="22"/>
+          <w:shd w:val="clear" w:color="auto" w:fill="FFFFFF"/>
+        </w:rPr>
+      </w:pPr>
+      <w:r>
+        <w:rPr>
+          <w:rFonts w:cs="Arial"/>
+          <w:color w:val="222222"/>
+          <w:sz w:val="22"/>
+          <w:shd w:val="clear" w:color="auto" w:fill="FFFFFF"/>
+        </w:rPr>
+        <w:t>Sikeres belépés után a főoldalra kerül, amely az Ön „irányítóközpontja”.</w:t>
+      </w:r>
+    </w:p>
+    <w:p>
+      <w:pPr>
+        <w:shd w:val="clear" w:color="auto" w:fill="FFFFFF"/>
+        <w:spacing w:after="0" w:line="240" w:lineRule="auto"/>
+        <w:rPr>
+          <w:rFonts w:eastAsia="Times New Roman" w:cs="Arial"/>
+          <w:color w:val="222222"/>
+          <w:kern w:val="0"/>
+          <w:szCs w:val="24"/>
+          <w:lang w:eastAsia="hu-HU"/>
+          <w14:ligatures w14:val="none"/>
+        </w:rPr>
+      </w:pPr>
+    </w:p>
+    <w:p>
+      <w:pPr>
+        <w:shd w:val="clear" w:color="auto" w:fill="FFFFFF"/>
+        <w:spacing w:after="0" w:line="240" w:lineRule="auto"/>
+        <w:rPr>
+          <w:rFonts w:eastAsia="Times New Roman" w:cs="Arial"/>
+          <w:color w:val="222222"/>
+          <w:kern w:val="0"/>
+          <w:szCs w:val="24"/>
+          <w:lang w:eastAsia="hu-HU"/>
+          <w14:ligatures w14:val="none"/>
+        </w:rPr>
+      </w:pPr>
+      <w:r>
+        <w:rPr>
+          <w:rFonts w:eastAsia="Times New Roman" w:cs="Arial"/>
+          <w:color w:val="222222"/>
+          <w:kern w:val="0"/>
+          <w:sz w:val="22"/>
+          <w:u w:val="single"/>
+          <w:lang w:eastAsia="hu-HU"/>
+          <w14:ligatures w14:val="none"/>
+        </w:rPr>
+        <w:t>Hirdetések megtekintése:</w:t>
+      </w:r>
+      <w:r>
+        <w:rPr>
+          <w:rFonts w:cs="Arial"/>
+          <w:color w:val="222222"/>
+          <w:shd w:val="clear" w:color="auto" w:fill="FFFFFF"/>
+        </w:rPr>
+        <w:t xml:space="preserve"> </w:t>
+      </w:r>
+      <w:r>
+        <w:rPr>
+          <w:rFonts w:cs="Arial"/>
+          <w:color w:val="222222"/>
+          <w:sz w:val="22"/>
+          <w:shd w:val="clear" w:color="auto" w:fill="FFFFFF"/>
+        </w:rPr>
+        <w:t>Itt böngészheti az összes elérhető hirdetést. Görgessen lefelé az oldalon, ahol láthatja az árukat, a részletes leírásokat, és a hirdetést feltöltő felhasználó elérhetőségeit is.</w:t>
+      </w:r>
+    </w:p>
+    <w:p>
+      <w:pPr>
+        <w:shd w:val="clear" w:color="auto" w:fill="FFFFFF"/>
+        <w:spacing w:after="0" w:line="240" w:lineRule="auto"/>
+        <w:rPr>
+          <w:rFonts w:eastAsia="Times New Roman" w:cs="Arial"/>
+          <w:color w:val="222222"/>
+          <w:kern w:val="0"/>
+          <w:szCs w:val="24"/>
+          <w:lang w:eastAsia="hu-HU"/>
+          <w14:ligatures w14:val="none"/>
+        </w:rPr>
+      </w:pPr>
+    </w:p>
+    <w:p>
+      <w:pPr>
+        <w:shd w:val="clear" w:color="auto" w:fill="FFFFFF"/>
+        <w:spacing w:after="0" w:line="240" w:lineRule="auto"/>
+        <w:rPr>
+          <w:rFonts w:eastAsia="Times New Roman" w:cs="Arial"/>
+          <w:b/>
+          <w:bCs/>
+          <w:color w:val="222222"/>
+          <w:kern w:val="0"/>
+          <w:sz w:val="28"/>
+          <w:szCs w:val="28"/>
+          <w:lang w:eastAsia="hu-HU"/>
+          <w14:ligatures w14:val="none"/>
+        </w:rPr>
+      </w:pPr>
+      <w:r>
+        <w:rPr>
+          <w:rFonts w:eastAsia="Times New Roman" w:cs="Arial"/>
+          <w:b/>
+          <w:bCs/>
+          <w:color w:val="222222"/>
+          <w:kern w:val="0"/>
+          <w:sz w:val="28"/>
+          <w:szCs w:val="28"/>
+          <w:lang w:eastAsia="hu-HU"/>
+          <w14:ligatures w14:val="none"/>
+        </w:rPr>
+        <w:t>Saját hirdetések kezelése</w:t>
+      </w:r>
+    </w:p>
+    <w:p>
+      <w:pPr>
+        <w:shd w:val="clear" w:color="auto" w:fill="FFFFFF"/>
+        <w:spacing w:line="240" w:lineRule="auto"/>
+        <w:ind w:left="60"/>
+        <w:rPr>
+          <w:rFonts w:eastAsia="Times New Roman" w:cs="Arial"/>
+          <w:color w:val="222222"/>
+          <w:kern w:val="0"/>
+          <w:sz w:val="22"/>
+          <w:lang w:eastAsia="hu-HU"/>
+          <w14:ligatures w14:val="none"/>
+        </w:rPr>
+      </w:pPr>
+      <w:r>
+        <w:rPr>
+          <w:rFonts w:eastAsia="Times New Roman" w:cs="Arial"/>
+          <w:color w:val="222222"/>
+          <w:kern w:val="0"/>
+          <w:sz w:val="22"/>
+          <w:lang w:eastAsia="hu-HU"/>
+          <w14:ligatures w14:val="none"/>
+        </w:rPr>
+        <w:t>Az oldal lehetővé teszi, hogy Ön is eladóvá váljon.</w:t>
+      </w:r>
+      <w:r>
+        <w:rPr>
+          <w:rFonts w:eastAsia="Times New Roman" w:cs="Arial"/>
+          <w:color w:val="222222"/>
+          <w:kern w:val="0"/>
+          <w:sz w:val="22"/>
+          <w:lang w:eastAsia="hu-HU"/>
+          <w14:ligatures w14:val="none"/>
+        </w:rPr>
+        <w:t xml:space="preserve"> </w:t>
+      </w:r>
+    </w:p>
+    <w:p>
+      <w:pPr>
+        <w:shd w:val="clear" w:color="auto" w:fill="FFFFFF"/>
+        <w:spacing w:line="240" w:lineRule="auto"/>
+        <w:ind w:left="60"/>
+        <w:rPr>
+          <w:rFonts w:eastAsia="Times New Roman" w:cs="Arial"/>
+          <w:color w:val="222222"/>
+          <w:kern w:val="0"/>
+          <w:sz w:val="22"/>
+          <w:lang w:eastAsia="hu-HU"/>
+          <w14:ligatures w14:val="none"/>
+        </w:rPr>
+      </w:pPr>
+    </w:p>
+    <w:p>
+      <w:pPr>
+        <w:shd w:val="clear" w:color="auto" w:fill="FFFFFF"/>
+        <w:spacing w:line="240" w:lineRule="auto"/>
+        <w:ind w:left="60"/>
+        <w:rPr>
+          <w:rFonts w:eastAsia="Times New Roman" w:cs="Arial"/>
+          <w:color w:val="222222"/>
+          <w:kern w:val="0"/>
+          <w:sz w:val="22"/>
+          <w:u w:val="single"/>
+          <w:lang w:eastAsia="hu-HU"/>
+          <w14:ligatures w14:val="none"/>
+        </w:rPr>
+      </w:pPr>
+      <w:r>
+        <w:rPr>
+          <w:rFonts w:eastAsia="Times New Roman" w:cs="Arial"/>
+          <w:color w:val="222222"/>
+          <w:kern w:val="0"/>
+          <w:sz w:val="22"/>
+          <w:u w:val="single"/>
+          <w:lang w:eastAsia="hu-HU"/>
+          <w14:ligatures w14:val="none"/>
+        </w:rPr>
+        <w:t>Hirdetés létrehozása</w:t>
+      </w:r>
+    </w:p>
+    <w:p>
+      <w:pPr>
+        <w:pStyle w:val="Listaszerbekezds"/>
+        <w:numPr>
+          <w:ilvl w:val="0"/>
+          <w:numId w:val="2"/>
+        </w:numPr>
+        <w:shd w:val="clear" w:color="auto" w:fill="FFFFFF"/>
+        <w:spacing w:line="240" w:lineRule="auto"/>
+        <w:rPr>
+          <w:rFonts w:eastAsia="Times New Roman" w:cs="Arial"/>
+          <w:color w:val="222222"/>
+          <w:kern w:val="0"/>
+          <w:sz w:val="22"/>
+          <w:lang w:eastAsia="hu-HU"/>
+          <w14:ligatures w14:val="none"/>
+        </w:rPr>
+      </w:pPr>
+      <w:r>
+        <w:rPr>
+          <w:rFonts w:eastAsia="Times New Roman" w:cs="Arial"/>
+          <w:color w:val="222222"/>
+          <w:kern w:val="0"/>
+          <w:sz w:val="22"/>
+          <w:lang w:eastAsia="hu-HU"/>
+          <w14:ligatures w14:val="none"/>
+        </w:rPr>
+        <w:t>Keresse meg a „Hirdetés feladása” gombot az „Apróhirdetések” kártya jobb felső sarkában.</w:t>
+      </w:r>
+    </w:p>
+    <w:p>
+      <w:pPr>
+        <w:pStyle w:val="Listaszerbekezds"/>
+        <w:shd w:val="clear" w:color="auto" w:fill="FFFFFF"/>
+        <w:spacing w:after="0" w:line="240" w:lineRule="auto"/>
+        <w:ind w:left="420"/>
+        <w:rPr>
+          <w:rFonts w:eastAsia="Times New Roman" w:cs="Arial"/>
+          <w:color w:val="222222"/>
+          <w:kern w:val="0"/>
+          <w:szCs w:val="24"/>
+          <w:lang w:eastAsia="hu-HU"/>
+          <w14:ligatures w14:val="none"/>
+        </w:rPr>
+      </w:pPr>
+    </w:p>
+    <w:p>
+      <w:pPr>
+        <w:pStyle w:val="Listaszerbekezds"/>
+        <w:numPr>
+          <w:ilvl w:val="0"/>
+          <w:numId w:val="2"/>
+        </w:numPr>
+        <w:shd w:val="clear" w:color="auto" w:fill="FFFFFF"/>
+        <w:spacing w:line="240" w:lineRule="auto"/>
+        <w:rPr>
+          <w:rFonts w:eastAsia="Times New Roman" w:cs="Arial"/>
+          <w:color w:val="222222"/>
+          <w:kern w:val="0"/>
+          <w:sz w:val="22"/>
+          <w:lang w:eastAsia="hu-HU"/>
+          <w14:ligatures w14:val="none"/>
+        </w:rPr>
+      </w:pPr>
+      <w:r>
+        <w:rPr>
+          <w:rFonts w:eastAsia="Times New Roman" w:cs="Arial"/>
+          <w:color w:val="222222"/>
+          <w:kern w:val="0"/>
+          <w:sz w:val="22"/>
+          <w:lang w:eastAsia="hu-HU"/>
+          <w14:ligatures w14:val="none"/>
+        </w:rPr>
+        <w:t>Töltse ki figyelmesen az űrlapot: adjon meg egy beszédes címet, részletes leírást, állítsa be az árat, és töltsön fel fényképet a termékről, hogy vonzóbb legyen.</w:t>
+      </w:r>
+    </w:p>
+    <w:p>
+      <w:pPr>
+        <w:shd w:val="clear" w:color="auto" w:fill="FFFFFF"/>
+        <w:spacing w:after="0" w:line="240" w:lineRule="auto"/>
+        <w:rPr>
+          <w:rFonts w:eastAsia="Times New Roman" w:cs="Arial"/>
+          <w:color w:val="222222"/>
+          <w:kern w:val="0"/>
+          <w:szCs w:val="24"/>
+          <w:lang w:eastAsia="hu-HU"/>
+          <w14:ligatures w14:val="none"/>
+        </w:rPr>
+      </w:pPr>
+    </w:p>
+    <w:p>
+      <w:pPr>
+        <w:pStyle w:val="Listaszerbekezds"/>
+        <w:numPr>
+          <w:ilvl w:val="0"/>
+          <w:numId w:val="2"/>
+        </w:numPr>
+        <w:shd w:val="clear" w:color="auto" w:fill="FFFFFF"/>
+        <w:spacing w:line="240" w:lineRule="auto"/>
+        <w:rPr>
+          <w:rFonts w:eastAsia="Times New Roman" w:cs="Arial"/>
+          <w:color w:val="222222"/>
+          <w:kern w:val="0"/>
+          <w:sz w:val="22"/>
+          <w:lang w:eastAsia="hu-HU"/>
+          <w14:ligatures w14:val="none"/>
+        </w:rPr>
+      </w:pPr>
+      <w:r>
+        <w:rPr>
+          <w:rFonts w:eastAsia="Times New Roman" w:cs="Arial"/>
+          <w:color w:val="222222"/>
+          <w:kern w:val="0"/>
+          <w:sz w:val="22"/>
+          <w:lang w:eastAsia="hu-HU"/>
+          <w14:ligatures w14:val="none"/>
+        </w:rPr>
+        <w:t>A mentéshez kattintson a „Hirdetés feltöltése” gombra, vagy ha mégsem szeretné</w:t>
+      </w:r>
+      <w:r>
+        <w:rPr>
+          <w:rFonts w:eastAsia="Times New Roman" w:cs="Arial"/>
+          <w:color w:val="222222"/>
+          <w:kern w:val="0"/>
+          <w:sz w:val="22"/>
+          <w:lang w:eastAsia="hu-HU"/>
+          <w14:ligatures w14:val="none"/>
+        </w:rPr>
+        <w:t xml:space="preserve"> </w:t>
+      </w:r>
+      <w:r>
+        <w:rPr>
+          <w:rFonts w:eastAsia="Times New Roman" w:cs="Arial"/>
+          <w:color w:val="222222"/>
+          <w:kern w:val="0"/>
+          <w:sz w:val="22"/>
+          <w:lang w:eastAsia="hu-HU"/>
+          <w14:ligatures w14:val="none"/>
+        </w:rPr>
+        <w:t>közzétenni,</w:t>
+      </w:r>
+      <w:r>
+        <w:rPr>
+          <w:rFonts w:eastAsia="Times New Roman" w:cs="Arial"/>
+          <w:color w:val="222222"/>
+          <w:kern w:val="0"/>
+          <w:sz w:val="22"/>
+          <w:lang w:eastAsia="hu-HU"/>
+          <w14:ligatures w14:val="none"/>
+        </w:rPr>
+        <w:t xml:space="preserve"> </w:t>
+      </w:r>
+      <w:r>
+        <w:rPr>
+          <w:rFonts w:eastAsia="Times New Roman" w:cs="Arial"/>
+          <w:color w:val="222222"/>
+          <w:kern w:val="0"/>
+          <w:sz w:val="22"/>
+          <w:lang w:eastAsia="hu-HU"/>
+          <w14:ligatures w14:val="none"/>
+        </w:rPr>
+        <w:t>válassza a „Mégse” lehetőséget.</w:t>
+      </w:r>
+    </w:p>
+    <w:p>
+      <w:pPr>
+        <w:shd w:val="clear" w:color="auto" w:fill="FFFFFF"/>
+        <w:spacing w:line="240" w:lineRule="auto"/>
+        <w:rPr>
+          <w:rFonts w:eastAsia="Times New Roman" w:cs="Arial"/>
+          <w:color w:val="222222"/>
+          <w:kern w:val="0"/>
+          <w:sz w:val="22"/>
+          <w:lang w:eastAsia="hu-HU"/>
+          <w14:ligatures w14:val="none"/>
+        </w:rPr>
+      </w:pPr>
+      <w:r>
+        <w:rPr>
+          <w:rFonts w:eastAsia="Times New Roman" w:cs="Arial"/>
+          <w:color w:val="222222"/>
+          <w:kern w:val="0"/>
+          <w:szCs w:val="24"/>
+          <w:lang w:eastAsia="hu-HU"/>
+          <w14:ligatures w14:val="none"/>
+        </w:rPr>
+        <w:br/>
+      </w:r>
+      <w:r>
+        <w:rPr>
+          <w:rFonts w:eastAsia="Times New Roman" w:cs="Arial"/>
+          <w:b/>
+          <w:bCs/>
+          <w:color w:val="222222"/>
+          <w:kern w:val="0"/>
+          <w:sz w:val="22"/>
+          <w:lang w:eastAsia="hu-HU"/>
+          <w14:ligatures w14:val="none"/>
+        </w:rPr>
+        <w:t>Fontos tudnivaló a szerkesztésről:</w:t>
+      </w:r>
+      <w:r>
+        <w:rPr>
+          <w:rFonts w:eastAsia="Times New Roman" w:cs="Arial"/>
+          <w:b/>
+          <w:bCs/>
+          <w:color w:val="222222"/>
+          <w:kern w:val="0"/>
+          <w:sz w:val="22"/>
+          <w:lang w:eastAsia="hu-HU"/>
+          <w14:ligatures w14:val="none"/>
+        </w:rPr>
+        <w:t xml:space="preserve"> </w:t>
+      </w:r>
+      <w:r>
+        <w:rPr>
+          <w:rFonts w:eastAsia="Times New Roman" w:cs="Arial"/>
+          <w:color w:val="222222"/>
+          <w:kern w:val="0"/>
+          <w:sz w:val="22"/>
+          <w:lang w:eastAsia="hu-HU"/>
+          <w14:ligatures w14:val="none"/>
+        </w:rPr>
+        <w:t>Kérjük, fokozott figyelemmel töltse ki az űrlapot, mivel a projekt jelenlegi állása szerint a már feltöltött hirdetések **nem szerkeszthetőek**. Érdemes tehát feltöltés előtt még egyszer átnézni a megadott adatokat.</w:t>
+      </w:r>
+    </w:p>
+    <w:p>
+      <w:pPr>
+        <w:shd w:val="clear" w:color="auto" w:fill="FFFFFF"/>
+        <w:spacing w:after="0" w:line="240" w:lineRule="auto"/>
+        <w:rPr>
+          <w:rFonts w:eastAsia="Times New Roman" w:cs="Arial"/>
+          <w:color w:val="222222"/>
+          <w:kern w:val="0"/>
+          <w:sz w:val="22"/>
+          <w:lang w:eastAsia="hu-HU"/>
+          <w14:ligatures w14:val="none"/>
+        </w:rPr>
+      </w:pPr>
+      <w:r>
+        <w:rPr>
+          <w:rFonts w:eastAsia="Times New Roman" w:cs="Arial"/>
+          <w:color w:val="222222"/>
+          <w:kern w:val="0"/>
+          <w:sz w:val="22"/>
+          <w:lang w:eastAsia="hu-HU"/>
+          <w14:ligatures w14:val="none"/>
+        </w:rPr>
+        <w:t>Bízunk benne, hogy ez a részletes útmutató segít eligazodni a rendszerben</w:t>
+      </w:r>
+      <w:r>
+        <w:rPr>
+          <w:rFonts w:eastAsia="Times New Roman" w:cs="Arial"/>
+          <w:color w:val="222222"/>
+          <w:kern w:val="0"/>
+          <w:sz w:val="22"/>
+          <w:lang w:eastAsia="hu-HU"/>
+          <w14:ligatures w14:val="none"/>
+        </w:rPr>
+        <w:t>!</w:t>
+      </w:r>
+    </w:p>
+    <w:p>
+      <w:pPr>
+        <w:shd w:val="clear" w:color="auto" w:fill="FFFFFF"/>
+        <w:spacing w:after="0" w:line="240" w:lineRule="auto"/>
+      </w:pPr>
     </w:p>
     <w:p/>
     <w:p/>
+    <w:p>
+      <w:pPr>
+        <w:ind w:firstLine="708"/>
+      </w:pPr>
+    </w:p>
+    <w:p>
+      <w:pPr>
+        <w:ind w:firstLine="708"/>
+      </w:pPr>
+    </w:p>
+    <w:p>
+      <w:pPr>
+        <w:pStyle w:val="Cmsor1"/>
+      </w:pPr>
+      <w:bookmarkStart w:id="4" w:name="_Toc231201562"/>
+      <w:r>
+        <w:t>Adatbázis</w:t>
+      </w:r>
+      <w:bookmarkEnd w:id="4"/>
+    </w:p>
     <w:p/>
     <w:p>
-      <w:pPr>
-        <w:ind w:firstLine="708"/>
-      </w:pPr>
-    </w:p>
-    <w:p/>
+      <w:r>
+        <w:rPr>
+          <w:noProof/>
+        </w:rPr>
+        <w:drawing>
+          <wp:inline distT="0" distB="0" distL="0" distR="0" wp14:anchorId="4A872B0E" wp14:editId="73D0B67A">
+            <wp:extent cx="5753100" cy="2895600"/>
+            <wp:effectExtent l="0" t="0" r="0" b="0"/>
+            <wp:docPr id="2" name="Kép 2"/>
+            <wp:cNvGraphicFramePr>
+              <a:graphicFrameLocks xmlns:a="http://schemas.openxmlformats.org/drawingml/2006/main" noChangeAspect="1"/>
+            </wp:cNvGraphicFramePr>
+            <a:graphic xmlns:a="http://schemas.openxmlformats.org/drawingml/2006/main">
+              <a:graphicData uri="http://schemas.openxmlformats.org/drawingml/2006/picture">
+                <pic:pic xmlns:pic="http://schemas.openxmlformats.org/drawingml/2006/picture">
+                  <pic:nvPicPr>
+                    <pic:cNvPr id="0" name="Picture 1"/>
+                    <pic:cNvPicPr>
+                      <a:picLocks noChangeAspect="1" noChangeArrowheads="1"/>
+                    </pic:cNvPicPr>
+                  </pic:nvPicPr>
+                  <pic:blipFill>
+                    <a:blip r:embed="rId16">
+                      <a:extLst>
+                        <a:ext uri="{28A0092B-C50C-407E-A947-70E740481C1C}">
+                          <a14:useLocalDpi xmlns:a14="http://schemas.microsoft.com/office/drawing/2010/main" val="0"/>
+                        </a:ext>
+                      </a:extLst>
+                    </a:blip>
+                    <a:srcRect/>
+                    <a:stretch>
+                      <a:fillRect/>
+                    </a:stretch>
+                  </pic:blipFill>
+                  <pic:spPr bwMode="auto">
+                    <a:xfrm>
+                      <a:off x="0" y="0"/>
+                      <a:ext cx="5753100" cy="2895600"/>
+                    </a:xfrm>
+                    <a:prstGeom prst="rect">
+                      <a:avLst/>
+                    </a:prstGeom>
+                    <a:noFill/>
+                    <a:ln>
+                      <a:noFill/>
+                    </a:ln>
+                  </pic:spPr>
+                </pic:pic>
+              </a:graphicData>
+            </a:graphic>
+          </wp:inline>
+        </w:drawing>
+      </w:r>
+    </w:p>
+    <w:p>
+      <w:pPr>
+        <w:rPr>
+          <w:sz w:val="22"/>
+        </w:rPr>
+      </w:pPr>
+      <w:r>
+        <w:rPr>
+          <w:rFonts w:cs="Arial"/>
+          <w:color w:val="222222"/>
+          <w:sz w:val="22"/>
+          <w:shd w:val="clear" w:color="auto" w:fill="FFFFFF"/>
+        </w:rPr>
+        <w:t>A rendszer két fő részből áll: az egyikben a felhasználók tárolódnak, a másikban pedig a hirdetése</w:t>
+      </w:r>
+      <w:r>
+        <w:rPr>
+          <w:rFonts w:cs="Arial"/>
+          <w:color w:val="222222"/>
+          <w:sz w:val="22"/>
+          <w:shd w:val="clear" w:color="auto" w:fill="FFFFFF"/>
+        </w:rPr>
+        <w:t>k</w:t>
+      </w:r>
+      <w:r>
+        <w:rPr>
+          <w:rFonts w:cs="Arial"/>
+          <w:color w:val="222222"/>
+          <w:sz w:val="22"/>
+          <w:shd w:val="clear" w:color="auto" w:fill="FFFFFF"/>
+        </w:rPr>
+        <w:t xml:space="preserve">. A kettő között egy virtuális összekötő vonal (kapcsolat) biztosítja, hogy a weboldal mindig tudja, melyik hirdetés kihez tartozik, így csak </w:t>
+      </w:r>
+      <w:r>
+        <w:rPr>
+          <w:rFonts w:cs="Arial"/>
+          <w:color w:val="222222"/>
+          <w:sz w:val="22"/>
+          <w:shd w:val="clear" w:color="auto" w:fill="FFFFFF"/>
+        </w:rPr>
+        <w:t>a felhasználó</w:t>
+      </w:r>
+      <w:r>
+        <w:rPr>
+          <w:rFonts w:cs="Arial"/>
+          <w:color w:val="222222"/>
+          <w:sz w:val="22"/>
+          <w:shd w:val="clear" w:color="auto" w:fill="FFFFFF"/>
+        </w:rPr>
+        <w:t xml:space="preserve"> láthatja és kezelheti a saját ajánlatait.</w:t>
+      </w:r>
+    </w:p>
+    <w:p>
+      <w:pPr>
+        <w:rPr>
+          <w:rFonts w:cs="Arial"/>
+          <w:b/>
+          <w:bCs/>
+          <w:color w:val="222222"/>
+          <w:shd w:val="clear" w:color="auto" w:fill="FFFFFF"/>
+        </w:rPr>
+      </w:pPr>
+      <w:r>
+        <w:rPr>
+          <w:rFonts w:cs="Arial"/>
+          <w:b/>
+          <w:bCs/>
+          <w:color w:val="222222"/>
+          <w:shd w:val="clear" w:color="auto" w:fill="FFFFFF"/>
+        </w:rPr>
+        <w:t>Adatkezelés és rendszerinformációk</w:t>
+      </w:r>
+    </w:p>
+    <w:p>
+      <w:pPr>
+        <w:rPr>
+          <w:rFonts w:cs="Arial"/>
+          <w:color w:val="222222"/>
+          <w:sz w:val="22"/>
+          <w:shd w:val="clear" w:color="auto" w:fill="FFFFFF"/>
+        </w:rPr>
+      </w:pPr>
+      <w:r>
+        <w:rPr>
+          <w:rFonts w:cs="Arial"/>
+          <w:color w:val="222222"/>
+          <w:sz w:val="22"/>
+          <w:shd w:val="clear" w:color="auto" w:fill="FFFFFF"/>
+        </w:rPr>
+        <w:t>A rendszer működését egy központi adatbázis biztosítja, amely biztonságosan tárolja a felhasználói fiókokat és a hozzájuk tartozó hirdetéseket.</w:t>
+      </w:r>
+    </w:p>
+    <w:p>
+      <w:pPr>
+        <w:rPr>
+          <w:rFonts w:cs="Arial"/>
+          <w:color w:val="222222"/>
+          <w:sz w:val="22"/>
+          <w:shd w:val="clear" w:color="auto" w:fill="FFFFFF"/>
+        </w:rPr>
+      </w:pPr>
+    </w:p>
+    <w:p>
+      <w:pPr>
+        <w:rPr>
+          <w:rFonts w:cs="Arial"/>
+          <w:color w:val="222222"/>
+          <w:sz w:val="22"/>
+          <w:shd w:val="clear" w:color="auto" w:fill="FFFFFF"/>
+        </w:rPr>
+      </w:pPr>
+      <w:r>
+        <w:rPr>
+          <w:rFonts w:cs="Arial"/>
+          <w:color w:val="222222"/>
+          <w:sz w:val="22"/>
+          <w:u w:val="single"/>
+          <w:shd w:val="clear" w:color="auto" w:fill="FFFFFF"/>
+        </w:rPr>
+        <w:t>Felhasználói adatok:</w:t>
+      </w:r>
+      <w:r>
+        <w:rPr>
+          <w:rFonts w:cs="Arial"/>
+          <w:color w:val="222222"/>
+          <w:sz w:val="22"/>
+          <w:shd w:val="clear" w:color="auto" w:fill="FFFFFF"/>
+        </w:rPr>
+        <w:t xml:space="preserve"> </w:t>
+      </w:r>
+      <w:r>
+        <w:rPr>
+          <w:rFonts w:cs="Arial"/>
+          <w:color w:val="222222"/>
+          <w:sz w:val="22"/>
+          <w:shd w:val="clear" w:color="auto" w:fill="FFFFFF"/>
+        </w:rPr>
+        <w:t>Amikor Ön regisztrál, a rendszer rögzíti nevét, felhasználónevét, e-mail címét, telefonszámát és születési dátumát. Ezek az adatok elengedhetetlenek a fiókja azonosításához és a hirdetésekkel kapcsolatos kapcsolattartáshoz.</w:t>
+      </w:r>
+    </w:p>
+    <w:p>
+      <w:pPr>
+        <w:rPr>
+          <w:rFonts w:cs="Arial"/>
+          <w:color w:val="222222"/>
+          <w:sz w:val="22"/>
+          <w:shd w:val="clear" w:color="auto" w:fill="FFFFFF"/>
+        </w:rPr>
+      </w:pPr>
+      <w:r>
+        <w:rPr>
+          <w:rFonts w:cs="Arial"/>
+          <w:color w:val="222222"/>
+          <w:sz w:val="22"/>
+          <w:u w:val="single"/>
+          <w:shd w:val="clear" w:color="auto" w:fill="FFFFFF"/>
+        </w:rPr>
+        <w:t>Hirdetések adatai</w:t>
+      </w:r>
+      <w:r>
+        <w:rPr>
+          <w:rFonts w:cs="Arial"/>
+          <w:color w:val="222222"/>
+          <w:sz w:val="22"/>
+          <w:u w:val="single"/>
+          <w:shd w:val="clear" w:color="auto" w:fill="FFFFFF"/>
+        </w:rPr>
+        <w:t xml:space="preserve">: </w:t>
+      </w:r>
+      <w:r>
+        <w:rPr>
+          <w:rFonts w:cs="Arial"/>
+          <w:color w:val="222222"/>
+          <w:sz w:val="22"/>
+          <w:shd w:val="clear" w:color="auto" w:fill="FFFFFF"/>
+        </w:rPr>
+        <w:t>A feladott hirdetésekhez kapcsolódó információk – mint például a hirdetés címe, a termék ára, a részletes leírás és a feltöltött képek – közvetlenül a felhasználói fiókjához kerülnek hozzárendelésre az adatbázisban.</w:t>
+      </w:r>
+    </w:p>
+    <w:p>
+      <w:pPr>
+        <w:rPr>
+          <w:rFonts w:cs="Arial"/>
+          <w:color w:val="222222"/>
+          <w:sz w:val="22"/>
+          <w:shd w:val="clear" w:color="auto" w:fill="FFFFFF"/>
+        </w:rPr>
+      </w:pPr>
+      <w:r>
+        <w:rPr>
+          <w:rFonts w:cs="Arial"/>
+          <w:color w:val="222222"/>
+          <w:sz w:val="22"/>
+          <w:u w:val="single"/>
+          <w:shd w:val="clear" w:color="auto" w:fill="FFFFFF"/>
+        </w:rPr>
+        <w:t>Adatbázis-struktúra:</w:t>
+      </w:r>
+      <w:r>
+        <w:rPr>
+          <w:rFonts w:cs="Arial"/>
+          <w:color w:val="222222"/>
+          <w:sz w:val="22"/>
+          <w:u w:val="single"/>
+          <w:shd w:val="clear" w:color="auto" w:fill="FFFFFF"/>
+        </w:rPr>
+        <w:t xml:space="preserve"> </w:t>
+      </w:r>
+      <w:r>
+        <w:rPr>
+          <w:rFonts w:cs="Arial"/>
+          <w:color w:val="222222"/>
+          <w:sz w:val="22"/>
+          <w:shd w:val="clear" w:color="auto" w:fill="FFFFFF"/>
+        </w:rPr>
+        <w:t>A rendszer egy kapcsolati adatbázist használ, amely összeköti a felhasználói profilokat a közzétett hirdetésekkel. Ez biztosítja, hogy minden hirdetés a megfelelő tulajdonoshoz tartozzon, és könnyen visszakereshető legyen a rendszerben.</w:t>
+      </w:r>
+    </w:p>
+    <w:p>
+      <w:pPr>
+        <w:rPr>
+          <w:b/>
+          <w:bCs/>
+          <w:sz w:val="22"/>
+          <w:u w:val="single"/>
+        </w:rPr>
+      </w:pPr>
+    </w:p>
     <w:sectPr>
-      <w:footerReference w:type="default" r:id="rId16"/>
+      <w:footerReference w:type="default" r:id="rId17"/>
       <w:pgSz w:w="11906" w:h="16838"/>
       <w:pgMar w:top="1417" w:right="1417" w:bottom="1417" w:left="1417" w:header="708" w:footer="708" w:gutter="0"/>
       <w:cols w:space="708"/>
@@ -1545,8 +2749,100 @@
       </w:rPr>
     </w:lvl>
   </w:abstractNum>
+  <w:abstractNum w:abstractNumId="1" w15:restartNumberingAfterBreak="0">
+    <w:nsid w:val="6C457312"/>
+    <w:multiLevelType w:val="hybridMultilevel"/>
+    <w:tmpl w:val="1CCAE0E2"/>
+    <w:lvl w:ilvl="0" w:tplc="870C5AFA">
+      <w:start w:val="1"/>
+      <w:numFmt w:val="decimal"/>
+      <w:lvlText w:val="%1."/>
+      <w:lvlJc w:val="left"/>
+      <w:pPr>
+        <w:ind w:left="420" w:hanging="360"/>
+      </w:pPr>
+      <w:rPr>
+        <w:rFonts w:hint="default"/>
+      </w:rPr>
+    </w:lvl>
+    <w:lvl w:ilvl="1" w:tplc="040E0019" w:tentative="1">
+      <w:start w:val="1"/>
+      <w:numFmt w:val="lowerLetter"/>
+      <w:lvlText w:val="%2."/>
+      <w:lvlJc w:val="left"/>
+      <w:pPr>
+        <w:ind w:left="1140" w:hanging="360"/>
+      </w:pPr>
+    </w:lvl>
+    <w:lvl w:ilvl="2" w:tplc="040E001B" w:tentative="1">
+      <w:start w:val="1"/>
+      <w:numFmt w:val="lowerRoman"/>
+      <w:lvlText w:val="%3."/>
+      <w:lvlJc w:val="right"/>
+      <w:pPr>
+        <w:ind w:left="1860" w:hanging="180"/>
+      </w:pPr>
+    </w:lvl>
+    <w:lvl w:ilvl="3" w:tplc="040E000F" w:tentative="1">
+      <w:start w:val="1"/>
+      <w:numFmt w:val="decimal"/>
+      <w:lvlText w:val="%4."/>
+      <w:lvlJc w:val="left"/>
+      <w:pPr>
+        <w:ind w:left="2580" w:hanging="360"/>
+      </w:pPr>
+    </w:lvl>
+    <w:lvl w:ilvl="4" w:tplc="040E0019" w:tentative="1">
+      <w:start w:val="1"/>
+      <w:numFmt w:val="lowerLetter"/>
+      <w:lvlText w:val="%5."/>
+      <w:lvlJc w:val="left"/>
+      <w:pPr>
+        <w:ind w:left="3300" w:hanging="360"/>
+      </w:pPr>
+    </w:lvl>
+    <w:lvl w:ilvl="5" w:tplc="040E001B" w:tentative="1">
+      <w:start w:val="1"/>
+      <w:numFmt w:val="lowerRoman"/>
+      <w:lvlText w:val="%6."/>
+      <w:lvlJc w:val="right"/>
+      <w:pPr>
+        <w:ind w:left="4020" w:hanging="180"/>
+      </w:pPr>
+    </w:lvl>
+    <w:lvl w:ilvl="6" w:tplc="040E000F" w:tentative="1">
+      <w:start w:val="1"/>
+      <w:numFmt w:val="decimal"/>
+      <w:lvlText w:val="%7."/>
+      <w:lvlJc w:val="left"/>
+      <w:pPr>
+        <w:ind w:left="4740" w:hanging="360"/>
+      </w:pPr>
+    </w:lvl>
+    <w:lvl w:ilvl="7" w:tplc="040E0019" w:tentative="1">
+      <w:start w:val="1"/>
+      <w:numFmt w:val="lowerLetter"/>
+      <w:lvlText w:val="%8."/>
+      <w:lvlJc w:val="left"/>
+      <w:pPr>
+        <w:ind w:left="5460" w:hanging="360"/>
+      </w:pPr>
+    </w:lvl>
+    <w:lvl w:ilvl="8" w:tplc="040E001B" w:tentative="1">
+      <w:start w:val="1"/>
+      <w:numFmt w:val="lowerRoman"/>
+      <w:lvlText w:val="%9."/>
+      <w:lvlJc w:val="right"/>
+      <w:pPr>
+        <w:ind w:left="6180" w:hanging="180"/>
+      </w:pPr>
+    </w:lvl>
+  </w:abstractNum>
   <w:num w:numId="1" w16cid:durableId="569460324">
     <w:abstractNumId w:val="0"/>
+  </w:num>
+  <w:num w:numId="2" w16cid:durableId="2126465627">
+    <w:abstractNumId w:val="1"/>
   </w:num>
 </w:numbering>
 </file>

--- a/docs/dokumentacio-aprohirdetes.docx
+++ b/docs/dokumentacio-aprohirdetes.docx
@@ -198,7 +198,7 @@
           <w:r>
             <w:fldChar w:fldCharType="separate"/>
           </w:r>
-          <w:hyperlink w:anchor="_Toc231201558" w:history="1">
+          <w:hyperlink w:anchor="_Toc215476430" w:history="1">
             <w:r>
               <w:rPr>
                 <w:rStyle w:val="Hiperhivatkozs"/>
@@ -225,7 +225,7 @@
                 <w:noProof/>
                 <w:webHidden/>
               </w:rPr>
-              <w:instrText xml:space="preserve"> PAGEREF _Toc231201558 \h </w:instrText>
+              <w:instrText xml:space="preserve"> PAGEREF _Toc215476430 \h </w:instrText>
             </w:r>
             <w:r>
               <w:rPr>
@@ -269,7 +269,7 @@
               <w:lang w:eastAsia="hu-HU"/>
             </w:rPr>
           </w:pPr>
-          <w:hyperlink w:anchor="_Toc231201559" w:history="1">
+          <w:hyperlink w:anchor="_Toc215476431" w:history="1">
             <w:r>
               <w:rPr>
                 <w:rStyle w:val="Hiperhivatkozs"/>
@@ -296,7 +296,7 @@
                 <w:noProof/>
                 <w:webHidden/>
               </w:rPr>
-              <w:instrText xml:space="preserve"> PAGEREF _Toc231201559 \h </w:instrText>
+              <w:instrText xml:space="preserve"> PAGEREF _Toc215476431 \h </w:instrText>
             </w:r>
             <w:r>
               <w:rPr>
@@ -340,7 +340,7 @@
               <w:lang w:eastAsia="hu-HU"/>
             </w:rPr>
           </w:pPr>
-          <w:hyperlink w:anchor="_Toc231201560" w:history="1">
+          <w:hyperlink w:anchor="_Toc215476432" w:history="1">
             <w:r>
               <w:rPr>
                 <w:rStyle w:val="Hiperhivatkozs"/>
@@ -367,7 +367,7 @@
                 <w:noProof/>
                 <w:webHidden/>
               </w:rPr>
-              <w:instrText xml:space="preserve"> PAGEREF _Toc231201560 \h </w:instrText>
+              <w:instrText xml:space="preserve"> PAGEREF _Toc215476432 \h </w:instrText>
             </w:r>
             <w:r>
               <w:rPr>
@@ -411,7 +411,7 @@
               <w:lang w:eastAsia="hu-HU"/>
             </w:rPr>
           </w:pPr>
-          <w:hyperlink w:anchor="_Toc231201561" w:history="1">
+          <w:hyperlink w:anchor="_Toc215476433" w:history="1">
             <w:r>
               <w:rPr>
                 <w:rStyle w:val="Hiperhivatkozs"/>
@@ -438,7 +438,7 @@
                 <w:noProof/>
                 <w:webHidden/>
               </w:rPr>
-              <w:instrText xml:space="preserve"> PAGEREF _Toc231201561 \h </w:instrText>
+              <w:instrText xml:space="preserve"> PAGEREF _Toc215476433 \h </w:instrText>
             </w:r>
             <w:r>
               <w:rPr>
@@ -458,78 +458,7 @@
                 <w:noProof/>
                 <w:webHidden/>
               </w:rPr>
-              <w:t>3</w:t>
-            </w:r>
-            <w:r>
-              <w:rPr>
-                <w:noProof/>
-                <w:webHidden/>
-              </w:rPr>
-              <w:fldChar w:fldCharType="end"/>
-            </w:r>
-          </w:hyperlink>
-        </w:p>
-        <w:p>
-          <w:pPr>
-            <w:pStyle w:val="TJ1"/>
-            <w:tabs>
-              <w:tab w:val="right" w:leader="dot" w:pos="9062"/>
-            </w:tabs>
-            <w:rPr>
-              <w:rFonts w:asciiTheme="minorHAnsi" w:eastAsiaTheme="minorEastAsia" w:hAnsiTheme="minorHAnsi"/>
-              <w:noProof/>
-              <w:sz w:val="22"/>
-              <w:lang w:eastAsia="hu-HU"/>
-            </w:rPr>
-          </w:pPr>
-          <w:hyperlink w:anchor="_Toc231201562" w:history="1">
-            <w:r>
-              <w:rPr>
-                <w:rStyle w:val="Hiperhivatkozs"/>
-                <w:noProof/>
-              </w:rPr>
-              <w:t>Adatbázis</w:t>
-            </w:r>
-            <w:r>
-              <w:rPr>
-                <w:noProof/>
-                <w:webHidden/>
-              </w:rPr>
-              <w:tab/>
-            </w:r>
-            <w:r>
-              <w:rPr>
-                <w:noProof/>
-                <w:webHidden/>
-              </w:rPr>
-              <w:fldChar w:fldCharType="begin"/>
-            </w:r>
-            <w:r>
-              <w:rPr>
-                <w:noProof/>
-                <w:webHidden/>
-              </w:rPr>
-              <w:instrText xml:space="preserve"> PAGEREF _Toc231201562 \h </w:instrText>
-            </w:r>
-            <w:r>
-              <w:rPr>
-                <w:noProof/>
-                <w:webHidden/>
-              </w:rPr>
-            </w:r>
-            <w:r>
-              <w:rPr>
-                <w:noProof/>
-                <w:webHidden/>
-              </w:rPr>
-              <w:fldChar w:fldCharType="separate"/>
-            </w:r>
-            <w:r>
-              <w:rPr>
-                <w:noProof/>
-                <w:webHidden/>
-              </w:rPr>
-              <w:t>5</w:t>
+              <w:t>4</w:t>
             </w:r>
             <w:r>
               <w:rPr>
@@ -577,7 +506,7 @@
         <w:spacing w:line="360" w:lineRule="auto"/>
         <w:jc w:val="both"/>
       </w:pPr>
-      <w:bookmarkStart w:id="0" w:name="_Toc231201558"/>
+      <w:bookmarkStart w:id="0" w:name="_Toc215476430"/>
       <w:r>
         <w:lastRenderedPageBreak/>
         <w:t>Csapat</w:t>
@@ -623,7 +552,7 @@
         <w:spacing w:line="360" w:lineRule="auto"/>
         <w:jc w:val="both"/>
       </w:pPr>
-      <w:bookmarkStart w:id="1" w:name="_Toc231201559"/>
+      <w:bookmarkStart w:id="1" w:name="_Toc215476431"/>
       <w:r>
         <w:t>Projektleírás</w:t>
       </w:r>
@@ -786,7 +715,7 @@
           <w:noProof/>
         </w:rPr>
         <w:drawing>
-          <wp:anchor distT="0" distB="0" distL="114300" distR="114300" simplePos="0" relativeHeight="251674624" behindDoc="0" locked="0" layoutInCell="1" allowOverlap="1" wp14:anchorId="1164CC10" wp14:editId="2D74AAFC">
+          <wp:anchor distT="0" distB="0" distL="114300" distR="114300" simplePos="0" relativeHeight="251674624" behindDoc="0" locked="0" layoutInCell="1" allowOverlap="1" wp14:anchorId="1164CC10" wp14:editId="4D1AD222">
             <wp:simplePos x="0" y="0"/>
             <wp:positionH relativeFrom="margin">
               <wp:align>left</wp:align>
@@ -1131,7 +1060,7 @@
         <w:spacing w:line="360" w:lineRule="auto"/>
         <w:jc w:val="both"/>
       </w:pPr>
-      <w:bookmarkStart w:id="2" w:name="_Toc231201560"/>
+      <w:bookmarkStart w:id="2" w:name="_Toc215476432"/>
       <w:r>
         <w:lastRenderedPageBreak/>
         <w:t>Fejlesztői dokumentáció</w:t>
@@ -1166,7 +1095,7 @@
           <w:noProof/>
         </w:rPr>
         <w:drawing>
-          <wp:anchor distT="0" distB="0" distL="114300" distR="114300" simplePos="0" relativeHeight="251660288" behindDoc="0" locked="0" layoutInCell="1" allowOverlap="1" wp14:anchorId="627CDEBB" wp14:editId="2561A145">
+          <wp:anchor distT="0" distB="0" distL="114300" distR="114300" simplePos="0" relativeHeight="251660288" behindDoc="0" locked="0" layoutInCell="1" allowOverlap="1" wp14:anchorId="627CDEBB" wp14:editId="2FA44C96">
             <wp:simplePos x="0" y="0"/>
             <wp:positionH relativeFrom="margin">
               <wp:posOffset>3519805</wp:posOffset>
@@ -1288,7 +1217,6 @@
         <w:spacing w:line="360" w:lineRule="auto"/>
         <w:jc w:val="both"/>
       </w:pPr>
-      <w:bookmarkStart w:id="3" w:name="_Toc231201561"/>
       <w:r>
         <w:rPr>
           <w:noProof/>
@@ -1355,6 +1283,7 @@
       <w:r>
         <w:br w:type="page"/>
       </w:r>
+      <w:bookmarkStart w:id="3" w:name="_Toc215476433"/>
       <w:r>
         <w:lastRenderedPageBreak/>
         <w:t>Felhasználói dokumentáció</w:t>
@@ -1363,1171 +1292,38 @@
     </w:p>
     <w:p>
       <w:pPr>
-        <w:shd w:val="clear" w:color="auto" w:fill="FFFFFF"/>
-        <w:spacing w:after="0" w:line="240" w:lineRule="auto"/>
-        <w:rPr>
-          <w:rFonts w:eastAsia="Times New Roman" w:cs="Arial"/>
-          <w:b/>
-          <w:bCs/>
-          <w:color w:val="222222"/>
-          <w:kern w:val="0"/>
-          <w:szCs w:val="24"/>
-          <w:lang w:eastAsia="hu-HU"/>
-          <w14:ligatures w14:val="none"/>
-        </w:rPr>
-      </w:pPr>
-      <w:r>
-        <w:rPr>
-          <w:rFonts w:eastAsia="Times New Roman" w:cs="Arial"/>
-          <w:b/>
-          <w:bCs/>
-          <w:color w:val="222222"/>
-          <w:kern w:val="0"/>
-          <w:sz w:val="28"/>
-          <w:szCs w:val="28"/>
-          <w:lang w:eastAsia="hu-HU"/>
-          <w14:ligatures w14:val="none"/>
-        </w:rPr>
-        <w:t>Felhasználói Útmutató: Apróhirdetési Portál</w:t>
-      </w:r>
-    </w:p>
-    <w:p>
-      <w:pPr>
-        <w:shd w:val="clear" w:color="auto" w:fill="FFFFFF"/>
-        <w:spacing w:after="0" w:line="240" w:lineRule="auto"/>
-        <w:rPr>
-          <w:rFonts w:eastAsia="Times New Roman" w:cs="Arial"/>
-          <w:color w:val="222222"/>
-          <w:kern w:val="0"/>
-          <w:sz w:val="22"/>
-          <w:lang w:eastAsia="hu-HU"/>
-          <w14:ligatures w14:val="none"/>
-        </w:rPr>
-      </w:pPr>
-      <w:r>
-        <w:rPr>
-          <w:rFonts w:eastAsia="Times New Roman" w:cs="Arial"/>
-          <w:color w:val="222222"/>
-          <w:kern w:val="0"/>
-          <w:sz w:val="22"/>
-          <w:lang w:eastAsia="hu-HU"/>
-          <w14:ligatures w14:val="none"/>
-        </w:rPr>
-        <w:t>Ez a segédlet azért készült, hogy lépésről lépésre megmutassa, hogyan használhatja az apróhirdetési oldalt.</w:t>
-      </w:r>
-    </w:p>
-    <w:p>
-      <w:pPr>
-        <w:shd w:val="clear" w:color="auto" w:fill="FFFFFF"/>
-        <w:spacing w:after="0" w:line="240" w:lineRule="auto"/>
-        <w:rPr>
-          <w:rFonts w:eastAsia="Times New Roman" w:cs="Arial"/>
-          <w:b/>
-          <w:bCs/>
-          <w:color w:val="222222"/>
-          <w:kern w:val="0"/>
-          <w:sz w:val="28"/>
-          <w:szCs w:val="28"/>
-          <w:lang w:eastAsia="hu-HU"/>
-          <w14:ligatures w14:val="none"/>
-        </w:rPr>
-      </w:pPr>
-    </w:p>
-    <w:p>
-      <w:pPr>
-        <w:shd w:val="clear" w:color="auto" w:fill="FFFFFF"/>
-        <w:spacing w:after="0" w:line="240" w:lineRule="auto"/>
-        <w:rPr>
-          <w:rFonts w:eastAsia="Times New Roman" w:cs="Arial"/>
-          <w:color w:val="222222"/>
-          <w:kern w:val="0"/>
-          <w:szCs w:val="24"/>
-          <w:lang w:eastAsia="hu-HU"/>
-          <w14:ligatures w14:val="none"/>
-        </w:rPr>
-      </w:pPr>
-      <w:r>
-        <w:rPr>
-          <w:rFonts w:eastAsia="Times New Roman" w:cs="Arial"/>
-          <w:b/>
-          <w:bCs/>
-          <w:color w:val="222222"/>
-          <w:kern w:val="0"/>
-          <w:sz w:val="28"/>
-          <w:szCs w:val="28"/>
-          <w:lang w:eastAsia="hu-HU"/>
-          <w14:ligatures w14:val="none"/>
-        </w:rPr>
-        <w:t>Regisztráció és Bejelentkezés: Az első lé</w:t>
-      </w:r>
-      <w:r>
-        <w:rPr>
-          <w:rFonts w:eastAsia="Times New Roman" w:cs="Arial"/>
-          <w:b/>
-          <w:bCs/>
-          <w:color w:val="222222"/>
-          <w:kern w:val="0"/>
-          <w:sz w:val="28"/>
-          <w:szCs w:val="28"/>
-          <w:lang w:eastAsia="hu-HU"/>
-          <w14:ligatures w14:val="none"/>
-        </w:rPr>
-        <w:t>pések</w:t>
-      </w:r>
-    </w:p>
-    <w:p>
-      <w:pPr>
-        <w:shd w:val="clear" w:color="auto" w:fill="FFFFFF"/>
-        <w:spacing w:after="0" w:line="240" w:lineRule="auto"/>
-        <w:rPr>
-          <w:rFonts w:cs="Arial"/>
-          <w:color w:val="222222"/>
-          <w:sz w:val="22"/>
-          <w:shd w:val="clear" w:color="auto" w:fill="FFFFFF"/>
-        </w:rPr>
-      </w:pPr>
-      <w:r>
-        <w:rPr>
-          <w:rFonts w:cs="Arial"/>
-          <w:color w:val="222222"/>
-          <w:sz w:val="22"/>
-          <w:shd w:val="clear" w:color="auto" w:fill="FFFFFF"/>
-        </w:rPr>
-        <w:t>Az oldal használatának alapja a saját fiók, amellyel a rendszer azonosítani tudja Önt.</w:t>
-      </w:r>
-    </w:p>
-    <w:p>
-      <w:pPr>
-        <w:shd w:val="clear" w:color="auto" w:fill="FFFFFF"/>
-        <w:spacing w:after="0" w:line="240" w:lineRule="auto"/>
-        <w:rPr>
-          <w:rFonts w:eastAsia="Times New Roman" w:cs="Arial"/>
-          <w:color w:val="222222"/>
-          <w:kern w:val="0"/>
-          <w:sz w:val="22"/>
-          <w:lang w:eastAsia="hu-HU"/>
-          <w14:ligatures w14:val="none"/>
-        </w:rPr>
-      </w:pPr>
-    </w:p>
-    <w:p>
-      <w:pPr>
-        <w:shd w:val="clear" w:color="auto" w:fill="FFFFFF"/>
-        <w:spacing w:after="0" w:line="240" w:lineRule="auto"/>
-        <w:rPr>
-          <w:rFonts w:eastAsia="Times New Roman" w:cs="Arial"/>
-          <w:color w:val="222222"/>
-          <w:kern w:val="0"/>
-          <w:sz w:val="22"/>
-          <w:lang w:eastAsia="hu-HU"/>
-          <w14:ligatures w14:val="none"/>
-        </w:rPr>
-      </w:pPr>
-      <w:r>
-        <w:rPr>
-          <w:rFonts w:eastAsia="Times New Roman" w:cs="Arial"/>
-          <w:color w:val="222222"/>
-          <w:kern w:val="0"/>
-          <w:sz w:val="22"/>
-          <w:u w:val="single"/>
-          <w:lang w:eastAsia="hu-HU"/>
-          <w14:ligatures w14:val="none"/>
-        </w:rPr>
-        <w:t>Regisztráció:</w:t>
-      </w:r>
-      <w:r>
-        <w:rPr>
-          <w:rFonts w:eastAsia="Times New Roman" w:cs="Arial"/>
-          <w:color w:val="222222"/>
-          <w:kern w:val="0"/>
-          <w:sz w:val="22"/>
-          <w:lang w:eastAsia="hu-HU"/>
-          <w14:ligatures w14:val="none"/>
-        </w:rPr>
+        <w:jc w:val="both"/>
+      </w:pPr>
+      <w:r>
+        <w:t xml:space="preserve">A sikeres regisztrációt és bejelentkezést követően, a felhasználó elé tárul a főoldal, ahol </w:t>
+      </w:r>
+      <w:r>
+        <w:t>elérhetőek a már meglévő hirdetések. Emellett létrehozni és szerkeszteni is lehet a hirdetéseket</w:t>
+      </w:r>
+      <w:r>
+        <w:t>.</w:t>
+      </w:r>
+      <w:r>
         <w:t xml:space="preserve"> </w:t>
       </w:r>
       <w:r>
-        <w:rPr>
-          <w:rFonts w:cs="Arial"/>
-          <w:color w:val="222222"/>
-          <w:sz w:val="22"/>
-          <w:shd w:val="clear" w:color="auto" w:fill="FFFFFF"/>
-        </w:rPr>
-        <w:t>Ha még nincs fiókja, a bejelentkező képernyőn keresse a „Regisztráció” gombot (ez a bejelentkező kártya jobb alsó sarkában található). Itt meg kell adnia az adatait (vezeték- és keresztnév, felhasználónév, e-mail cím, jelszó, telefonszám és születési dátum), majd kövesse a további utasításokat.</w:t>
-      </w:r>
-    </w:p>
-    <w:p>
-      <w:pPr>
-        <w:shd w:val="clear" w:color="auto" w:fill="FFFFFF"/>
-        <w:spacing w:after="0" w:line="240" w:lineRule="auto"/>
-        <w:rPr>
-          <w:rFonts w:eastAsia="Times New Roman" w:cs="Arial"/>
-          <w:color w:val="222222"/>
-          <w:kern w:val="0"/>
-          <w:sz w:val="22"/>
-          <w:lang w:eastAsia="hu-HU"/>
-          <w14:ligatures w14:val="none"/>
-        </w:rPr>
-      </w:pPr>
-    </w:p>
-    <w:p>
-      <w:pPr>
-        <w:shd w:val="clear" w:color="auto" w:fill="FFFFFF"/>
-        <w:spacing w:after="0" w:line="240" w:lineRule="auto"/>
-        <w:rPr>
-          <w:rFonts w:eastAsia="Times New Roman" w:cs="Arial"/>
-          <w:color w:val="222222"/>
-          <w:kern w:val="0"/>
-          <w:sz w:val="22"/>
-          <w:lang w:eastAsia="hu-HU"/>
-          <w14:ligatures w14:val="none"/>
-        </w:rPr>
-      </w:pPr>
-      <w:r>
-        <w:rPr>
-          <w:rFonts w:eastAsia="Times New Roman" w:cs="Arial"/>
-          <w:color w:val="222222"/>
-          <w:kern w:val="0"/>
-          <w:sz w:val="22"/>
-          <w:u w:val="single"/>
-          <w:lang w:eastAsia="hu-HU"/>
-          <w14:ligatures w14:val="none"/>
-        </w:rPr>
-        <w:t>Bejelentkezés</w:t>
-      </w:r>
-      <w:r>
-        <w:rPr>
-          <w:rFonts w:eastAsia="Times New Roman" w:cs="Arial"/>
-          <w:color w:val="222222"/>
-          <w:kern w:val="0"/>
-          <w:sz w:val="22"/>
-          <w:lang w:eastAsia="hu-HU"/>
-          <w14:ligatures w14:val="none"/>
-        </w:rPr>
-        <w:t xml:space="preserve">: </w:t>
-      </w:r>
-      <w:r>
-        <w:rPr>
-          <w:rFonts w:cs="Arial"/>
-          <w:color w:val="222222"/>
-          <w:sz w:val="22"/>
-          <w:shd w:val="clear" w:color="auto" w:fill="FFFFFF"/>
-        </w:rPr>
-        <w:t>Ha már regisztrált, írja be az e-mail címét és jelszavát a megfelelő mezőkbe, majd kattintson a „Bejelentkezés” gombra.</w:t>
-      </w:r>
-    </w:p>
-    <w:p>
-      <w:pPr>
-        <w:shd w:val="clear" w:color="auto" w:fill="FFFFFF"/>
-        <w:spacing w:after="0" w:line="240" w:lineRule="auto"/>
-        <w:rPr>
-          <w:rFonts w:eastAsia="Times New Roman" w:cs="Arial"/>
-          <w:color w:val="222222"/>
-          <w:kern w:val="0"/>
-          <w:szCs w:val="24"/>
-          <w:lang w:eastAsia="hu-HU"/>
-          <w14:ligatures w14:val="none"/>
-        </w:rPr>
-      </w:pPr>
-    </w:p>
-    <w:p>
-      <w:pPr>
-        <w:shd w:val="clear" w:color="auto" w:fill="FFFFFF"/>
-        <w:spacing w:after="0" w:line="240" w:lineRule="auto"/>
-        <w:rPr>
-          <w:rFonts w:eastAsia="Times New Roman" w:cs="Arial"/>
-          <w:color w:val="222222"/>
-          <w:kern w:val="0"/>
-          <w:sz w:val="22"/>
-          <w:lang w:eastAsia="hu-HU"/>
-          <w14:ligatures w14:val="none"/>
-        </w:rPr>
-      </w:pPr>
-      <w:r>
-        <w:rPr>
-          <w:rFonts w:eastAsia="Times New Roman" w:cs="Arial"/>
-          <w:b/>
-          <w:bCs/>
-          <w:color w:val="222222"/>
-          <w:kern w:val="0"/>
-          <w:sz w:val="22"/>
-          <w:lang w:eastAsia="hu-HU"/>
-          <w14:ligatures w14:val="none"/>
-        </w:rPr>
-        <w:t>Biztonsági figyelmeztetés</w:t>
-      </w:r>
-      <w:r>
-        <w:rPr>
-          <w:rFonts w:eastAsia="Times New Roman" w:cs="Arial"/>
-          <w:b/>
-          <w:bCs/>
-          <w:color w:val="222222"/>
-          <w:kern w:val="0"/>
-          <w:sz w:val="22"/>
-          <w:lang w:eastAsia="hu-HU"/>
-          <w14:ligatures w14:val="none"/>
-        </w:rPr>
-        <w:t>:</w:t>
-      </w:r>
-      <w:r>
-        <w:rPr>
-          <w:rFonts w:eastAsia="Times New Roman" w:cs="Arial"/>
-          <w:color w:val="222222"/>
-          <w:kern w:val="0"/>
-          <w:sz w:val="22"/>
-          <w:lang w:eastAsia="hu-HU"/>
-          <w14:ligatures w14:val="none"/>
-        </w:rPr>
-        <w:t xml:space="preserve"> </w:t>
-      </w:r>
-      <w:r>
-        <w:rPr>
-          <w:rFonts w:cs="Arial"/>
-          <w:color w:val="222222"/>
-          <w:sz w:val="22"/>
-          <w:shd w:val="clear" w:color="auto" w:fill="FFFFFF"/>
-        </w:rPr>
-        <w:t>Fontos tudnia, hogy az Ön és adatai védelme érdekében a rendszer biztonsági okokból automatikusan kijelentkezteti, ha bezárja a böngészőt vagy manuálisan kijelentkezik. Ez azt jelenti, hogy a következő alkalommal újra be kell jelentkeznie a fiókjába.</w:t>
-      </w:r>
-    </w:p>
-    <w:p>
-      <w:pPr>
-        <w:shd w:val="clear" w:color="auto" w:fill="FFFFFF"/>
-        <w:spacing w:after="0" w:line="240" w:lineRule="auto"/>
-        <w:rPr>
-          <w:rFonts w:eastAsia="Times New Roman" w:cs="Arial"/>
-          <w:color w:val="222222"/>
-          <w:kern w:val="0"/>
-          <w:szCs w:val="24"/>
-          <w:lang w:eastAsia="hu-HU"/>
-          <w14:ligatures w14:val="none"/>
-        </w:rPr>
-      </w:pPr>
-    </w:p>
-    <w:p>
-      <w:pPr>
-        <w:shd w:val="clear" w:color="auto" w:fill="FFFFFF"/>
-        <w:spacing w:after="0" w:line="240" w:lineRule="auto"/>
-        <w:rPr>
-          <w:rFonts w:eastAsia="Times New Roman" w:cs="Arial"/>
-          <w:b/>
-          <w:bCs/>
-          <w:color w:val="222222"/>
-          <w:kern w:val="0"/>
-          <w:sz w:val="28"/>
-          <w:szCs w:val="28"/>
-          <w:lang w:eastAsia="hu-HU"/>
-          <w14:ligatures w14:val="none"/>
-        </w:rPr>
-      </w:pPr>
-      <w:r>
-        <w:rPr>
-          <w:rFonts w:eastAsia="Times New Roman" w:cs="Arial"/>
-          <w:b/>
-          <w:bCs/>
-          <w:color w:val="222222"/>
-          <w:kern w:val="0"/>
-          <w:sz w:val="28"/>
-          <w:szCs w:val="28"/>
-          <w:lang w:eastAsia="hu-HU"/>
-          <w14:ligatures w14:val="none"/>
-        </w:rPr>
-        <w:t>A Főoldal használata</w:t>
-      </w:r>
-      <w:r>
-        <w:rPr>
-          <w:rFonts w:eastAsia="Times New Roman" w:cs="Arial"/>
-          <w:b/>
-          <w:bCs/>
-          <w:color w:val="222222"/>
-          <w:kern w:val="0"/>
-          <w:sz w:val="28"/>
-          <w:szCs w:val="28"/>
-          <w:lang w:eastAsia="hu-HU"/>
-          <w14:ligatures w14:val="none"/>
-        </w:rPr>
-        <w:t xml:space="preserve"> </w:t>
-      </w:r>
-    </w:p>
-    <w:p>
-      <w:pPr>
-        <w:shd w:val="clear" w:color="auto" w:fill="FFFFFF"/>
-        <w:spacing w:after="0" w:line="240" w:lineRule="auto"/>
-        <w:rPr>
-          <w:rFonts w:cs="Arial"/>
-          <w:color w:val="222222"/>
-          <w:sz w:val="22"/>
-          <w:shd w:val="clear" w:color="auto" w:fill="FFFFFF"/>
-        </w:rPr>
-      </w:pPr>
-      <w:r>
-        <w:rPr>
-          <w:rFonts w:cs="Arial"/>
-          <w:color w:val="222222"/>
-          <w:sz w:val="22"/>
-          <w:shd w:val="clear" w:color="auto" w:fill="FFFFFF"/>
-        </w:rPr>
-        <w:t>Sikeres belépés után a főoldalra kerül, amely az Ön „irányítóközpontja”.</w:t>
-      </w:r>
-    </w:p>
-    <w:p>
-      <w:pPr>
-        <w:shd w:val="clear" w:color="auto" w:fill="FFFFFF"/>
-        <w:spacing w:after="0" w:line="240" w:lineRule="auto"/>
-        <w:rPr>
-          <w:rFonts w:eastAsia="Times New Roman" w:cs="Arial"/>
-          <w:color w:val="222222"/>
-          <w:kern w:val="0"/>
-          <w:szCs w:val="24"/>
-          <w:lang w:eastAsia="hu-HU"/>
-          <w14:ligatures w14:val="none"/>
-        </w:rPr>
-      </w:pPr>
-    </w:p>
-    <w:p>
-      <w:pPr>
-        <w:shd w:val="clear" w:color="auto" w:fill="FFFFFF"/>
-        <w:spacing w:after="0" w:line="240" w:lineRule="auto"/>
-        <w:rPr>
-          <w:rFonts w:eastAsia="Times New Roman" w:cs="Arial"/>
-          <w:color w:val="222222"/>
-          <w:kern w:val="0"/>
-          <w:szCs w:val="24"/>
-          <w:lang w:eastAsia="hu-HU"/>
-          <w14:ligatures w14:val="none"/>
-        </w:rPr>
-      </w:pPr>
-      <w:r>
-        <w:rPr>
-          <w:rFonts w:eastAsia="Times New Roman" w:cs="Arial"/>
-          <w:color w:val="222222"/>
-          <w:kern w:val="0"/>
-          <w:sz w:val="22"/>
-          <w:u w:val="single"/>
-          <w:lang w:eastAsia="hu-HU"/>
-          <w14:ligatures w14:val="none"/>
-        </w:rPr>
-        <w:t>Hirdetések megtekintése:</w:t>
-      </w:r>
-      <w:r>
-        <w:rPr>
-          <w:rFonts w:cs="Arial"/>
-          <w:color w:val="222222"/>
-          <w:shd w:val="clear" w:color="auto" w:fill="FFFFFF"/>
-        </w:rPr>
-        <w:t xml:space="preserve"> </w:t>
-      </w:r>
-      <w:r>
-        <w:rPr>
-          <w:rFonts w:cs="Arial"/>
-          <w:color w:val="222222"/>
-          <w:sz w:val="22"/>
-          <w:shd w:val="clear" w:color="auto" w:fill="FFFFFF"/>
-        </w:rPr>
-        <w:t>Itt böngészheti az összes elérhető hirdetést. Görgessen lefelé az oldalon, ahol láthatja az árukat, a részletes leírásokat, és a hirdetést feltöltő felhasználó elérhetőségeit is.</w:t>
-      </w:r>
-    </w:p>
-    <w:p>
-      <w:pPr>
-        <w:shd w:val="clear" w:color="auto" w:fill="FFFFFF"/>
-        <w:spacing w:after="0" w:line="240" w:lineRule="auto"/>
-        <w:rPr>
-          <w:rFonts w:eastAsia="Times New Roman" w:cs="Arial"/>
-          <w:color w:val="222222"/>
-          <w:kern w:val="0"/>
-          <w:szCs w:val="24"/>
-          <w:lang w:eastAsia="hu-HU"/>
-          <w14:ligatures w14:val="none"/>
-        </w:rPr>
-      </w:pPr>
-    </w:p>
-    <w:p>
-      <w:pPr>
-        <w:shd w:val="clear" w:color="auto" w:fill="FFFFFF"/>
-        <w:spacing w:after="0" w:line="240" w:lineRule="auto"/>
-        <w:rPr>
-          <w:rFonts w:eastAsia="Times New Roman" w:cs="Arial"/>
-          <w:b/>
-          <w:bCs/>
-          <w:color w:val="222222"/>
-          <w:kern w:val="0"/>
-          <w:sz w:val="28"/>
-          <w:szCs w:val="28"/>
-          <w:lang w:eastAsia="hu-HU"/>
-          <w14:ligatures w14:val="none"/>
-        </w:rPr>
-      </w:pPr>
-      <w:r>
-        <w:rPr>
-          <w:rFonts w:eastAsia="Times New Roman" w:cs="Arial"/>
-          <w:b/>
-          <w:bCs/>
-          <w:color w:val="222222"/>
-          <w:kern w:val="0"/>
-          <w:sz w:val="28"/>
-          <w:szCs w:val="28"/>
-          <w:lang w:eastAsia="hu-HU"/>
-          <w14:ligatures w14:val="none"/>
-        </w:rPr>
-        <w:t>Saját hirdetések kezelése</w:t>
-      </w:r>
-    </w:p>
-    <w:p>
-      <w:pPr>
-        <w:shd w:val="clear" w:color="auto" w:fill="FFFFFF"/>
-        <w:spacing w:line="240" w:lineRule="auto"/>
-        <w:ind w:left="60"/>
-        <w:rPr>
-          <w:rFonts w:eastAsia="Times New Roman" w:cs="Arial"/>
-          <w:color w:val="222222"/>
-          <w:kern w:val="0"/>
-          <w:sz w:val="22"/>
-          <w:lang w:eastAsia="hu-HU"/>
-          <w14:ligatures w14:val="none"/>
-        </w:rPr>
-      </w:pPr>
-      <w:r>
-        <w:rPr>
-          <w:rFonts w:eastAsia="Times New Roman" w:cs="Arial"/>
-          <w:color w:val="222222"/>
-          <w:kern w:val="0"/>
-          <w:sz w:val="22"/>
-          <w:lang w:eastAsia="hu-HU"/>
-          <w14:ligatures w14:val="none"/>
-        </w:rPr>
-        <w:t>Az oldal lehetővé teszi, hogy Ön is eladóvá váljon.</w:t>
-      </w:r>
-      <w:r>
-        <w:rPr>
-          <w:rFonts w:eastAsia="Times New Roman" w:cs="Arial"/>
-          <w:color w:val="222222"/>
-          <w:kern w:val="0"/>
-          <w:sz w:val="22"/>
-          <w:lang w:eastAsia="hu-HU"/>
-          <w14:ligatures w14:val="none"/>
-        </w:rPr>
-        <w:t xml:space="preserve"> </w:t>
-      </w:r>
-    </w:p>
-    <w:p>
-      <w:pPr>
-        <w:shd w:val="clear" w:color="auto" w:fill="FFFFFF"/>
-        <w:spacing w:line="240" w:lineRule="auto"/>
-        <w:ind w:left="60"/>
-        <w:rPr>
-          <w:rFonts w:eastAsia="Times New Roman" w:cs="Arial"/>
-          <w:color w:val="222222"/>
-          <w:kern w:val="0"/>
-          <w:sz w:val="22"/>
-          <w:lang w:eastAsia="hu-HU"/>
-          <w14:ligatures w14:val="none"/>
-        </w:rPr>
-      </w:pPr>
-    </w:p>
-    <w:p>
-      <w:pPr>
-        <w:shd w:val="clear" w:color="auto" w:fill="FFFFFF"/>
-        <w:spacing w:line="240" w:lineRule="auto"/>
-        <w:ind w:left="60"/>
-        <w:rPr>
-          <w:rFonts w:eastAsia="Times New Roman" w:cs="Arial"/>
-          <w:color w:val="222222"/>
-          <w:kern w:val="0"/>
-          <w:sz w:val="22"/>
-          <w:u w:val="single"/>
-          <w:lang w:eastAsia="hu-HU"/>
-          <w14:ligatures w14:val="none"/>
-        </w:rPr>
-      </w:pPr>
-      <w:r>
-        <w:rPr>
-          <w:rFonts w:eastAsia="Times New Roman" w:cs="Arial"/>
-          <w:color w:val="222222"/>
-          <w:kern w:val="0"/>
-          <w:sz w:val="22"/>
-          <w:u w:val="single"/>
-          <w:lang w:eastAsia="hu-HU"/>
-          <w14:ligatures w14:val="none"/>
-        </w:rPr>
-        <w:t>Hirdetés létrehozása</w:t>
-      </w:r>
-    </w:p>
-    <w:p>
-      <w:pPr>
-        <w:pStyle w:val="Listaszerbekezds"/>
-        <w:numPr>
-          <w:ilvl w:val="0"/>
-          <w:numId w:val="2"/>
-        </w:numPr>
-        <w:shd w:val="clear" w:color="auto" w:fill="FFFFFF"/>
-        <w:spacing w:line="240" w:lineRule="auto"/>
-        <w:rPr>
-          <w:rFonts w:eastAsia="Times New Roman" w:cs="Arial"/>
-          <w:color w:val="222222"/>
-          <w:kern w:val="0"/>
-          <w:sz w:val="22"/>
-          <w:lang w:eastAsia="hu-HU"/>
-          <w14:ligatures w14:val="none"/>
-        </w:rPr>
-      </w:pPr>
-      <w:r>
-        <w:rPr>
-          <w:rFonts w:eastAsia="Times New Roman" w:cs="Arial"/>
-          <w:color w:val="222222"/>
-          <w:kern w:val="0"/>
-          <w:sz w:val="22"/>
-          <w:lang w:eastAsia="hu-HU"/>
-          <w14:ligatures w14:val="none"/>
-        </w:rPr>
-        <w:t>Keresse meg a „Hirdetés feladása” gombot az „Apróhirdetések” kártya jobb felső sarkában.</w:t>
-      </w:r>
-    </w:p>
-    <w:p>
-      <w:pPr>
-        <w:pStyle w:val="Listaszerbekezds"/>
-        <w:shd w:val="clear" w:color="auto" w:fill="FFFFFF"/>
-        <w:spacing w:after="0" w:line="240" w:lineRule="auto"/>
-        <w:ind w:left="420"/>
-        <w:rPr>
-          <w:rFonts w:eastAsia="Times New Roman" w:cs="Arial"/>
-          <w:color w:val="222222"/>
-          <w:kern w:val="0"/>
-          <w:szCs w:val="24"/>
-          <w:lang w:eastAsia="hu-HU"/>
-          <w14:ligatures w14:val="none"/>
-        </w:rPr>
-      </w:pPr>
-    </w:p>
-    <w:p>
-      <w:pPr>
-        <w:pStyle w:val="Listaszerbekezds"/>
-        <w:numPr>
-          <w:ilvl w:val="0"/>
-          <w:numId w:val="2"/>
-        </w:numPr>
-        <w:shd w:val="clear" w:color="auto" w:fill="FFFFFF"/>
-        <w:spacing w:line="240" w:lineRule="auto"/>
-        <w:rPr>
-          <w:rFonts w:eastAsia="Times New Roman" w:cs="Arial"/>
-          <w:color w:val="222222"/>
-          <w:kern w:val="0"/>
-          <w:sz w:val="22"/>
-          <w:lang w:eastAsia="hu-HU"/>
-          <w14:ligatures w14:val="none"/>
-        </w:rPr>
-      </w:pPr>
-      <w:r>
-        <w:rPr>
-          <w:rFonts w:eastAsia="Times New Roman" w:cs="Arial"/>
-          <w:color w:val="222222"/>
-          <w:kern w:val="0"/>
-          <w:sz w:val="22"/>
-          <w:lang w:eastAsia="hu-HU"/>
-          <w14:ligatures w14:val="none"/>
-        </w:rPr>
-        <w:t>Töltse ki figyelmesen az űrlapot: adjon meg egy beszédes címet, részletes leírást, állítsa be az árat, és töltsön fel fényképet a termékről, hogy vonzóbb legyen.</w:t>
-      </w:r>
-    </w:p>
-    <w:p>
-      <w:pPr>
-        <w:shd w:val="clear" w:color="auto" w:fill="FFFFFF"/>
-        <w:spacing w:after="0" w:line="240" w:lineRule="auto"/>
-        <w:rPr>
-          <w:rFonts w:eastAsia="Times New Roman" w:cs="Arial"/>
-          <w:color w:val="222222"/>
-          <w:kern w:val="0"/>
-          <w:szCs w:val="24"/>
-          <w:lang w:eastAsia="hu-HU"/>
-          <w14:ligatures w14:val="none"/>
-        </w:rPr>
-      </w:pPr>
-    </w:p>
-    <w:p>
-      <w:pPr>
-        <w:pStyle w:val="Listaszerbekezds"/>
-        <w:numPr>
-          <w:ilvl w:val="0"/>
-          <w:numId w:val="2"/>
-        </w:numPr>
-        <w:shd w:val="clear" w:color="auto" w:fill="FFFFFF"/>
-        <w:spacing w:line="240" w:lineRule="auto"/>
-        <w:rPr>
-          <w:rFonts w:eastAsia="Times New Roman" w:cs="Arial"/>
-          <w:color w:val="222222"/>
-          <w:kern w:val="0"/>
-          <w:sz w:val="22"/>
-          <w:lang w:eastAsia="hu-HU"/>
-          <w14:ligatures w14:val="none"/>
-        </w:rPr>
-      </w:pPr>
-      <w:r>
-        <w:rPr>
-          <w:rFonts w:eastAsia="Times New Roman" w:cs="Arial"/>
-          <w:color w:val="222222"/>
-          <w:kern w:val="0"/>
-          <w:sz w:val="22"/>
-          <w:lang w:eastAsia="hu-HU"/>
-          <w14:ligatures w14:val="none"/>
-        </w:rPr>
-        <w:t>A mentéshez kattintson a „Hirdetés feltöltése” gombra, vagy ha mégsem szeretné</w:t>
-      </w:r>
-      <w:r>
-        <w:rPr>
-          <w:rFonts w:eastAsia="Times New Roman" w:cs="Arial"/>
-          <w:color w:val="222222"/>
-          <w:kern w:val="0"/>
-          <w:sz w:val="22"/>
-          <w:lang w:eastAsia="hu-HU"/>
-          <w14:ligatures w14:val="none"/>
-        </w:rPr>
-        <w:t xml:space="preserve"> </w:t>
-      </w:r>
-      <w:r>
-        <w:rPr>
-          <w:rFonts w:eastAsia="Times New Roman" w:cs="Arial"/>
-          <w:color w:val="222222"/>
-          <w:kern w:val="0"/>
-          <w:sz w:val="22"/>
-          <w:lang w:eastAsia="hu-HU"/>
-          <w14:ligatures w14:val="none"/>
-        </w:rPr>
-        <w:t>közzétenni,</w:t>
-      </w:r>
-      <w:r>
-        <w:rPr>
-          <w:rFonts w:eastAsia="Times New Roman" w:cs="Arial"/>
-          <w:color w:val="222222"/>
-          <w:kern w:val="0"/>
-          <w:sz w:val="22"/>
-          <w:lang w:eastAsia="hu-HU"/>
-          <w14:ligatures w14:val="none"/>
-        </w:rPr>
-        <w:t xml:space="preserve"> </w:t>
-      </w:r>
-      <w:r>
-        <w:rPr>
-          <w:rFonts w:eastAsia="Times New Roman" w:cs="Arial"/>
-          <w:color w:val="222222"/>
-          <w:kern w:val="0"/>
-          <w:sz w:val="22"/>
-          <w:lang w:eastAsia="hu-HU"/>
-          <w14:ligatures w14:val="none"/>
-        </w:rPr>
-        <w:t>válassza a „Mégse” lehetőséget.</w:t>
-      </w:r>
-    </w:p>
-    <w:p>
-      <w:pPr>
-        <w:shd w:val="clear" w:color="auto" w:fill="FFFFFF"/>
-        <w:spacing w:line="240" w:lineRule="auto"/>
-        <w:rPr>
-          <w:rFonts w:eastAsia="Times New Roman" w:cs="Arial"/>
-          <w:color w:val="222222"/>
-          <w:kern w:val="0"/>
-          <w:sz w:val="22"/>
-          <w:lang w:eastAsia="hu-HU"/>
-          <w14:ligatures w14:val="none"/>
-        </w:rPr>
-      </w:pPr>
-      <w:r>
-        <w:rPr>
-          <w:rFonts w:eastAsia="Times New Roman" w:cs="Arial"/>
-          <w:color w:val="222222"/>
-          <w:kern w:val="0"/>
-          <w:szCs w:val="24"/>
-          <w:lang w:eastAsia="hu-HU"/>
-          <w14:ligatures w14:val="none"/>
-        </w:rPr>
-        <w:br/>
-      </w:r>
-      <w:r>
-        <w:rPr>
-          <w:rFonts w:eastAsia="Times New Roman" w:cs="Arial"/>
-          <w:b/>
-          <w:bCs/>
-          <w:color w:val="222222"/>
-          <w:kern w:val="0"/>
-          <w:sz w:val="22"/>
-          <w:lang w:eastAsia="hu-HU"/>
-          <w14:ligatures w14:val="none"/>
-        </w:rPr>
-        <w:t>Fontos tudnivaló a szerkesztésről:</w:t>
-      </w:r>
-      <w:r>
-        <w:rPr>
-          <w:rFonts w:eastAsia="Times New Roman" w:cs="Arial"/>
-          <w:b/>
-          <w:bCs/>
-          <w:color w:val="222222"/>
-          <w:kern w:val="0"/>
-          <w:sz w:val="22"/>
-          <w:lang w:eastAsia="hu-HU"/>
-          <w14:ligatures w14:val="none"/>
-        </w:rPr>
-        <w:t xml:space="preserve"> </w:t>
-      </w:r>
-      <w:r>
-        <w:rPr>
-          <w:rFonts w:eastAsia="Times New Roman" w:cs="Arial"/>
-          <w:color w:val="222222"/>
-          <w:kern w:val="0"/>
-          <w:sz w:val="22"/>
-          <w:lang w:eastAsia="hu-HU"/>
-          <w14:ligatures w14:val="none"/>
-        </w:rPr>
-        <w:t>Kérjük, fokozott figyelemmel töltse ki az űrlapot, mivel a projekt jelenlegi állása szerint a már feltöltött hirdetések **nem szerkeszthetőek**. Érdemes tehát feltöltés előtt még egyszer átnézni a megadott adatokat.</w:t>
-      </w:r>
-    </w:p>
-    <w:p>
-      <w:pPr>
-        <w:shd w:val="clear" w:color="auto" w:fill="FFFFFF"/>
-        <w:spacing w:after="0" w:line="240" w:lineRule="auto"/>
-        <w:rPr>
-          <w:rFonts w:eastAsia="Times New Roman" w:cs="Arial"/>
-          <w:color w:val="222222"/>
-          <w:kern w:val="0"/>
-          <w:sz w:val="22"/>
-          <w:lang w:eastAsia="hu-HU"/>
-          <w14:ligatures w14:val="none"/>
-        </w:rPr>
-      </w:pPr>
-      <w:r>
-        <w:rPr>
-          <w:rFonts w:eastAsia="Times New Roman" w:cs="Arial"/>
-          <w:color w:val="222222"/>
-          <w:kern w:val="0"/>
-          <w:sz w:val="22"/>
-          <w:lang w:eastAsia="hu-HU"/>
-          <w14:ligatures w14:val="none"/>
-        </w:rPr>
-        <w:t>Bízunk benne, hogy ez a részletes útmutató segít eligazodni a rendszerben</w:t>
-      </w:r>
-      <w:r>
-        <w:rPr>
-          <w:rFonts w:eastAsia="Times New Roman" w:cs="Arial"/>
-          <w:color w:val="222222"/>
-          <w:kern w:val="0"/>
-          <w:sz w:val="22"/>
-          <w:lang w:eastAsia="hu-HU"/>
-          <w14:ligatures w14:val="none"/>
-        </w:rPr>
-        <w:t>!</w:t>
-      </w:r>
-    </w:p>
-    <w:p>
-      <w:pPr>
-        <w:shd w:val="clear" w:color="auto" w:fill="FFFFFF"/>
-        <w:spacing w:after="0" w:line="240" w:lineRule="auto"/>
-      </w:pPr>
+        <w:t>A</w:t>
+      </w:r>
+      <w:r>
+        <w:t xml:space="preserve">z adatok nem elérhetőek az újabb bejelentkezésig. </w:t>
+      </w:r>
     </w:p>
     <w:p/>
     <w:p/>
+    <w:p/>
     <w:p>
       <w:pPr>
         <w:ind w:firstLine="708"/>
       </w:pPr>
-    </w:p>
-    <w:p>
-      <w:pPr>
-        <w:ind w:firstLine="708"/>
-      </w:pPr>
-    </w:p>
-    <w:p>
-      <w:pPr>
-        <w:pStyle w:val="Cmsor1"/>
-      </w:pPr>
-      <w:bookmarkStart w:id="4" w:name="_Toc231201562"/>
-      <w:r>
-        <w:t>Adatbázis</w:t>
-      </w:r>
-      <w:bookmarkEnd w:id="4"/>
     </w:p>
     <w:p/>
-    <w:p>
-      <w:r>
-        <w:rPr>
-          <w:noProof/>
-        </w:rPr>
-        <w:drawing>
-          <wp:inline distT="0" distB="0" distL="0" distR="0" wp14:anchorId="4A872B0E" wp14:editId="73D0B67A">
-            <wp:extent cx="5753100" cy="2895600"/>
-            <wp:effectExtent l="0" t="0" r="0" b="0"/>
-            <wp:docPr id="2" name="Kép 2"/>
-            <wp:cNvGraphicFramePr>
-              <a:graphicFrameLocks xmlns:a="http://schemas.openxmlformats.org/drawingml/2006/main" noChangeAspect="1"/>
-            </wp:cNvGraphicFramePr>
-            <a:graphic xmlns:a="http://schemas.openxmlformats.org/drawingml/2006/main">
-              <a:graphicData uri="http://schemas.openxmlformats.org/drawingml/2006/picture">
-                <pic:pic xmlns:pic="http://schemas.openxmlformats.org/drawingml/2006/picture">
-                  <pic:nvPicPr>
-                    <pic:cNvPr id="0" name="Picture 1"/>
-                    <pic:cNvPicPr>
-                      <a:picLocks noChangeAspect="1" noChangeArrowheads="1"/>
-                    </pic:cNvPicPr>
-                  </pic:nvPicPr>
-                  <pic:blipFill>
-                    <a:blip r:embed="rId16">
-                      <a:extLst>
-                        <a:ext uri="{28A0092B-C50C-407E-A947-70E740481C1C}">
-                          <a14:useLocalDpi xmlns:a14="http://schemas.microsoft.com/office/drawing/2010/main" val="0"/>
-                        </a:ext>
-                      </a:extLst>
-                    </a:blip>
-                    <a:srcRect/>
-                    <a:stretch>
-                      <a:fillRect/>
-                    </a:stretch>
-                  </pic:blipFill>
-                  <pic:spPr bwMode="auto">
-                    <a:xfrm>
-                      <a:off x="0" y="0"/>
-                      <a:ext cx="5753100" cy="2895600"/>
-                    </a:xfrm>
-                    <a:prstGeom prst="rect">
-                      <a:avLst/>
-                    </a:prstGeom>
-                    <a:noFill/>
-                    <a:ln>
-                      <a:noFill/>
-                    </a:ln>
-                  </pic:spPr>
-                </pic:pic>
-              </a:graphicData>
-            </a:graphic>
-          </wp:inline>
-        </w:drawing>
-      </w:r>
-    </w:p>
-    <w:p>
-      <w:pPr>
-        <w:rPr>
-          <w:sz w:val="22"/>
-        </w:rPr>
-      </w:pPr>
-      <w:r>
-        <w:rPr>
-          <w:rFonts w:cs="Arial"/>
-          <w:color w:val="222222"/>
-          <w:sz w:val="22"/>
-          <w:shd w:val="clear" w:color="auto" w:fill="FFFFFF"/>
-        </w:rPr>
-        <w:t>A rendszer két fő részből áll: az egyikben a felhasználók tárolódnak, a másikban pedig a hirdetése</w:t>
-      </w:r>
-      <w:r>
-        <w:rPr>
-          <w:rFonts w:cs="Arial"/>
-          <w:color w:val="222222"/>
-          <w:sz w:val="22"/>
-          <w:shd w:val="clear" w:color="auto" w:fill="FFFFFF"/>
-        </w:rPr>
-        <w:t>k</w:t>
-      </w:r>
-      <w:r>
-        <w:rPr>
-          <w:rFonts w:cs="Arial"/>
-          <w:color w:val="222222"/>
-          <w:sz w:val="22"/>
-          <w:shd w:val="clear" w:color="auto" w:fill="FFFFFF"/>
-        </w:rPr>
-        <w:t xml:space="preserve">. A kettő között egy virtuális összekötő vonal (kapcsolat) biztosítja, hogy a weboldal mindig tudja, melyik hirdetés kihez tartozik, így csak </w:t>
-      </w:r>
-      <w:r>
-        <w:rPr>
-          <w:rFonts w:cs="Arial"/>
-          <w:color w:val="222222"/>
-          <w:sz w:val="22"/>
-          <w:shd w:val="clear" w:color="auto" w:fill="FFFFFF"/>
-        </w:rPr>
-        <w:t>a felhasználó</w:t>
-      </w:r>
-      <w:r>
-        <w:rPr>
-          <w:rFonts w:cs="Arial"/>
-          <w:color w:val="222222"/>
-          <w:sz w:val="22"/>
-          <w:shd w:val="clear" w:color="auto" w:fill="FFFFFF"/>
-        </w:rPr>
-        <w:t xml:space="preserve"> láthatja és kezelheti a saját ajánlatait.</w:t>
-      </w:r>
-    </w:p>
-    <w:p>
-      <w:pPr>
-        <w:rPr>
-          <w:rFonts w:cs="Arial"/>
-          <w:b/>
-          <w:bCs/>
-          <w:color w:val="222222"/>
-          <w:shd w:val="clear" w:color="auto" w:fill="FFFFFF"/>
-        </w:rPr>
-      </w:pPr>
-      <w:r>
-        <w:rPr>
-          <w:rFonts w:cs="Arial"/>
-          <w:b/>
-          <w:bCs/>
-          <w:color w:val="222222"/>
-          <w:shd w:val="clear" w:color="auto" w:fill="FFFFFF"/>
-        </w:rPr>
-        <w:t>Adatkezelés és rendszerinformációk</w:t>
-      </w:r>
-    </w:p>
-    <w:p>
-      <w:pPr>
-        <w:rPr>
-          <w:rFonts w:cs="Arial"/>
-          <w:color w:val="222222"/>
-          <w:sz w:val="22"/>
-          <w:shd w:val="clear" w:color="auto" w:fill="FFFFFF"/>
-        </w:rPr>
-      </w:pPr>
-      <w:r>
-        <w:rPr>
-          <w:rFonts w:cs="Arial"/>
-          <w:color w:val="222222"/>
-          <w:sz w:val="22"/>
-          <w:shd w:val="clear" w:color="auto" w:fill="FFFFFF"/>
-        </w:rPr>
-        <w:t>A rendszer működését egy központi adatbázis biztosítja, amely biztonságosan tárolja a felhasználói fiókokat és a hozzájuk tartozó hirdetéseket.</w:t>
-      </w:r>
-    </w:p>
-    <w:p>
-      <w:pPr>
-        <w:rPr>
-          <w:rFonts w:cs="Arial"/>
-          <w:color w:val="222222"/>
-          <w:sz w:val="22"/>
-          <w:shd w:val="clear" w:color="auto" w:fill="FFFFFF"/>
-        </w:rPr>
-      </w:pPr>
-    </w:p>
-    <w:p>
-      <w:pPr>
-        <w:rPr>
-          <w:rFonts w:cs="Arial"/>
-          <w:color w:val="222222"/>
-          <w:sz w:val="22"/>
-          <w:shd w:val="clear" w:color="auto" w:fill="FFFFFF"/>
-        </w:rPr>
-      </w:pPr>
-      <w:r>
-        <w:rPr>
-          <w:rFonts w:cs="Arial"/>
-          <w:color w:val="222222"/>
-          <w:sz w:val="22"/>
-          <w:u w:val="single"/>
-          <w:shd w:val="clear" w:color="auto" w:fill="FFFFFF"/>
-        </w:rPr>
-        <w:t>Felhasználói adatok:</w:t>
-      </w:r>
-      <w:r>
-        <w:rPr>
-          <w:rFonts w:cs="Arial"/>
-          <w:color w:val="222222"/>
-          <w:sz w:val="22"/>
-          <w:shd w:val="clear" w:color="auto" w:fill="FFFFFF"/>
-        </w:rPr>
-        <w:t xml:space="preserve"> </w:t>
-      </w:r>
-      <w:r>
-        <w:rPr>
-          <w:rFonts w:cs="Arial"/>
-          <w:color w:val="222222"/>
-          <w:sz w:val="22"/>
-          <w:shd w:val="clear" w:color="auto" w:fill="FFFFFF"/>
-        </w:rPr>
-        <w:t>Amikor Ön regisztrál, a rendszer rögzíti nevét, felhasználónevét, e-mail címét, telefonszámát és születési dátumát. Ezek az adatok elengedhetetlenek a fiókja azonosításához és a hirdetésekkel kapcsolatos kapcsolattartáshoz.</w:t>
-      </w:r>
-    </w:p>
-    <w:p>
-      <w:pPr>
-        <w:rPr>
-          <w:rFonts w:cs="Arial"/>
-          <w:color w:val="222222"/>
-          <w:sz w:val="22"/>
-          <w:shd w:val="clear" w:color="auto" w:fill="FFFFFF"/>
-        </w:rPr>
-      </w:pPr>
-      <w:r>
-        <w:rPr>
-          <w:rFonts w:cs="Arial"/>
-          <w:color w:val="222222"/>
-          <w:sz w:val="22"/>
-          <w:u w:val="single"/>
-          <w:shd w:val="clear" w:color="auto" w:fill="FFFFFF"/>
-        </w:rPr>
-        <w:t>Hirdetések adatai</w:t>
-      </w:r>
-      <w:r>
-        <w:rPr>
-          <w:rFonts w:cs="Arial"/>
-          <w:color w:val="222222"/>
-          <w:sz w:val="22"/>
-          <w:u w:val="single"/>
-          <w:shd w:val="clear" w:color="auto" w:fill="FFFFFF"/>
-        </w:rPr>
-        <w:t xml:space="preserve">: </w:t>
-      </w:r>
-      <w:r>
-        <w:rPr>
-          <w:rFonts w:cs="Arial"/>
-          <w:color w:val="222222"/>
-          <w:sz w:val="22"/>
-          <w:shd w:val="clear" w:color="auto" w:fill="FFFFFF"/>
-        </w:rPr>
-        <w:t>A feladott hirdetésekhez kapcsolódó információk – mint például a hirdetés címe, a termék ára, a részletes leírás és a feltöltött képek – közvetlenül a felhasználói fiókjához kerülnek hozzárendelésre az adatbázisban.</w:t>
-      </w:r>
-    </w:p>
-    <w:p>
-      <w:pPr>
-        <w:rPr>
-          <w:rFonts w:cs="Arial"/>
-          <w:color w:val="222222"/>
-          <w:sz w:val="22"/>
-          <w:shd w:val="clear" w:color="auto" w:fill="FFFFFF"/>
-        </w:rPr>
-      </w:pPr>
-      <w:r>
-        <w:rPr>
-          <w:rFonts w:cs="Arial"/>
-          <w:color w:val="222222"/>
-          <w:sz w:val="22"/>
-          <w:u w:val="single"/>
-          <w:shd w:val="clear" w:color="auto" w:fill="FFFFFF"/>
-        </w:rPr>
-        <w:t>Adatbázis-struktúra:</w:t>
-      </w:r>
-      <w:r>
-        <w:rPr>
-          <w:rFonts w:cs="Arial"/>
-          <w:color w:val="222222"/>
-          <w:sz w:val="22"/>
-          <w:u w:val="single"/>
-          <w:shd w:val="clear" w:color="auto" w:fill="FFFFFF"/>
-        </w:rPr>
-        <w:t xml:space="preserve"> </w:t>
-      </w:r>
-      <w:r>
-        <w:rPr>
-          <w:rFonts w:cs="Arial"/>
-          <w:color w:val="222222"/>
-          <w:sz w:val="22"/>
-          <w:shd w:val="clear" w:color="auto" w:fill="FFFFFF"/>
-        </w:rPr>
-        <w:t>A rendszer egy kapcsolati adatbázist használ, amely összeköti a felhasználói profilokat a közzétett hirdetésekkel. Ez biztosítja, hogy minden hirdetés a megfelelő tulajdonoshoz tartozzon, és könnyen visszakereshető legyen a rendszerben.</w:t>
-      </w:r>
-    </w:p>
-    <w:p>
-      <w:pPr>
-        <w:rPr>
-          <w:b/>
-          <w:bCs/>
-          <w:sz w:val="22"/>
-          <w:u w:val="single"/>
-        </w:rPr>
-      </w:pPr>
-    </w:p>
     <w:sectPr>
-      <w:footerReference w:type="default" r:id="rId17"/>
+      <w:footerReference w:type="default" r:id="rId16"/>
       <w:pgSz w:w="11906" w:h="16838"/>
       <w:pgMar w:top="1417" w:right="1417" w:bottom="1417" w:left="1417" w:header="708" w:footer="708" w:gutter="0"/>
       <w:cols w:space="708"/>
@@ -2749,100 +1545,8 @@
       </w:rPr>
     </w:lvl>
   </w:abstractNum>
-  <w:abstractNum w:abstractNumId="1" w15:restartNumberingAfterBreak="0">
-    <w:nsid w:val="6C457312"/>
-    <w:multiLevelType w:val="hybridMultilevel"/>
-    <w:tmpl w:val="1CCAE0E2"/>
-    <w:lvl w:ilvl="0" w:tplc="870C5AFA">
-      <w:start w:val="1"/>
-      <w:numFmt w:val="decimal"/>
-      <w:lvlText w:val="%1."/>
-      <w:lvlJc w:val="left"/>
-      <w:pPr>
-        <w:ind w:left="420" w:hanging="360"/>
-      </w:pPr>
-      <w:rPr>
-        <w:rFonts w:hint="default"/>
-      </w:rPr>
-    </w:lvl>
-    <w:lvl w:ilvl="1" w:tplc="040E0019" w:tentative="1">
-      <w:start w:val="1"/>
-      <w:numFmt w:val="lowerLetter"/>
-      <w:lvlText w:val="%2."/>
-      <w:lvlJc w:val="left"/>
-      <w:pPr>
-        <w:ind w:left="1140" w:hanging="360"/>
-      </w:pPr>
-    </w:lvl>
-    <w:lvl w:ilvl="2" w:tplc="040E001B" w:tentative="1">
-      <w:start w:val="1"/>
-      <w:numFmt w:val="lowerRoman"/>
-      <w:lvlText w:val="%3."/>
-      <w:lvlJc w:val="right"/>
-      <w:pPr>
-        <w:ind w:left="1860" w:hanging="180"/>
-      </w:pPr>
-    </w:lvl>
-    <w:lvl w:ilvl="3" w:tplc="040E000F" w:tentative="1">
-      <w:start w:val="1"/>
-      <w:numFmt w:val="decimal"/>
-      <w:lvlText w:val="%4."/>
-      <w:lvlJc w:val="left"/>
-      <w:pPr>
-        <w:ind w:left="2580" w:hanging="360"/>
-      </w:pPr>
-    </w:lvl>
-    <w:lvl w:ilvl="4" w:tplc="040E0019" w:tentative="1">
-      <w:start w:val="1"/>
-      <w:numFmt w:val="lowerLetter"/>
-      <w:lvlText w:val="%5."/>
-      <w:lvlJc w:val="left"/>
-      <w:pPr>
-        <w:ind w:left="3300" w:hanging="360"/>
-      </w:pPr>
-    </w:lvl>
-    <w:lvl w:ilvl="5" w:tplc="040E001B" w:tentative="1">
-      <w:start w:val="1"/>
-      <w:numFmt w:val="lowerRoman"/>
-      <w:lvlText w:val="%6."/>
-      <w:lvlJc w:val="right"/>
-      <w:pPr>
-        <w:ind w:left="4020" w:hanging="180"/>
-      </w:pPr>
-    </w:lvl>
-    <w:lvl w:ilvl="6" w:tplc="040E000F" w:tentative="1">
-      <w:start w:val="1"/>
-      <w:numFmt w:val="decimal"/>
-      <w:lvlText w:val="%7."/>
-      <w:lvlJc w:val="left"/>
-      <w:pPr>
-        <w:ind w:left="4740" w:hanging="360"/>
-      </w:pPr>
-    </w:lvl>
-    <w:lvl w:ilvl="7" w:tplc="040E0019" w:tentative="1">
-      <w:start w:val="1"/>
-      <w:numFmt w:val="lowerLetter"/>
-      <w:lvlText w:val="%8."/>
-      <w:lvlJc w:val="left"/>
-      <w:pPr>
-        <w:ind w:left="5460" w:hanging="360"/>
-      </w:pPr>
-    </w:lvl>
-    <w:lvl w:ilvl="8" w:tplc="040E001B" w:tentative="1">
-      <w:start w:val="1"/>
-      <w:numFmt w:val="lowerRoman"/>
-      <w:lvlText w:val="%9."/>
-      <w:lvlJc w:val="right"/>
-      <w:pPr>
-        <w:ind w:left="6180" w:hanging="180"/>
-      </w:pPr>
-    </w:lvl>
-  </w:abstractNum>
   <w:num w:numId="1" w16cid:durableId="569460324">
     <w:abstractNumId w:val="0"/>
-  </w:num>
-  <w:num w:numId="2" w16cid:durableId="2126465627">
-    <w:abstractNumId w:val="1"/>
   </w:num>
 </w:numbering>
 </file>

--- a/docs/dokumentacio-aprohirdetes.docx
+++ b/docs/dokumentacio-aprohirdetes.docx
@@ -786,7 +786,7 @@
           <w:noProof/>
         </w:rPr>
         <w:drawing>
-          <wp:anchor distT="0" distB="0" distL="114300" distR="114300" simplePos="0" relativeHeight="251674624" behindDoc="0" locked="0" layoutInCell="1" allowOverlap="1" wp14:anchorId="1164CC10" wp14:editId="2D74AAFC">
+          <wp:anchor distT="0" distB="0" distL="114300" distR="114300" simplePos="0" relativeHeight="251674624" behindDoc="0" locked="0" layoutInCell="1" allowOverlap="1" wp14:anchorId="1164CC10" wp14:editId="63F3083C">
             <wp:simplePos x="0" y="0"/>
             <wp:positionH relativeFrom="margin">
               <wp:align>left</wp:align>
@@ -1166,7 +1166,7 @@
           <w:noProof/>
         </w:rPr>
         <w:drawing>
-          <wp:anchor distT="0" distB="0" distL="114300" distR="114300" simplePos="0" relativeHeight="251660288" behindDoc="0" locked="0" layoutInCell="1" allowOverlap="1" wp14:anchorId="627CDEBB" wp14:editId="2561A145">
+          <wp:anchor distT="0" distB="0" distL="114300" distR="114300" simplePos="0" relativeHeight="251660288" behindDoc="0" locked="0" layoutInCell="1" allowOverlap="1" wp14:anchorId="627CDEBB" wp14:editId="53FE759E">
             <wp:simplePos x="0" y="0"/>
             <wp:positionH relativeFrom="margin">
               <wp:posOffset>3519805</wp:posOffset>
@@ -1732,21 +1732,7 @@
           <w:lang w:eastAsia="hu-HU"/>
           <w14:ligatures w14:val="none"/>
         </w:rPr>
-        <w:t>A Főoldal használata</w:t>
-      </w:r>
-      <w:r>
-        <w:rPr>
-          <w:rFonts w:eastAsia="Times New Roman" w:cs="Arial"/>
-          <w:b/>
-          <w:bCs/>
-          <w:color w:val="222222"/>
-          <w:kern w:val="0"/>
-          <w:sz w:val="28"/>
-          <w:szCs w:val="28"/>
-          <w:lang w:eastAsia="hu-HU"/>
-          <w14:ligatures w14:val="none"/>
-        </w:rPr>
-        <w:t xml:space="preserve"> </w:t>
+        <w:t xml:space="preserve">A Főoldal használata </w:t>
       </w:r>
     </w:p>
     <w:p>
@@ -1895,18 +1881,7 @@
           <w:lang w:eastAsia="hu-HU"/>
           <w14:ligatures w14:val="none"/>
         </w:rPr>
-        <w:t>Az oldal lehetővé teszi, hogy Ön is eladóvá váljon.</w:t>
-      </w:r>
-      <w:r>
-        <w:rPr>
-          <w:rFonts w:eastAsia="Times New Roman" w:cs="Arial"/>
-          <w:color w:val="222222"/>
-          <w:kern w:val="0"/>
-          <w:sz w:val="22"/>
-          <w:lang w:eastAsia="hu-HU"/>
-          <w14:ligatures w14:val="none"/>
-        </w:rPr>
-        <w:t xml:space="preserve"> </w:t>
+        <w:t xml:space="preserve">Az oldal lehetővé teszi, hogy Ön is eladóvá váljon. </w:t>
       </w:r>
     </w:p>
     <w:p>
@@ -2069,51 +2044,7 @@
           <w:lang w:eastAsia="hu-HU"/>
           <w14:ligatures w14:val="none"/>
         </w:rPr>
-        <w:t>A mentéshez kattintson a „Hirdetés feltöltése” gombra, vagy ha mégsem szeretné</w:t>
-      </w:r>
-      <w:r>
-        <w:rPr>
-          <w:rFonts w:eastAsia="Times New Roman" w:cs="Arial"/>
-          <w:color w:val="222222"/>
-          <w:kern w:val="0"/>
-          <w:sz w:val="22"/>
-          <w:lang w:eastAsia="hu-HU"/>
-          <w14:ligatures w14:val="none"/>
-        </w:rPr>
-        <w:t xml:space="preserve"> </w:t>
-      </w:r>
-      <w:r>
-        <w:rPr>
-          <w:rFonts w:eastAsia="Times New Roman" w:cs="Arial"/>
-          <w:color w:val="222222"/>
-          <w:kern w:val="0"/>
-          <w:sz w:val="22"/>
-          <w:lang w:eastAsia="hu-HU"/>
-          <w14:ligatures w14:val="none"/>
-        </w:rPr>
-        <w:t>közzétenni,</w:t>
-      </w:r>
-      <w:r>
-        <w:rPr>
-          <w:rFonts w:eastAsia="Times New Roman" w:cs="Arial"/>
-          <w:color w:val="222222"/>
-          <w:kern w:val="0"/>
-          <w:sz w:val="22"/>
-          <w:lang w:eastAsia="hu-HU"/>
-          <w14:ligatures w14:val="none"/>
-        </w:rPr>
-        <w:t xml:space="preserve"> </w:t>
-      </w:r>
-      <w:r>
-        <w:rPr>
-          <w:rFonts w:eastAsia="Times New Roman" w:cs="Arial"/>
-          <w:color w:val="222222"/>
-          <w:kern w:val="0"/>
-          <w:sz w:val="22"/>
-          <w:lang w:eastAsia="hu-HU"/>
-          <w14:ligatures w14:val="none"/>
-        </w:rPr>
-        <w:t>válassza a „Mégse” lehetőséget.</w:t>
+        <w:t>A mentéshez kattintson a „Hirdetés feltöltése” gombra, vagy ha mégsem szeretné közzétenni, válassza a „Mégse” lehetőséget.</w:t>
       </w:r>
     </w:p>
     <w:p>
@@ -2151,7 +2082,18 @@
           <w:lang w:eastAsia="hu-HU"/>
           <w14:ligatures w14:val="none"/>
         </w:rPr>
-        <w:t>Fontos tudnivaló a szerkesztésről:</w:t>
+        <w:t xml:space="preserve">Fontos tudnivaló a szerkesztésről: </w:t>
+      </w:r>
+      <w:r>
+        <w:rPr>
+          <w:rFonts w:eastAsia="Times New Roman" w:cs="Arial"/>
+          <w:color w:val="222222"/>
+          <w:kern w:val="0"/>
+          <w:sz w:val="22"/>
+          <w:lang w:eastAsia="hu-HU"/>
+          <w14:ligatures w14:val="none"/>
+        </w:rPr>
+        <w:t xml:space="preserve">Kérjük, fokozott figyelemmel töltse ki az űrlapot, mivel a projekt jelenlegi állása szerint a már feltöltött hirdetések </w:t>
       </w:r>
       <w:r>
         <w:rPr>
@@ -2164,18 +2106,18 @@
           <w:lang w:eastAsia="hu-HU"/>
           <w14:ligatures w14:val="none"/>
         </w:rPr>
-        <w:t xml:space="preserve"> </w:t>
-      </w:r>
-      <w:r>
-        <w:rPr>
-          <w:rFonts w:eastAsia="Times New Roman" w:cs="Arial"/>
-          <w:color w:val="222222"/>
-          <w:kern w:val="0"/>
-          <w:sz w:val="22"/>
-          <w:lang w:eastAsia="hu-HU"/>
-          <w14:ligatures w14:val="none"/>
-        </w:rPr>
-        <w:t>Kérjük, fokozott figyelemmel töltse ki az űrlapot, mivel a projekt jelenlegi állása szerint a már feltöltött hirdetések **nem szerkeszthetőek**. Érdemes tehát feltöltés előtt még egyszer átnézni a megadott adatokat.</w:t>
+        <w:t>nem szerkeszthetőek</w:t>
+      </w:r>
+      <w:r>
+        <w:rPr>
+          <w:rFonts w:eastAsia="Times New Roman" w:cs="Arial"/>
+          <w:color w:val="222222"/>
+          <w:kern w:val="0"/>
+          <w:sz w:val="22"/>
+          <w:lang w:eastAsia="hu-HU"/>
+          <w14:ligatures w14:val="none"/>
+        </w:rPr>
+        <w:t>. Érdemes tehát feltöltés előtt még egyszer átnézni a megadott adatokat.</w:t>
       </w:r>
     </w:p>
     <w:p>
@@ -2311,43 +2253,7 @@
           <w:sz w:val="22"/>
           <w:shd w:val="clear" w:color="auto" w:fill="FFFFFF"/>
         </w:rPr>
-        <w:t>A rendszer két fő részből áll: az egyikben a felhasználók tárolódnak, a másikban pedig a hirdetése</w:t>
-      </w:r>
-      <w:r>
-        <w:rPr>
-          <w:rFonts w:cs="Arial"/>
-          <w:color w:val="222222"/>
-          <w:sz w:val="22"/>
-          <w:shd w:val="clear" w:color="auto" w:fill="FFFFFF"/>
-        </w:rPr>
-        <w:t>k</w:t>
-      </w:r>
-      <w:r>
-        <w:rPr>
-          <w:rFonts w:cs="Arial"/>
-          <w:color w:val="222222"/>
-          <w:sz w:val="22"/>
-          <w:shd w:val="clear" w:color="auto" w:fill="FFFFFF"/>
-        </w:rPr>
-        <w:t xml:space="preserve">. A kettő között egy virtuális összekötő vonal (kapcsolat) biztosítja, hogy a weboldal mindig tudja, melyik hirdetés kihez tartozik, így csak </w:t>
-      </w:r>
-      <w:r>
-        <w:rPr>
-          <w:rFonts w:cs="Arial"/>
-          <w:color w:val="222222"/>
-          <w:sz w:val="22"/>
-          <w:shd w:val="clear" w:color="auto" w:fill="FFFFFF"/>
-        </w:rPr>
-        <w:t>a felhasználó</w:t>
-      </w:r>
-      <w:r>
-        <w:rPr>
-          <w:rFonts w:cs="Arial"/>
-          <w:color w:val="222222"/>
-          <w:sz w:val="22"/>
-          <w:shd w:val="clear" w:color="auto" w:fill="FFFFFF"/>
-        </w:rPr>
-        <w:t xml:space="preserve"> láthatja és kezelheti a saját ajánlatait.</w:t>
+        <w:t>A rendszer két fő részből áll: az egyikben a felhasználók tárolódnak, a másikban pedig a hirdetések. A kettő között egy virtuális összekötő vonal (kapcsolat) biztosítja, hogy a weboldal mindig tudja, melyik hirdetés kihez tartozik, így csak a felhasználó láthatja és kezelheti a saját ajánlatait.</w:t>
       </w:r>
     </w:p>
     <w:p>
@@ -2426,16 +2332,7 @@
           <w:sz w:val="22"/>
           <w:shd w:val="clear" w:color="auto" w:fill="FFFFFF"/>
         </w:rPr>
-        <w:t xml:space="preserve"> </w:t>
-      </w:r>
-      <w:r>
-        <w:rPr>
-          <w:rFonts w:cs="Arial"/>
-          <w:color w:val="222222"/>
-          <w:sz w:val="22"/>
-          <w:shd w:val="clear" w:color="auto" w:fill="FFFFFF"/>
-        </w:rPr>
-        <w:t>Amikor Ön regisztrál, a rendszer rögzíti nevét, felhasználónevét, e-mail címét, telefonszámát és születési dátumát. Ezek az adatok elengedhetetlenek a fiókja azonosításához és a hirdetésekkel kapcsolatos kapcsolattartáshoz.</w:t>
+        <w:t xml:space="preserve"> Amikor Ön regisztrál, a rendszer rögzíti nevét, felhasználónevét, e-mail címét, telefonszámát és születési dátumát. Ezek az adatok elengedhetetlenek a fiókja azonosításához és a hirdetésekkel kapcsolatos kapcsolattartáshoz.</w:t>
       </w:r>
     </w:p>
     <w:p>
@@ -2455,8 +2352,27 @@
           <w:u w:val="single"/>
           <w:shd w:val="clear" w:color="auto" w:fill="FFFFFF"/>
         </w:rPr>
-        <w:t>Hirdetések adatai</w:t>
-      </w:r>
+        <w:t xml:space="preserve">Hirdetések adatai: </w:t>
+      </w:r>
+      <w:r>
+        <w:rPr>
+          <w:rFonts w:cs="Arial"/>
+          <w:color w:val="222222"/>
+          <w:sz w:val="22"/>
+          <w:shd w:val="clear" w:color="auto" w:fill="FFFFFF"/>
+        </w:rPr>
+        <w:t>A feladott hirdetésekhez kapcsolódó információk – mint például a hirdetés címe, a termék ára, a részletes leírás és a feltöltött képek – közvetlenül a felhasználói fiókjához kerülnek hozzárendelésre az adatbázisban.</w:t>
+      </w:r>
+    </w:p>
+    <w:p>
+      <w:pPr>
+        <w:rPr>
+          <w:rFonts w:cs="Arial"/>
+          <w:color w:val="222222"/>
+          <w:sz w:val="22"/>
+          <w:shd w:val="clear" w:color="auto" w:fill="FFFFFF"/>
+        </w:rPr>
+      </w:pPr>
       <w:r>
         <w:rPr>
           <w:rFonts w:cs="Arial"/>
@@ -2465,46 +2381,7 @@
           <w:u w:val="single"/>
           <w:shd w:val="clear" w:color="auto" w:fill="FFFFFF"/>
         </w:rPr>
-        <w:t xml:space="preserve">: </w:t>
-      </w:r>
-      <w:r>
-        <w:rPr>
-          <w:rFonts w:cs="Arial"/>
-          <w:color w:val="222222"/>
-          <w:sz w:val="22"/>
-          <w:shd w:val="clear" w:color="auto" w:fill="FFFFFF"/>
-        </w:rPr>
-        <w:t>A feladott hirdetésekhez kapcsolódó információk – mint például a hirdetés címe, a termék ára, a részletes leírás és a feltöltött képek – közvetlenül a felhasználói fiókjához kerülnek hozzárendelésre az adatbázisban.</w:t>
-      </w:r>
-    </w:p>
-    <w:p>
-      <w:pPr>
-        <w:rPr>
-          <w:rFonts w:cs="Arial"/>
-          <w:color w:val="222222"/>
-          <w:sz w:val="22"/>
-          <w:shd w:val="clear" w:color="auto" w:fill="FFFFFF"/>
-        </w:rPr>
-      </w:pPr>
-      <w:r>
-        <w:rPr>
-          <w:rFonts w:cs="Arial"/>
-          <w:color w:val="222222"/>
-          <w:sz w:val="22"/>
-          <w:u w:val="single"/>
-          <w:shd w:val="clear" w:color="auto" w:fill="FFFFFF"/>
-        </w:rPr>
-        <w:t>Adatbázis-struktúra:</w:t>
-      </w:r>
-      <w:r>
-        <w:rPr>
-          <w:rFonts w:cs="Arial"/>
-          <w:color w:val="222222"/>
-          <w:sz w:val="22"/>
-          <w:u w:val="single"/>
-          <w:shd w:val="clear" w:color="auto" w:fill="FFFFFF"/>
-        </w:rPr>
-        <w:t xml:space="preserve"> </w:t>
+        <w:t xml:space="preserve">Adatbázis-struktúra: </w:t>
       </w:r>
       <w:r>
         <w:rPr>

--- a/docs/dokumentacio-aprohirdetes.docx
+++ b/docs/dokumentacio-aprohirdetes.docx
@@ -198,7 +198,7 @@
           <w:r>
             <w:fldChar w:fldCharType="separate"/>
           </w:r>
-          <w:hyperlink w:anchor="_Toc231201558" w:history="1">
+          <w:hyperlink w:anchor="_Toc215476430" w:history="1">
             <w:r>
               <w:rPr>
                 <w:rStyle w:val="Hiperhivatkozs"/>
@@ -225,7 +225,7 @@
                 <w:noProof/>
                 <w:webHidden/>
               </w:rPr>
-              <w:instrText xml:space="preserve"> PAGEREF _Toc231201558 \h </w:instrText>
+              <w:instrText xml:space="preserve"> PAGEREF _Toc215476430 \h </w:instrText>
             </w:r>
             <w:r>
               <w:rPr>
@@ -269,7 +269,7 @@
               <w:lang w:eastAsia="hu-HU"/>
             </w:rPr>
           </w:pPr>
-          <w:hyperlink w:anchor="_Toc231201559" w:history="1">
+          <w:hyperlink w:anchor="_Toc215476431" w:history="1">
             <w:r>
               <w:rPr>
                 <w:rStyle w:val="Hiperhivatkozs"/>
@@ -296,7 +296,7 @@
                 <w:noProof/>
                 <w:webHidden/>
               </w:rPr>
-              <w:instrText xml:space="preserve"> PAGEREF _Toc231201559 \h </w:instrText>
+              <w:instrText xml:space="preserve"> PAGEREF _Toc215476431 \h </w:instrText>
             </w:r>
             <w:r>
               <w:rPr>
@@ -340,7 +340,7 @@
               <w:lang w:eastAsia="hu-HU"/>
             </w:rPr>
           </w:pPr>
-          <w:hyperlink w:anchor="_Toc231201560" w:history="1">
+          <w:hyperlink w:anchor="_Toc215476432" w:history="1">
             <w:r>
               <w:rPr>
                 <w:rStyle w:val="Hiperhivatkozs"/>
@@ -367,7 +367,7 @@
                 <w:noProof/>
                 <w:webHidden/>
               </w:rPr>
-              <w:instrText xml:space="preserve"> PAGEREF _Toc231201560 \h </w:instrText>
+              <w:instrText xml:space="preserve"> PAGEREF _Toc215476432 \h </w:instrText>
             </w:r>
             <w:r>
               <w:rPr>
@@ -411,7 +411,7 @@
               <w:lang w:eastAsia="hu-HU"/>
             </w:rPr>
           </w:pPr>
-          <w:hyperlink w:anchor="_Toc231201561" w:history="1">
+          <w:hyperlink w:anchor="_Toc215476433" w:history="1">
             <w:r>
               <w:rPr>
                 <w:rStyle w:val="Hiperhivatkozs"/>
@@ -438,7 +438,7 @@
                 <w:noProof/>
                 <w:webHidden/>
               </w:rPr>
-              <w:instrText xml:space="preserve"> PAGEREF _Toc231201561 \h </w:instrText>
+              <w:instrText xml:space="preserve"> PAGEREF _Toc215476433 \h </w:instrText>
             </w:r>
             <w:r>
               <w:rPr>
@@ -458,78 +458,7 @@
                 <w:noProof/>
                 <w:webHidden/>
               </w:rPr>
-              <w:t>3</w:t>
-            </w:r>
-            <w:r>
-              <w:rPr>
-                <w:noProof/>
-                <w:webHidden/>
-              </w:rPr>
-              <w:fldChar w:fldCharType="end"/>
-            </w:r>
-          </w:hyperlink>
-        </w:p>
-        <w:p>
-          <w:pPr>
-            <w:pStyle w:val="TJ1"/>
-            <w:tabs>
-              <w:tab w:val="right" w:leader="dot" w:pos="9062"/>
-            </w:tabs>
-            <w:rPr>
-              <w:rFonts w:asciiTheme="minorHAnsi" w:eastAsiaTheme="minorEastAsia" w:hAnsiTheme="minorHAnsi"/>
-              <w:noProof/>
-              <w:sz w:val="22"/>
-              <w:lang w:eastAsia="hu-HU"/>
-            </w:rPr>
-          </w:pPr>
-          <w:hyperlink w:anchor="_Toc231201562" w:history="1">
-            <w:r>
-              <w:rPr>
-                <w:rStyle w:val="Hiperhivatkozs"/>
-                <w:noProof/>
-              </w:rPr>
-              <w:t>Adatbázis</w:t>
-            </w:r>
-            <w:r>
-              <w:rPr>
-                <w:noProof/>
-                <w:webHidden/>
-              </w:rPr>
-              <w:tab/>
-            </w:r>
-            <w:r>
-              <w:rPr>
-                <w:noProof/>
-                <w:webHidden/>
-              </w:rPr>
-              <w:fldChar w:fldCharType="begin"/>
-            </w:r>
-            <w:r>
-              <w:rPr>
-                <w:noProof/>
-                <w:webHidden/>
-              </w:rPr>
-              <w:instrText xml:space="preserve"> PAGEREF _Toc231201562 \h </w:instrText>
-            </w:r>
-            <w:r>
-              <w:rPr>
-                <w:noProof/>
-                <w:webHidden/>
-              </w:rPr>
-            </w:r>
-            <w:r>
-              <w:rPr>
-                <w:noProof/>
-                <w:webHidden/>
-              </w:rPr>
-              <w:fldChar w:fldCharType="separate"/>
-            </w:r>
-            <w:r>
-              <w:rPr>
-                <w:noProof/>
-                <w:webHidden/>
-              </w:rPr>
-              <w:t>5</w:t>
+              <w:t>4</w:t>
             </w:r>
             <w:r>
               <w:rPr>
@@ -577,7 +506,7 @@
         <w:spacing w:line="360" w:lineRule="auto"/>
         <w:jc w:val="both"/>
       </w:pPr>
-      <w:bookmarkStart w:id="0" w:name="_Toc231201558"/>
+      <w:bookmarkStart w:id="0" w:name="_Toc215476430"/>
       <w:r>
         <w:lastRenderedPageBreak/>
         <w:t>Csapat</w:t>
@@ -623,7 +552,7 @@
         <w:spacing w:line="360" w:lineRule="auto"/>
         <w:jc w:val="both"/>
       </w:pPr>
-      <w:bookmarkStart w:id="1" w:name="_Toc231201559"/>
+      <w:bookmarkStart w:id="1" w:name="_Toc215476431"/>
       <w:r>
         <w:t>Projektleírás</w:t>
       </w:r>
@@ -786,7 +715,7 @@
           <w:noProof/>
         </w:rPr>
         <w:drawing>
-          <wp:anchor distT="0" distB="0" distL="114300" distR="114300" simplePos="0" relativeHeight="251674624" behindDoc="0" locked="0" layoutInCell="1" allowOverlap="1" wp14:anchorId="1164CC10" wp14:editId="63F3083C">
+          <wp:anchor distT="0" distB="0" distL="114300" distR="114300" simplePos="0" relativeHeight="251674624" behindDoc="0" locked="0" layoutInCell="1" allowOverlap="1" wp14:anchorId="1164CC10" wp14:editId="4D1AD222">
             <wp:simplePos x="0" y="0"/>
             <wp:positionH relativeFrom="margin">
               <wp:align>left</wp:align>
@@ -1131,7 +1060,7 @@
         <w:spacing w:line="360" w:lineRule="auto"/>
         <w:jc w:val="both"/>
       </w:pPr>
-      <w:bookmarkStart w:id="2" w:name="_Toc231201560"/>
+      <w:bookmarkStart w:id="2" w:name="_Toc215476432"/>
       <w:r>
         <w:lastRenderedPageBreak/>
         <w:t>Fejlesztői dokumentáció</w:t>
@@ -1166,7 +1095,7 @@
           <w:noProof/>
         </w:rPr>
         <w:drawing>
-          <wp:anchor distT="0" distB="0" distL="114300" distR="114300" simplePos="0" relativeHeight="251660288" behindDoc="0" locked="0" layoutInCell="1" allowOverlap="1" wp14:anchorId="627CDEBB" wp14:editId="53FE759E">
+          <wp:anchor distT="0" distB="0" distL="114300" distR="114300" simplePos="0" relativeHeight="251660288" behindDoc="0" locked="0" layoutInCell="1" allowOverlap="1" wp14:anchorId="627CDEBB" wp14:editId="2FA44C96">
             <wp:simplePos x="0" y="0"/>
             <wp:positionH relativeFrom="margin">
               <wp:posOffset>3519805</wp:posOffset>
@@ -1288,7 +1217,6 @@
         <w:spacing w:line="360" w:lineRule="auto"/>
         <w:jc w:val="both"/>
       </w:pPr>
-      <w:bookmarkStart w:id="3" w:name="_Toc231201561"/>
       <w:r>
         <w:rPr>
           <w:noProof/>
@@ -1355,6 +1283,7 @@
       <w:r>
         <w:br w:type="page"/>
       </w:r>
+      <w:bookmarkStart w:id="3" w:name="_Toc215476433"/>
       <w:r>
         <w:lastRenderedPageBreak/>
         <w:t>Felhasználói dokumentáció</w:t>
@@ -1363,1048 +1292,38 @@
     </w:p>
     <w:p>
       <w:pPr>
-        <w:shd w:val="clear" w:color="auto" w:fill="FFFFFF"/>
-        <w:spacing w:after="0" w:line="240" w:lineRule="auto"/>
-        <w:rPr>
-          <w:rFonts w:eastAsia="Times New Roman" w:cs="Arial"/>
-          <w:b/>
-          <w:bCs/>
-          <w:color w:val="222222"/>
-          <w:kern w:val="0"/>
-          <w:szCs w:val="24"/>
-          <w:lang w:eastAsia="hu-HU"/>
-          <w14:ligatures w14:val="none"/>
-        </w:rPr>
-      </w:pPr>
-      <w:r>
-        <w:rPr>
-          <w:rFonts w:eastAsia="Times New Roman" w:cs="Arial"/>
-          <w:b/>
-          <w:bCs/>
-          <w:color w:val="222222"/>
-          <w:kern w:val="0"/>
-          <w:sz w:val="28"/>
-          <w:szCs w:val="28"/>
-          <w:lang w:eastAsia="hu-HU"/>
-          <w14:ligatures w14:val="none"/>
-        </w:rPr>
-        <w:t>Felhasználói Útmutató: Apróhirdetési Portál</w:t>
-      </w:r>
-    </w:p>
-    <w:p>
-      <w:pPr>
-        <w:shd w:val="clear" w:color="auto" w:fill="FFFFFF"/>
-        <w:spacing w:after="0" w:line="240" w:lineRule="auto"/>
-        <w:rPr>
-          <w:rFonts w:eastAsia="Times New Roman" w:cs="Arial"/>
-          <w:color w:val="222222"/>
-          <w:kern w:val="0"/>
-          <w:sz w:val="22"/>
-          <w:lang w:eastAsia="hu-HU"/>
-          <w14:ligatures w14:val="none"/>
-        </w:rPr>
-      </w:pPr>
-      <w:r>
-        <w:rPr>
-          <w:rFonts w:eastAsia="Times New Roman" w:cs="Arial"/>
-          <w:color w:val="222222"/>
-          <w:kern w:val="0"/>
-          <w:sz w:val="22"/>
-          <w:lang w:eastAsia="hu-HU"/>
-          <w14:ligatures w14:val="none"/>
-        </w:rPr>
-        <w:t>Ez a segédlet azért készült, hogy lépésről lépésre megmutassa, hogyan használhatja az apróhirdetési oldalt.</w:t>
-      </w:r>
-    </w:p>
-    <w:p>
-      <w:pPr>
-        <w:shd w:val="clear" w:color="auto" w:fill="FFFFFF"/>
-        <w:spacing w:after="0" w:line="240" w:lineRule="auto"/>
-        <w:rPr>
-          <w:rFonts w:eastAsia="Times New Roman" w:cs="Arial"/>
-          <w:b/>
-          <w:bCs/>
-          <w:color w:val="222222"/>
-          <w:kern w:val="0"/>
-          <w:sz w:val="28"/>
-          <w:szCs w:val="28"/>
-          <w:lang w:eastAsia="hu-HU"/>
-          <w14:ligatures w14:val="none"/>
-        </w:rPr>
-      </w:pPr>
-    </w:p>
-    <w:p>
-      <w:pPr>
-        <w:shd w:val="clear" w:color="auto" w:fill="FFFFFF"/>
-        <w:spacing w:after="0" w:line="240" w:lineRule="auto"/>
-        <w:rPr>
-          <w:rFonts w:eastAsia="Times New Roman" w:cs="Arial"/>
-          <w:color w:val="222222"/>
-          <w:kern w:val="0"/>
-          <w:szCs w:val="24"/>
-          <w:lang w:eastAsia="hu-HU"/>
-          <w14:ligatures w14:val="none"/>
-        </w:rPr>
-      </w:pPr>
-      <w:r>
-        <w:rPr>
-          <w:rFonts w:eastAsia="Times New Roman" w:cs="Arial"/>
-          <w:b/>
-          <w:bCs/>
-          <w:color w:val="222222"/>
-          <w:kern w:val="0"/>
-          <w:sz w:val="28"/>
-          <w:szCs w:val="28"/>
-          <w:lang w:eastAsia="hu-HU"/>
-          <w14:ligatures w14:val="none"/>
-        </w:rPr>
-        <w:t>Regisztráció és Bejelentkezés: Az első lé</w:t>
-      </w:r>
-      <w:r>
-        <w:rPr>
-          <w:rFonts w:eastAsia="Times New Roman" w:cs="Arial"/>
-          <w:b/>
-          <w:bCs/>
-          <w:color w:val="222222"/>
-          <w:kern w:val="0"/>
-          <w:sz w:val="28"/>
-          <w:szCs w:val="28"/>
-          <w:lang w:eastAsia="hu-HU"/>
-          <w14:ligatures w14:val="none"/>
-        </w:rPr>
-        <w:t>pések</w:t>
-      </w:r>
-    </w:p>
-    <w:p>
-      <w:pPr>
-        <w:shd w:val="clear" w:color="auto" w:fill="FFFFFF"/>
-        <w:spacing w:after="0" w:line="240" w:lineRule="auto"/>
-        <w:rPr>
-          <w:rFonts w:cs="Arial"/>
-          <w:color w:val="222222"/>
-          <w:sz w:val="22"/>
-          <w:shd w:val="clear" w:color="auto" w:fill="FFFFFF"/>
-        </w:rPr>
-      </w:pPr>
-      <w:r>
-        <w:rPr>
-          <w:rFonts w:cs="Arial"/>
-          <w:color w:val="222222"/>
-          <w:sz w:val="22"/>
-          <w:shd w:val="clear" w:color="auto" w:fill="FFFFFF"/>
-        </w:rPr>
-        <w:t>Az oldal használatának alapja a saját fiók, amellyel a rendszer azonosítani tudja Önt.</w:t>
-      </w:r>
-    </w:p>
-    <w:p>
-      <w:pPr>
-        <w:shd w:val="clear" w:color="auto" w:fill="FFFFFF"/>
-        <w:spacing w:after="0" w:line="240" w:lineRule="auto"/>
-        <w:rPr>
-          <w:rFonts w:eastAsia="Times New Roman" w:cs="Arial"/>
-          <w:color w:val="222222"/>
-          <w:kern w:val="0"/>
-          <w:sz w:val="22"/>
-          <w:lang w:eastAsia="hu-HU"/>
-          <w14:ligatures w14:val="none"/>
-        </w:rPr>
-      </w:pPr>
-    </w:p>
-    <w:p>
-      <w:pPr>
-        <w:shd w:val="clear" w:color="auto" w:fill="FFFFFF"/>
-        <w:spacing w:after="0" w:line="240" w:lineRule="auto"/>
-        <w:rPr>
-          <w:rFonts w:eastAsia="Times New Roman" w:cs="Arial"/>
-          <w:color w:val="222222"/>
-          <w:kern w:val="0"/>
-          <w:sz w:val="22"/>
-          <w:lang w:eastAsia="hu-HU"/>
-          <w14:ligatures w14:val="none"/>
-        </w:rPr>
-      </w:pPr>
-      <w:r>
-        <w:rPr>
-          <w:rFonts w:eastAsia="Times New Roman" w:cs="Arial"/>
-          <w:color w:val="222222"/>
-          <w:kern w:val="0"/>
-          <w:sz w:val="22"/>
-          <w:u w:val="single"/>
-          <w:lang w:eastAsia="hu-HU"/>
-          <w14:ligatures w14:val="none"/>
-        </w:rPr>
-        <w:t>Regisztráció:</w:t>
-      </w:r>
-      <w:r>
-        <w:rPr>
-          <w:rFonts w:eastAsia="Times New Roman" w:cs="Arial"/>
-          <w:color w:val="222222"/>
-          <w:kern w:val="0"/>
-          <w:sz w:val="22"/>
-          <w:lang w:eastAsia="hu-HU"/>
-          <w14:ligatures w14:val="none"/>
-        </w:rPr>
+        <w:jc w:val="both"/>
+      </w:pPr>
+      <w:r>
+        <w:t xml:space="preserve">A sikeres regisztrációt és bejelentkezést követően, a felhasználó elé tárul a főoldal, ahol </w:t>
+      </w:r>
+      <w:r>
+        <w:t>elérhetőek a már meglévő hirdetések. Emellett létrehozni és szerkeszteni is lehet a hirdetéseket</w:t>
+      </w:r>
+      <w:r>
+        <w:t>.</w:t>
+      </w:r>
+      <w:r>
         <w:t xml:space="preserve"> </w:t>
       </w:r>
       <w:r>
-        <w:rPr>
-          <w:rFonts w:cs="Arial"/>
-          <w:color w:val="222222"/>
-          <w:sz w:val="22"/>
-          <w:shd w:val="clear" w:color="auto" w:fill="FFFFFF"/>
-        </w:rPr>
-        <w:t>Ha még nincs fiókja, a bejelentkező képernyőn keresse a „Regisztráció” gombot (ez a bejelentkező kártya jobb alsó sarkában található). Itt meg kell adnia az adatait (vezeték- és keresztnév, felhasználónév, e-mail cím, jelszó, telefonszám és születési dátum), majd kövesse a további utasításokat.</w:t>
-      </w:r>
-    </w:p>
-    <w:p>
-      <w:pPr>
-        <w:shd w:val="clear" w:color="auto" w:fill="FFFFFF"/>
-        <w:spacing w:after="0" w:line="240" w:lineRule="auto"/>
-        <w:rPr>
-          <w:rFonts w:eastAsia="Times New Roman" w:cs="Arial"/>
-          <w:color w:val="222222"/>
-          <w:kern w:val="0"/>
-          <w:sz w:val="22"/>
-          <w:lang w:eastAsia="hu-HU"/>
-          <w14:ligatures w14:val="none"/>
-        </w:rPr>
-      </w:pPr>
-    </w:p>
-    <w:p>
-      <w:pPr>
-        <w:shd w:val="clear" w:color="auto" w:fill="FFFFFF"/>
-        <w:spacing w:after="0" w:line="240" w:lineRule="auto"/>
-        <w:rPr>
-          <w:rFonts w:eastAsia="Times New Roman" w:cs="Arial"/>
-          <w:color w:val="222222"/>
-          <w:kern w:val="0"/>
-          <w:sz w:val="22"/>
-          <w:lang w:eastAsia="hu-HU"/>
-          <w14:ligatures w14:val="none"/>
-        </w:rPr>
-      </w:pPr>
-      <w:r>
-        <w:rPr>
-          <w:rFonts w:eastAsia="Times New Roman" w:cs="Arial"/>
-          <w:color w:val="222222"/>
-          <w:kern w:val="0"/>
-          <w:sz w:val="22"/>
-          <w:u w:val="single"/>
-          <w:lang w:eastAsia="hu-HU"/>
-          <w14:ligatures w14:val="none"/>
-        </w:rPr>
-        <w:t>Bejelentkezés</w:t>
-      </w:r>
-      <w:r>
-        <w:rPr>
-          <w:rFonts w:eastAsia="Times New Roman" w:cs="Arial"/>
-          <w:color w:val="222222"/>
-          <w:kern w:val="0"/>
-          <w:sz w:val="22"/>
-          <w:lang w:eastAsia="hu-HU"/>
-          <w14:ligatures w14:val="none"/>
-        </w:rPr>
-        <w:t xml:space="preserve">: </w:t>
-      </w:r>
-      <w:r>
-        <w:rPr>
-          <w:rFonts w:cs="Arial"/>
-          <w:color w:val="222222"/>
-          <w:sz w:val="22"/>
-          <w:shd w:val="clear" w:color="auto" w:fill="FFFFFF"/>
-        </w:rPr>
-        <w:t>Ha már regisztrált, írja be az e-mail címét és jelszavát a megfelelő mezőkbe, majd kattintson a „Bejelentkezés” gombra.</w:t>
-      </w:r>
-    </w:p>
-    <w:p>
-      <w:pPr>
-        <w:shd w:val="clear" w:color="auto" w:fill="FFFFFF"/>
-        <w:spacing w:after="0" w:line="240" w:lineRule="auto"/>
-        <w:rPr>
-          <w:rFonts w:eastAsia="Times New Roman" w:cs="Arial"/>
-          <w:color w:val="222222"/>
-          <w:kern w:val="0"/>
-          <w:szCs w:val="24"/>
-          <w:lang w:eastAsia="hu-HU"/>
-          <w14:ligatures w14:val="none"/>
-        </w:rPr>
-      </w:pPr>
-    </w:p>
-    <w:p>
-      <w:pPr>
-        <w:shd w:val="clear" w:color="auto" w:fill="FFFFFF"/>
-        <w:spacing w:after="0" w:line="240" w:lineRule="auto"/>
-        <w:rPr>
-          <w:rFonts w:eastAsia="Times New Roman" w:cs="Arial"/>
-          <w:color w:val="222222"/>
-          <w:kern w:val="0"/>
-          <w:sz w:val="22"/>
-          <w:lang w:eastAsia="hu-HU"/>
-          <w14:ligatures w14:val="none"/>
-        </w:rPr>
-      </w:pPr>
-      <w:r>
-        <w:rPr>
-          <w:rFonts w:eastAsia="Times New Roman" w:cs="Arial"/>
-          <w:b/>
-          <w:bCs/>
-          <w:color w:val="222222"/>
-          <w:kern w:val="0"/>
-          <w:sz w:val="22"/>
-          <w:lang w:eastAsia="hu-HU"/>
-          <w14:ligatures w14:val="none"/>
-        </w:rPr>
-        <w:t>Biztonsági figyelmeztetés</w:t>
-      </w:r>
-      <w:r>
-        <w:rPr>
-          <w:rFonts w:eastAsia="Times New Roman" w:cs="Arial"/>
-          <w:b/>
-          <w:bCs/>
-          <w:color w:val="222222"/>
-          <w:kern w:val="0"/>
-          <w:sz w:val="22"/>
-          <w:lang w:eastAsia="hu-HU"/>
-          <w14:ligatures w14:val="none"/>
-        </w:rPr>
-        <w:t>:</w:t>
-      </w:r>
-      <w:r>
-        <w:rPr>
-          <w:rFonts w:eastAsia="Times New Roman" w:cs="Arial"/>
-          <w:color w:val="222222"/>
-          <w:kern w:val="0"/>
-          <w:sz w:val="22"/>
-          <w:lang w:eastAsia="hu-HU"/>
-          <w14:ligatures w14:val="none"/>
-        </w:rPr>
-        <w:t xml:space="preserve"> </w:t>
-      </w:r>
-      <w:r>
-        <w:rPr>
-          <w:rFonts w:cs="Arial"/>
-          <w:color w:val="222222"/>
-          <w:sz w:val="22"/>
-          <w:shd w:val="clear" w:color="auto" w:fill="FFFFFF"/>
-        </w:rPr>
-        <w:t>Fontos tudnia, hogy az Ön és adatai védelme érdekében a rendszer biztonsági okokból automatikusan kijelentkezteti, ha bezárja a böngészőt vagy manuálisan kijelentkezik. Ez azt jelenti, hogy a következő alkalommal újra be kell jelentkeznie a fiókjába.</w:t>
-      </w:r>
-    </w:p>
-    <w:p>
-      <w:pPr>
-        <w:shd w:val="clear" w:color="auto" w:fill="FFFFFF"/>
-        <w:spacing w:after="0" w:line="240" w:lineRule="auto"/>
-        <w:rPr>
-          <w:rFonts w:eastAsia="Times New Roman" w:cs="Arial"/>
-          <w:color w:val="222222"/>
-          <w:kern w:val="0"/>
-          <w:szCs w:val="24"/>
-          <w:lang w:eastAsia="hu-HU"/>
-          <w14:ligatures w14:val="none"/>
-        </w:rPr>
-      </w:pPr>
-    </w:p>
-    <w:p>
-      <w:pPr>
-        <w:shd w:val="clear" w:color="auto" w:fill="FFFFFF"/>
-        <w:spacing w:after="0" w:line="240" w:lineRule="auto"/>
-        <w:rPr>
-          <w:rFonts w:eastAsia="Times New Roman" w:cs="Arial"/>
-          <w:b/>
-          <w:bCs/>
-          <w:color w:val="222222"/>
-          <w:kern w:val="0"/>
-          <w:sz w:val="28"/>
-          <w:szCs w:val="28"/>
-          <w:lang w:eastAsia="hu-HU"/>
-          <w14:ligatures w14:val="none"/>
-        </w:rPr>
-      </w:pPr>
-      <w:r>
-        <w:rPr>
-          <w:rFonts w:eastAsia="Times New Roman" w:cs="Arial"/>
-          <w:b/>
-          <w:bCs/>
-          <w:color w:val="222222"/>
-          <w:kern w:val="0"/>
-          <w:sz w:val="28"/>
-          <w:szCs w:val="28"/>
-          <w:lang w:eastAsia="hu-HU"/>
-          <w14:ligatures w14:val="none"/>
-        </w:rPr>
-        <w:t xml:space="preserve">A Főoldal használata </w:t>
-      </w:r>
-    </w:p>
-    <w:p>
-      <w:pPr>
-        <w:shd w:val="clear" w:color="auto" w:fill="FFFFFF"/>
-        <w:spacing w:after="0" w:line="240" w:lineRule="auto"/>
-        <w:rPr>
-          <w:rFonts w:cs="Arial"/>
-          <w:color w:val="222222"/>
-          <w:sz w:val="22"/>
-          <w:shd w:val="clear" w:color="auto" w:fill="FFFFFF"/>
-        </w:rPr>
-      </w:pPr>
-      <w:r>
-        <w:rPr>
-          <w:rFonts w:cs="Arial"/>
-          <w:color w:val="222222"/>
-          <w:sz w:val="22"/>
-          <w:shd w:val="clear" w:color="auto" w:fill="FFFFFF"/>
-        </w:rPr>
-        <w:t>Sikeres belépés után a főoldalra kerül, amely az Ön „irányítóközpontja”.</w:t>
-      </w:r>
-    </w:p>
-    <w:p>
-      <w:pPr>
-        <w:shd w:val="clear" w:color="auto" w:fill="FFFFFF"/>
-        <w:spacing w:after="0" w:line="240" w:lineRule="auto"/>
-        <w:rPr>
-          <w:rFonts w:eastAsia="Times New Roman" w:cs="Arial"/>
-          <w:color w:val="222222"/>
-          <w:kern w:val="0"/>
-          <w:szCs w:val="24"/>
-          <w:lang w:eastAsia="hu-HU"/>
-          <w14:ligatures w14:val="none"/>
-        </w:rPr>
-      </w:pPr>
-    </w:p>
-    <w:p>
-      <w:pPr>
-        <w:shd w:val="clear" w:color="auto" w:fill="FFFFFF"/>
-        <w:spacing w:after="0" w:line="240" w:lineRule="auto"/>
-        <w:rPr>
-          <w:rFonts w:eastAsia="Times New Roman" w:cs="Arial"/>
-          <w:color w:val="222222"/>
-          <w:kern w:val="0"/>
-          <w:szCs w:val="24"/>
-          <w:lang w:eastAsia="hu-HU"/>
-          <w14:ligatures w14:val="none"/>
-        </w:rPr>
-      </w:pPr>
-      <w:r>
-        <w:rPr>
-          <w:rFonts w:eastAsia="Times New Roman" w:cs="Arial"/>
-          <w:color w:val="222222"/>
-          <w:kern w:val="0"/>
-          <w:sz w:val="22"/>
-          <w:u w:val="single"/>
-          <w:lang w:eastAsia="hu-HU"/>
-          <w14:ligatures w14:val="none"/>
-        </w:rPr>
-        <w:t>Hirdetések megtekintése:</w:t>
-      </w:r>
-      <w:r>
-        <w:rPr>
-          <w:rFonts w:cs="Arial"/>
-          <w:color w:val="222222"/>
-          <w:shd w:val="clear" w:color="auto" w:fill="FFFFFF"/>
-        </w:rPr>
-        <w:t xml:space="preserve"> </w:t>
-      </w:r>
-      <w:r>
-        <w:rPr>
-          <w:rFonts w:cs="Arial"/>
-          <w:color w:val="222222"/>
-          <w:sz w:val="22"/>
-          <w:shd w:val="clear" w:color="auto" w:fill="FFFFFF"/>
-        </w:rPr>
-        <w:t>Itt böngészheti az összes elérhető hirdetést. Görgessen lefelé az oldalon, ahol láthatja az árukat, a részletes leírásokat, és a hirdetést feltöltő felhasználó elérhetőségeit is.</w:t>
-      </w:r>
-    </w:p>
-    <w:p>
-      <w:pPr>
-        <w:shd w:val="clear" w:color="auto" w:fill="FFFFFF"/>
-        <w:spacing w:after="0" w:line="240" w:lineRule="auto"/>
-        <w:rPr>
-          <w:rFonts w:eastAsia="Times New Roman" w:cs="Arial"/>
-          <w:color w:val="222222"/>
-          <w:kern w:val="0"/>
-          <w:szCs w:val="24"/>
-          <w:lang w:eastAsia="hu-HU"/>
-          <w14:ligatures w14:val="none"/>
-        </w:rPr>
-      </w:pPr>
-    </w:p>
-    <w:p>
-      <w:pPr>
-        <w:shd w:val="clear" w:color="auto" w:fill="FFFFFF"/>
-        <w:spacing w:after="0" w:line="240" w:lineRule="auto"/>
-        <w:rPr>
-          <w:rFonts w:eastAsia="Times New Roman" w:cs="Arial"/>
-          <w:b/>
-          <w:bCs/>
-          <w:color w:val="222222"/>
-          <w:kern w:val="0"/>
-          <w:sz w:val="28"/>
-          <w:szCs w:val="28"/>
-          <w:lang w:eastAsia="hu-HU"/>
-          <w14:ligatures w14:val="none"/>
-        </w:rPr>
-      </w:pPr>
-      <w:r>
-        <w:rPr>
-          <w:rFonts w:eastAsia="Times New Roman" w:cs="Arial"/>
-          <w:b/>
-          <w:bCs/>
-          <w:color w:val="222222"/>
-          <w:kern w:val="0"/>
-          <w:sz w:val="28"/>
-          <w:szCs w:val="28"/>
-          <w:lang w:eastAsia="hu-HU"/>
-          <w14:ligatures w14:val="none"/>
-        </w:rPr>
-        <w:t>Saját hirdetések kezelése</w:t>
-      </w:r>
-    </w:p>
-    <w:p>
-      <w:pPr>
-        <w:shd w:val="clear" w:color="auto" w:fill="FFFFFF"/>
-        <w:spacing w:line="240" w:lineRule="auto"/>
-        <w:ind w:left="60"/>
-        <w:rPr>
-          <w:rFonts w:eastAsia="Times New Roman" w:cs="Arial"/>
-          <w:color w:val="222222"/>
-          <w:kern w:val="0"/>
-          <w:sz w:val="22"/>
-          <w:lang w:eastAsia="hu-HU"/>
-          <w14:ligatures w14:val="none"/>
-        </w:rPr>
-      </w:pPr>
-      <w:r>
-        <w:rPr>
-          <w:rFonts w:eastAsia="Times New Roman" w:cs="Arial"/>
-          <w:color w:val="222222"/>
-          <w:kern w:val="0"/>
-          <w:sz w:val="22"/>
-          <w:lang w:eastAsia="hu-HU"/>
-          <w14:ligatures w14:val="none"/>
-        </w:rPr>
-        <w:t xml:space="preserve">Az oldal lehetővé teszi, hogy Ön is eladóvá váljon. </w:t>
-      </w:r>
-    </w:p>
-    <w:p>
-      <w:pPr>
-        <w:shd w:val="clear" w:color="auto" w:fill="FFFFFF"/>
-        <w:spacing w:line="240" w:lineRule="auto"/>
-        <w:ind w:left="60"/>
-        <w:rPr>
-          <w:rFonts w:eastAsia="Times New Roman" w:cs="Arial"/>
-          <w:color w:val="222222"/>
-          <w:kern w:val="0"/>
-          <w:sz w:val="22"/>
-          <w:lang w:eastAsia="hu-HU"/>
-          <w14:ligatures w14:val="none"/>
-        </w:rPr>
-      </w:pPr>
-    </w:p>
-    <w:p>
-      <w:pPr>
-        <w:shd w:val="clear" w:color="auto" w:fill="FFFFFF"/>
-        <w:spacing w:line="240" w:lineRule="auto"/>
-        <w:ind w:left="60"/>
-        <w:rPr>
-          <w:rFonts w:eastAsia="Times New Roman" w:cs="Arial"/>
-          <w:color w:val="222222"/>
-          <w:kern w:val="0"/>
-          <w:sz w:val="22"/>
-          <w:u w:val="single"/>
-          <w:lang w:eastAsia="hu-HU"/>
-          <w14:ligatures w14:val="none"/>
-        </w:rPr>
-      </w:pPr>
-      <w:r>
-        <w:rPr>
-          <w:rFonts w:eastAsia="Times New Roman" w:cs="Arial"/>
-          <w:color w:val="222222"/>
-          <w:kern w:val="0"/>
-          <w:sz w:val="22"/>
-          <w:u w:val="single"/>
-          <w:lang w:eastAsia="hu-HU"/>
-          <w14:ligatures w14:val="none"/>
-        </w:rPr>
-        <w:t>Hirdetés létrehozása</w:t>
-      </w:r>
-    </w:p>
-    <w:p>
-      <w:pPr>
-        <w:pStyle w:val="Listaszerbekezds"/>
-        <w:numPr>
-          <w:ilvl w:val="0"/>
-          <w:numId w:val="2"/>
-        </w:numPr>
-        <w:shd w:val="clear" w:color="auto" w:fill="FFFFFF"/>
-        <w:spacing w:line="240" w:lineRule="auto"/>
-        <w:rPr>
-          <w:rFonts w:eastAsia="Times New Roman" w:cs="Arial"/>
-          <w:color w:val="222222"/>
-          <w:kern w:val="0"/>
-          <w:sz w:val="22"/>
-          <w:lang w:eastAsia="hu-HU"/>
-          <w14:ligatures w14:val="none"/>
-        </w:rPr>
-      </w:pPr>
-      <w:r>
-        <w:rPr>
-          <w:rFonts w:eastAsia="Times New Roman" w:cs="Arial"/>
-          <w:color w:val="222222"/>
-          <w:kern w:val="0"/>
-          <w:sz w:val="22"/>
-          <w:lang w:eastAsia="hu-HU"/>
-          <w14:ligatures w14:val="none"/>
-        </w:rPr>
-        <w:t>Keresse meg a „Hirdetés feladása” gombot az „Apróhirdetések” kártya jobb felső sarkában.</w:t>
-      </w:r>
-    </w:p>
-    <w:p>
-      <w:pPr>
-        <w:pStyle w:val="Listaszerbekezds"/>
-        <w:shd w:val="clear" w:color="auto" w:fill="FFFFFF"/>
-        <w:spacing w:after="0" w:line="240" w:lineRule="auto"/>
-        <w:ind w:left="420"/>
-        <w:rPr>
-          <w:rFonts w:eastAsia="Times New Roman" w:cs="Arial"/>
-          <w:color w:val="222222"/>
-          <w:kern w:val="0"/>
-          <w:szCs w:val="24"/>
-          <w:lang w:eastAsia="hu-HU"/>
-          <w14:ligatures w14:val="none"/>
-        </w:rPr>
-      </w:pPr>
-    </w:p>
-    <w:p>
-      <w:pPr>
-        <w:pStyle w:val="Listaszerbekezds"/>
-        <w:numPr>
-          <w:ilvl w:val="0"/>
-          <w:numId w:val="2"/>
-        </w:numPr>
-        <w:shd w:val="clear" w:color="auto" w:fill="FFFFFF"/>
-        <w:spacing w:line="240" w:lineRule="auto"/>
-        <w:rPr>
-          <w:rFonts w:eastAsia="Times New Roman" w:cs="Arial"/>
-          <w:color w:val="222222"/>
-          <w:kern w:val="0"/>
-          <w:sz w:val="22"/>
-          <w:lang w:eastAsia="hu-HU"/>
-          <w14:ligatures w14:val="none"/>
-        </w:rPr>
-      </w:pPr>
-      <w:r>
-        <w:rPr>
-          <w:rFonts w:eastAsia="Times New Roman" w:cs="Arial"/>
-          <w:color w:val="222222"/>
-          <w:kern w:val="0"/>
-          <w:sz w:val="22"/>
-          <w:lang w:eastAsia="hu-HU"/>
-          <w14:ligatures w14:val="none"/>
-        </w:rPr>
-        <w:t>Töltse ki figyelmesen az űrlapot: adjon meg egy beszédes címet, részletes leírást, állítsa be az árat, és töltsön fel fényképet a termékről, hogy vonzóbb legyen.</w:t>
-      </w:r>
-    </w:p>
-    <w:p>
-      <w:pPr>
-        <w:shd w:val="clear" w:color="auto" w:fill="FFFFFF"/>
-        <w:spacing w:after="0" w:line="240" w:lineRule="auto"/>
-        <w:rPr>
-          <w:rFonts w:eastAsia="Times New Roman" w:cs="Arial"/>
-          <w:color w:val="222222"/>
-          <w:kern w:val="0"/>
-          <w:szCs w:val="24"/>
-          <w:lang w:eastAsia="hu-HU"/>
-          <w14:ligatures w14:val="none"/>
-        </w:rPr>
-      </w:pPr>
-    </w:p>
-    <w:p>
-      <w:pPr>
-        <w:pStyle w:val="Listaszerbekezds"/>
-        <w:numPr>
-          <w:ilvl w:val="0"/>
-          <w:numId w:val="2"/>
-        </w:numPr>
-        <w:shd w:val="clear" w:color="auto" w:fill="FFFFFF"/>
-        <w:spacing w:line="240" w:lineRule="auto"/>
-        <w:rPr>
-          <w:rFonts w:eastAsia="Times New Roman" w:cs="Arial"/>
-          <w:color w:val="222222"/>
-          <w:kern w:val="0"/>
-          <w:sz w:val="22"/>
-          <w:lang w:eastAsia="hu-HU"/>
-          <w14:ligatures w14:val="none"/>
-        </w:rPr>
-      </w:pPr>
-      <w:r>
-        <w:rPr>
-          <w:rFonts w:eastAsia="Times New Roman" w:cs="Arial"/>
-          <w:color w:val="222222"/>
-          <w:kern w:val="0"/>
-          <w:sz w:val="22"/>
-          <w:lang w:eastAsia="hu-HU"/>
-          <w14:ligatures w14:val="none"/>
-        </w:rPr>
-        <w:t>A mentéshez kattintson a „Hirdetés feltöltése” gombra, vagy ha mégsem szeretné közzétenni, válassza a „Mégse” lehetőséget.</w:t>
-      </w:r>
-    </w:p>
-    <w:p>
-      <w:pPr>
-        <w:shd w:val="clear" w:color="auto" w:fill="FFFFFF"/>
-        <w:spacing w:line="240" w:lineRule="auto"/>
-        <w:rPr>
-          <w:rFonts w:eastAsia="Times New Roman" w:cs="Arial"/>
-          <w:color w:val="222222"/>
-          <w:kern w:val="0"/>
-          <w:sz w:val="22"/>
-          <w:lang w:eastAsia="hu-HU"/>
-          <w14:ligatures w14:val="none"/>
-        </w:rPr>
-      </w:pPr>
-      <w:r>
-        <w:rPr>
-          <w:rFonts w:eastAsia="Times New Roman" w:cs="Arial"/>
-          <w:color w:val="222222"/>
-          <w:kern w:val="0"/>
-          <w:szCs w:val="24"/>
-          <w:lang w:eastAsia="hu-HU"/>
-          <w14:ligatures w14:val="none"/>
-        </w:rPr>
-        <w:br/>
-      </w:r>
-      <w:r>
-        <w:rPr>
-          <w:rFonts w:eastAsia="Times New Roman" w:cs="Arial"/>
-          <w:b/>
-          <w:bCs/>
-          <w:color w:val="222222"/>
-          <w:kern w:val="0"/>
-          <w:sz w:val="22"/>
-          <w:lang w:eastAsia="hu-HU"/>
-          <w14:ligatures w14:val="none"/>
-        </w:rPr>
-        <w:t xml:space="preserve">Fontos tudnivaló a szerkesztésről: </w:t>
-      </w:r>
-      <w:r>
-        <w:rPr>
-          <w:rFonts w:eastAsia="Times New Roman" w:cs="Arial"/>
-          <w:color w:val="222222"/>
-          <w:kern w:val="0"/>
-          <w:sz w:val="22"/>
-          <w:lang w:eastAsia="hu-HU"/>
-          <w14:ligatures w14:val="none"/>
-        </w:rPr>
-        <w:t xml:space="preserve">Kérjük, fokozott figyelemmel töltse ki az űrlapot, mivel a projekt jelenlegi állása szerint a már feltöltött hirdetések </w:t>
-      </w:r>
-      <w:r>
-        <w:rPr>
-          <w:rFonts w:eastAsia="Times New Roman" w:cs="Arial"/>
-          <w:b/>
-          <w:bCs/>
-          <w:color w:val="222222"/>
-          <w:kern w:val="0"/>
-          <w:sz w:val="22"/>
-          <w:lang w:eastAsia="hu-HU"/>
-          <w14:ligatures w14:val="none"/>
-        </w:rPr>
-        <w:t>nem szerkeszthetőek</w:t>
-      </w:r>
-      <w:r>
-        <w:rPr>
-          <w:rFonts w:eastAsia="Times New Roman" w:cs="Arial"/>
-          <w:color w:val="222222"/>
-          <w:kern w:val="0"/>
-          <w:sz w:val="22"/>
-          <w:lang w:eastAsia="hu-HU"/>
-          <w14:ligatures w14:val="none"/>
-        </w:rPr>
-        <w:t>. Érdemes tehát feltöltés előtt még egyszer átnézni a megadott adatokat.</w:t>
-      </w:r>
-    </w:p>
-    <w:p>
-      <w:pPr>
-        <w:shd w:val="clear" w:color="auto" w:fill="FFFFFF"/>
-        <w:spacing w:after="0" w:line="240" w:lineRule="auto"/>
-        <w:rPr>
-          <w:rFonts w:eastAsia="Times New Roman" w:cs="Arial"/>
-          <w:color w:val="222222"/>
-          <w:kern w:val="0"/>
-          <w:sz w:val="22"/>
-          <w:lang w:eastAsia="hu-HU"/>
-          <w14:ligatures w14:val="none"/>
-        </w:rPr>
-      </w:pPr>
-      <w:r>
-        <w:rPr>
-          <w:rFonts w:eastAsia="Times New Roman" w:cs="Arial"/>
-          <w:color w:val="222222"/>
-          <w:kern w:val="0"/>
-          <w:sz w:val="22"/>
-          <w:lang w:eastAsia="hu-HU"/>
-          <w14:ligatures w14:val="none"/>
-        </w:rPr>
-        <w:t>Bízunk benne, hogy ez a részletes útmutató segít eligazodni a rendszerben</w:t>
-      </w:r>
-      <w:r>
-        <w:rPr>
-          <w:rFonts w:eastAsia="Times New Roman" w:cs="Arial"/>
-          <w:color w:val="222222"/>
-          <w:kern w:val="0"/>
-          <w:sz w:val="22"/>
-          <w:lang w:eastAsia="hu-HU"/>
-          <w14:ligatures w14:val="none"/>
-        </w:rPr>
-        <w:t>!</w:t>
-      </w:r>
-    </w:p>
-    <w:p>
-      <w:pPr>
-        <w:shd w:val="clear" w:color="auto" w:fill="FFFFFF"/>
-        <w:spacing w:after="0" w:line="240" w:lineRule="auto"/>
-      </w:pPr>
+        <w:t>A</w:t>
+      </w:r>
+      <w:r>
+        <w:t xml:space="preserve">z adatok nem elérhetőek az újabb bejelentkezésig. </w:t>
+      </w:r>
     </w:p>
     <w:p/>
     <w:p/>
+    <w:p/>
     <w:p>
       <w:pPr>
         <w:ind w:firstLine="708"/>
       </w:pPr>
-    </w:p>
-    <w:p>
-      <w:pPr>
-        <w:ind w:firstLine="708"/>
-      </w:pPr>
-    </w:p>
-    <w:p>
-      <w:pPr>
-        <w:pStyle w:val="Cmsor1"/>
-      </w:pPr>
-      <w:bookmarkStart w:id="4" w:name="_Toc231201562"/>
-      <w:r>
-        <w:t>Adatbázis</w:t>
-      </w:r>
-      <w:bookmarkEnd w:id="4"/>
     </w:p>
     <w:p/>
-    <w:p>
-      <w:r>
-        <w:rPr>
-          <w:noProof/>
-        </w:rPr>
-        <w:drawing>
-          <wp:inline distT="0" distB="0" distL="0" distR="0" wp14:anchorId="4A872B0E" wp14:editId="73D0B67A">
-            <wp:extent cx="5753100" cy="2895600"/>
-            <wp:effectExtent l="0" t="0" r="0" b="0"/>
-            <wp:docPr id="2" name="Kép 2"/>
-            <wp:cNvGraphicFramePr>
-              <a:graphicFrameLocks xmlns:a="http://schemas.openxmlformats.org/drawingml/2006/main" noChangeAspect="1"/>
-            </wp:cNvGraphicFramePr>
-            <a:graphic xmlns:a="http://schemas.openxmlformats.org/drawingml/2006/main">
-              <a:graphicData uri="http://schemas.openxmlformats.org/drawingml/2006/picture">
-                <pic:pic xmlns:pic="http://schemas.openxmlformats.org/drawingml/2006/picture">
-                  <pic:nvPicPr>
-                    <pic:cNvPr id="0" name="Picture 1"/>
-                    <pic:cNvPicPr>
-                      <a:picLocks noChangeAspect="1" noChangeArrowheads="1"/>
-                    </pic:cNvPicPr>
-                  </pic:nvPicPr>
-                  <pic:blipFill>
-                    <a:blip r:embed="rId16">
-                      <a:extLst>
-                        <a:ext uri="{28A0092B-C50C-407E-A947-70E740481C1C}">
-                          <a14:useLocalDpi xmlns:a14="http://schemas.microsoft.com/office/drawing/2010/main" val="0"/>
-                        </a:ext>
-                      </a:extLst>
-                    </a:blip>
-                    <a:srcRect/>
-                    <a:stretch>
-                      <a:fillRect/>
-                    </a:stretch>
-                  </pic:blipFill>
-                  <pic:spPr bwMode="auto">
-                    <a:xfrm>
-                      <a:off x="0" y="0"/>
-                      <a:ext cx="5753100" cy="2895600"/>
-                    </a:xfrm>
-                    <a:prstGeom prst="rect">
-                      <a:avLst/>
-                    </a:prstGeom>
-                    <a:noFill/>
-                    <a:ln>
-                      <a:noFill/>
-                    </a:ln>
-                  </pic:spPr>
-                </pic:pic>
-              </a:graphicData>
-            </a:graphic>
-          </wp:inline>
-        </w:drawing>
-      </w:r>
-    </w:p>
-    <w:p>
-      <w:pPr>
-        <w:rPr>
-          <w:sz w:val="22"/>
-        </w:rPr>
-      </w:pPr>
-      <w:r>
-        <w:rPr>
-          <w:rFonts w:cs="Arial"/>
-          <w:color w:val="222222"/>
-          <w:sz w:val="22"/>
-          <w:shd w:val="clear" w:color="auto" w:fill="FFFFFF"/>
-        </w:rPr>
-        <w:t>A rendszer két fő részből áll: az egyikben a felhasználók tárolódnak, a másikban pedig a hirdetések. A kettő között egy virtuális összekötő vonal (kapcsolat) biztosítja, hogy a weboldal mindig tudja, melyik hirdetés kihez tartozik, így csak a felhasználó láthatja és kezelheti a saját ajánlatait.</w:t>
-      </w:r>
-    </w:p>
-    <w:p>
-      <w:pPr>
-        <w:rPr>
-          <w:rFonts w:cs="Arial"/>
-          <w:b/>
-          <w:bCs/>
-          <w:color w:val="222222"/>
-          <w:shd w:val="clear" w:color="auto" w:fill="FFFFFF"/>
-        </w:rPr>
-      </w:pPr>
-      <w:r>
-        <w:rPr>
-          <w:rFonts w:cs="Arial"/>
-          <w:b/>
-          <w:bCs/>
-          <w:color w:val="222222"/>
-          <w:shd w:val="clear" w:color="auto" w:fill="FFFFFF"/>
-        </w:rPr>
-        <w:t>Adatkezelés és rendszerinformációk</w:t>
-      </w:r>
-    </w:p>
-    <w:p>
-      <w:pPr>
-        <w:rPr>
-          <w:rFonts w:cs="Arial"/>
-          <w:color w:val="222222"/>
-          <w:sz w:val="22"/>
-          <w:shd w:val="clear" w:color="auto" w:fill="FFFFFF"/>
-        </w:rPr>
-      </w:pPr>
-      <w:r>
-        <w:rPr>
-          <w:rFonts w:cs="Arial"/>
-          <w:color w:val="222222"/>
-          <w:sz w:val="22"/>
-          <w:shd w:val="clear" w:color="auto" w:fill="FFFFFF"/>
-        </w:rPr>
-        <w:t>A rendszer működését egy központi adatbázis biztosítja, amely biztonságosan tárolja a felhasználói fiókokat és a hozzájuk tartozó hirdetéseket.</w:t>
-      </w:r>
-    </w:p>
-    <w:p>
-      <w:pPr>
-        <w:rPr>
-          <w:rFonts w:cs="Arial"/>
-          <w:color w:val="222222"/>
-          <w:sz w:val="22"/>
-          <w:shd w:val="clear" w:color="auto" w:fill="FFFFFF"/>
-        </w:rPr>
-      </w:pPr>
-    </w:p>
-    <w:p>
-      <w:pPr>
-        <w:rPr>
-          <w:rFonts w:cs="Arial"/>
-          <w:color w:val="222222"/>
-          <w:sz w:val="22"/>
-          <w:shd w:val="clear" w:color="auto" w:fill="FFFFFF"/>
-        </w:rPr>
-      </w:pPr>
-      <w:r>
-        <w:rPr>
-          <w:rFonts w:cs="Arial"/>
-          <w:color w:val="222222"/>
-          <w:sz w:val="22"/>
-          <w:u w:val="single"/>
-          <w:shd w:val="clear" w:color="auto" w:fill="FFFFFF"/>
-        </w:rPr>
-        <w:t>Felhasználói adatok:</w:t>
-      </w:r>
-      <w:r>
-        <w:rPr>
-          <w:rFonts w:cs="Arial"/>
-          <w:color w:val="222222"/>
-          <w:sz w:val="22"/>
-          <w:shd w:val="clear" w:color="auto" w:fill="FFFFFF"/>
-        </w:rPr>
-        <w:t xml:space="preserve"> Amikor Ön regisztrál, a rendszer rögzíti nevét, felhasználónevét, e-mail címét, telefonszámát és születési dátumát. Ezek az adatok elengedhetetlenek a fiókja azonosításához és a hirdetésekkel kapcsolatos kapcsolattartáshoz.</w:t>
-      </w:r>
-    </w:p>
-    <w:p>
-      <w:pPr>
-        <w:rPr>
-          <w:rFonts w:cs="Arial"/>
-          <w:color w:val="222222"/>
-          <w:sz w:val="22"/>
-          <w:shd w:val="clear" w:color="auto" w:fill="FFFFFF"/>
-        </w:rPr>
-      </w:pPr>
-      <w:r>
-        <w:rPr>
-          <w:rFonts w:cs="Arial"/>
-          <w:color w:val="222222"/>
-          <w:sz w:val="22"/>
-          <w:u w:val="single"/>
-          <w:shd w:val="clear" w:color="auto" w:fill="FFFFFF"/>
-        </w:rPr>
-        <w:t xml:space="preserve">Hirdetések adatai: </w:t>
-      </w:r>
-      <w:r>
-        <w:rPr>
-          <w:rFonts w:cs="Arial"/>
-          <w:color w:val="222222"/>
-          <w:sz w:val="22"/>
-          <w:shd w:val="clear" w:color="auto" w:fill="FFFFFF"/>
-        </w:rPr>
-        <w:t>A feladott hirdetésekhez kapcsolódó információk – mint például a hirdetés címe, a termék ára, a részletes leírás és a feltöltött képek – közvetlenül a felhasználói fiókjához kerülnek hozzárendelésre az adatbázisban.</w:t>
-      </w:r>
-    </w:p>
-    <w:p>
-      <w:pPr>
-        <w:rPr>
-          <w:rFonts w:cs="Arial"/>
-          <w:color w:val="222222"/>
-          <w:sz w:val="22"/>
-          <w:shd w:val="clear" w:color="auto" w:fill="FFFFFF"/>
-        </w:rPr>
-      </w:pPr>
-      <w:r>
-        <w:rPr>
-          <w:rFonts w:cs="Arial"/>
-          <w:color w:val="222222"/>
-          <w:sz w:val="22"/>
-          <w:u w:val="single"/>
-          <w:shd w:val="clear" w:color="auto" w:fill="FFFFFF"/>
-        </w:rPr>
-        <w:t xml:space="preserve">Adatbázis-struktúra: </w:t>
-      </w:r>
-      <w:r>
-        <w:rPr>
-          <w:rFonts w:cs="Arial"/>
-          <w:color w:val="222222"/>
-          <w:sz w:val="22"/>
-          <w:shd w:val="clear" w:color="auto" w:fill="FFFFFF"/>
-        </w:rPr>
-        <w:t>A rendszer egy kapcsolati adatbázist használ, amely összeköti a felhasználói profilokat a közzétett hirdetésekkel. Ez biztosítja, hogy minden hirdetés a megfelelő tulajdonoshoz tartozzon, és könnyen visszakereshető legyen a rendszerben.</w:t>
-      </w:r>
-    </w:p>
-    <w:p>
-      <w:pPr>
-        <w:rPr>
-          <w:b/>
-          <w:bCs/>
-          <w:sz w:val="22"/>
-          <w:u w:val="single"/>
-        </w:rPr>
-      </w:pPr>
-    </w:p>
     <w:sectPr>
-      <w:footerReference w:type="default" r:id="rId17"/>
+      <w:footerReference w:type="default" r:id="rId16"/>
       <w:pgSz w:w="11906" w:h="16838"/>
       <w:pgMar w:top="1417" w:right="1417" w:bottom="1417" w:left="1417" w:header="708" w:footer="708" w:gutter="0"/>
       <w:cols w:space="708"/>
@@ -2626,100 +1545,8 @@
       </w:rPr>
     </w:lvl>
   </w:abstractNum>
-  <w:abstractNum w:abstractNumId="1" w15:restartNumberingAfterBreak="0">
-    <w:nsid w:val="6C457312"/>
-    <w:multiLevelType w:val="hybridMultilevel"/>
-    <w:tmpl w:val="1CCAE0E2"/>
-    <w:lvl w:ilvl="0" w:tplc="870C5AFA">
-      <w:start w:val="1"/>
-      <w:numFmt w:val="decimal"/>
-      <w:lvlText w:val="%1."/>
-      <w:lvlJc w:val="left"/>
-      <w:pPr>
-        <w:ind w:left="420" w:hanging="360"/>
-      </w:pPr>
-      <w:rPr>
-        <w:rFonts w:hint="default"/>
-      </w:rPr>
-    </w:lvl>
-    <w:lvl w:ilvl="1" w:tplc="040E0019" w:tentative="1">
-      <w:start w:val="1"/>
-      <w:numFmt w:val="lowerLetter"/>
-      <w:lvlText w:val="%2."/>
-      <w:lvlJc w:val="left"/>
-      <w:pPr>
-        <w:ind w:left="1140" w:hanging="360"/>
-      </w:pPr>
-    </w:lvl>
-    <w:lvl w:ilvl="2" w:tplc="040E001B" w:tentative="1">
-      <w:start w:val="1"/>
-      <w:numFmt w:val="lowerRoman"/>
-      <w:lvlText w:val="%3."/>
-      <w:lvlJc w:val="right"/>
-      <w:pPr>
-        <w:ind w:left="1860" w:hanging="180"/>
-      </w:pPr>
-    </w:lvl>
-    <w:lvl w:ilvl="3" w:tplc="040E000F" w:tentative="1">
-      <w:start w:val="1"/>
-      <w:numFmt w:val="decimal"/>
-      <w:lvlText w:val="%4."/>
-      <w:lvlJc w:val="left"/>
-      <w:pPr>
-        <w:ind w:left="2580" w:hanging="360"/>
-      </w:pPr>
-    </w:lvl>
-    <w:lvl w:ilvl="4" w:tplc="040E0019" w:tentative="1">
-      <w:start w:val="1"/>
-      <w:numFmt w:val="lowerLetter"/>
-      <w:lvlText w:val="%5."/>
-      <w:lvlJc w:val="left"/>
-      <w:pPr>
-        <w:ind w:left="3300" w:hanging="360"/>
-      </w:pPr>
-    </w:lvl>
-    <w:lvl w:ilvl="5" w:tplc="040E001B" w:tentative="1">
-      <w:start w:val="1"/>
-      <w:numFmt w:val="lowerRoman"/>
-      <w:lvlText w:val="%6."/>
-      <w:lvlJc w:val="right"/>
-      <w:pPr>
-        <w:ind w:left="4020" w:hanging="180"/>
-      </w:pPr>
-    </w:lvl>
-    <w:lvl w:ilvl="6" w:tplc="040E000F" w:tentative="1">
-      <w:start w:val="1"/>
-      <w:numFmt w:val="decimal"/>
-      <w:lvlText w:val="%7."/>
-      <w:lvlJc w:val="left"/>
-      <w:pPr>
-        <w:ind w:left="4740" w:hanging="360"/>
-      </w:pPr>
-    </w:lvl>
-    <w:lvl w:ilvl="7" w:tplc="040E0019" w:tentative="1">
-      <w:start w:val="1"/>
-      <w:numFmt w:val="lowerLetter"/>
-      <w:lvlText w:val="%8."/>
-      <w:lvlJc w:val="left"/>
-      <w:pPr>
-        <w:ind w:left="5460" w:hanging="360"/>
-      </w:pPr>
-    </w:lvl>
-    <w:lvl w:ilvl="8" w:tplc="040E001B" w:tentative="1">
-      <w:start w:val="1"/>
-      <w:numFmt w:val="lowerRoman"/>
-      <w:lvlText w:val="%9."/>
-      <w:lvlJc w:val="right"/>
-      <w:pPr>
-        <w:ind w:left="6180" w:hanging="180"/>
-      </w:pPr>
-    </w:lvl>
-  </w:abstractNum>
   <w:num w:numId="1" w16cid:durableId="569460324">
     <w:abstractNumId w:val="0"/>
-  </w:num>
-  <w:num w:numId="2" w16cid:durableId="2126465627">
-    <w:abstractNumId w:val="1"/>
   </w:num>
 </w:numbering>
 </file>
